--- a/docs/chess_coach_backend_spec.docx
+++ b/docs/chess_coach_backend_spec.docx
@@ -187,12 +187,6 @@
         <w:gridCol w:w="5560"/>
       </w:tblGrid>
       <w:tr>
-        <w:tblPrEx>
-          <w:tblCellMar>
-            <w:top w:w="0" w:type="dxa"/>
-            <w:bottom w:w="0" w:type="dxa"/>
-          </w:tblCellMar>
-        </w:tblPrEx>
         <w:tc>
           <w:tcPr>
             <w:tcW w:w="1200" w:type="dxa"/>
@@ -288,12 +282,6 @@
         </w:tc>
       </w:tr>
       <w:tr>
-        <w:tblPrEx>
-          <w:tblCellMar>
-            <w:top w:w="0" w:type="dxa"/>
-            <w:bottom w:w="0" w:type="dxa"/>
-          </w:tblCellMar>
-        </w:tblPrEx>
         <w:tc>
           <w:tcPr>
             <w:tcW w:w="1200" w:type="dxa"/>
@@ -377,36 +365,12 @@
                 <w:sz w:val="17"/>
                 <w:szCs w:val="17"/>
               </w:rPr>
-              <w:t xml:space="preserve">Read raw position data from python-chess + Stockfish. Output </w:t>
-            </w:r>
-            <w:proofErr w:type="spellStart"/>
-            <w:r>
-              <w:rPr>
-                <w:color w:val="555555"/>
-                <w:sz w:val="17"/>
-                <w:szCs w:val="17"/>
-              </w:rPr>
-              <w:t>MetricSignal</w:t>
-            </w:r>
-            <w:proofErr w:type="spellEnd"/>
-            <w:r>
-              <w:rPr>
-                <w:color w:val="555555"/>
-                <w:sz w:val="17"/>
-                <w:szCs w:val="17"/>
-              </w:rPr>
-              <w:t xml:space="preserve"> objects.</w:t>
+              <w:t>Read raw position data from python-chess + Stockfish. Output MetricSignal objects.</w:t>
             </w:r>
           </w:p>
         </w:tc>
       </w:tr>
       <w:tr>
-        <w:tblPrEx>
-          <w:tblCellMar>
-            <w:top w:w="0" w:type="dxa"/>
-            <w:bottom w:w="0" w:type="dxa"/>
-          </w:tblCellMar>
-        </w:tblPrEx>
         <w:tc>
           <w:tcPr>
             <w:tcW w:w="1200" w:type="dxa"/>
@@ -490,36 +454,12 @@
                 <w:sz w:val="17"/>
                 <w:szCs w:val="17"/>
               </w:rPr>
-              <w:t xml:space="preserve">Receive </w:t>
-            </w:r>
-            <w:proofErr w:type="spellStart"/>
-            <w:r>
-              <w:rPr>
-                <w:color w:val="555555"/>
-                <w:sz w:val="17"/>
-                <w:szCs w:val="17"/>
-              </w:rPr>
-              <w:t>MetricSignals</w:t>
-            </w:r>
-            <w:proofErr w:type="spellEnd"/>
-            <w:r>
-              <w:rPr>
-                <w:color w:val="555555"/>
-                <w:sz w:val="17"/>
-                <w:szCs w:val="17"/>
-              </w:rPr>
-              <w:t>, compute 0.0–1.0 confidence scores for each of the four strategies.</w:t>
+              <w:t>Receive MetricSignals, compute 0.0–1.0 confidence scores for each of the four strategies.</w:t>
             </w:r>
           </w:p>
         </w:tc>
       </w:tr>
       <w:tr>
-        <w:tblPrEx>
-          <w:tblCellMar>
-            <w:top w:w="0" w:type="dxa"/>
-            <w:bottom w:w="0" w:type="dxa"/>
-          </w:tblCellMar>
-        </w:tblPrEx>
         <w:tc>
           <w:tcPr>
             <w:tcW w:w="1200" w:type="dxa"/>
@@ -603,36 +543,12 @@
                 <w:sz w:val="17"/>
                 <w:szCs w:val="17"/>
               </w:rPr>
-              <w:t xml:space="preserve">Apply phase filtering, resolve strategy conflicts, and produce a ranked </w:t>
-            </w:r>
-            <w:proofErr w:type="spellStart"/>
-            <w:r>
-              <w:rPr>
-                <w:color w:val="555555"/>
-                <w:sz w:val="17"/>
-                <w:szCs w:val="17"/>
-              </w:rPr>
-              <w:t>StrategyResult</w:t>
-            </w:r>
-            <w:proofErr w:type="spellEnd"/>
-            <w:r>
-              <w:rPr>
-                <w:color w:val="555555"/>
-                <w:sz w:val="17"/>
-                <w:szCs w:val="17"/>
-              </w:rPr>
-              <w:t>.</w:t>
+              <w:t>Apply phase filtering, resolve strategy conflicts, and produce a ranked StrategyResult.</w:t>
             </w:r>
           </w:p>
         </w:tc>
       </w:tr>
       <w:tr>
-        <w:tblPrEx>
-          <w:tblCellMar>
-            <w:top w:w="0" w:type="dxa"/>
-            <w:bottom w:w="0" w:type="dxa"/>
-          </w:tblCellMar>
-        </w:tblPrEx>
         <w:tc>
           <w:tcPr>
             <w:tcW w:w="1200" w:type="dxa"/>
@@ -722,12 +638,6 @@
         </w:tc>
       </w:tr>
       <w:tr>
-        <w:tblPrEx>
-          <w:tblCellMar>
-            <w:top w:w="0" w:type="dxa"/>
-            <w:bottom w:w="0" w:type="dxa"/>
-          </w:tblCellMar>
-        </w:tblPrEx>
         <w:tc>
           <w:tcPr>
             <w:tcW w:w="1200" w:type="dxa"/>
@@ -811,43 +721,7 @@
                 <w:sz w:val="17"/>
                 <w:szCs w:val="17"/>
               </w:rPr>
-              <w:t xml:space="preserve">Query phrase DB. Assemble </w:t>
-            </w:r>
-            <w:proofErr w:type="spellStart"/>
-            <w:r>
-              <w:rPr>
-                <w:color w:val="555555"/>
-                <w:sz w:val="17"/>
-                <w:szCs w:val="17"/>
-              </w:rPr>
-              <w:t>MetricSignals</w:t>
-            </w:r>
-            <w:proofErr w:type="spellEnd"/>
-            <w:r>
-              <w:rPr>
-                <w:color w:val="555555"/>
-                <w:sz w:val="17"/>
-                <w:szCs w:val="17"/>
-              </w:rPr>
-              <w:t xml:space="preserve"> into </w:t>
-            </w:r>
-            <w:proofErr w:type="spellStart"/>
-            <w:r>
-              <w:rPr>
-                <w:color w:val="555555"/>
-                <w:sz w:val="17"/>
-                <w:szCs w:val="17"/>
-              </w:rPr>
-              <w:t>CoachOutput</w:t>
-            </w:r>
-            <w:proofErr w:type="spellEnd"/>
-            <w:r>
-              <w:rPr>
-                <w:color w:val="555555"/>
-                <w:sz w:val="17"/>
-                <w:szCs w:val="17"/>
-              </w:rPr>
-              <w:t xml:space="preserve"> packet. No logic — pure presentation.</w:t>
+              <w:t>Query phrase DB. Assemble MetricSignals into CoachOutput packet. No logic — pure presentation.</w:t>
             </w:r>
           </w:p>
         </w:tc>
@@ -913,27 +787,7 @@
           <w:sz w:val="17"/>
           <w:szCs w:val="17"/>
         </w:rPr>
-        <w:t xml:space="preserve">  </w:t>
-      </w:r>
-      <w:proofErr w:type="spellStart"/>
-      <w:r>
-        <w:rPr>
-          <w:rFonts w:ascii="Courier New" w:eastAsia="Courier New" w:hAnsi="Courier New" w:cs="Courier New"/>
-          <w:color w:val="A8D8A8"/>
-          <w:sz w:val="17"/>
-          <w:szCs w:val="17"/>
-        </w:rPr>
-        <w:t>MetricSignal</w:t>
-      </w:r>
-      <w:proofErr w:type="spellEnd"/>
-      <w:r>
-        <w:rPr>
-          <w:rFonts w:ascii="Courier New" w:eastAsia="Courier New" w:hAnsi="Courier New" w:cs="Courier New"/>
-          <w:color w:val="A8D8A8"/>
-          <w:sz w:val="17"/>
-          <w:szCs w:val="17"/>
-        </w:rPr>
-        <w:t xml:space="preserve"> objects (per metric, per side)</w:t>
+        <w:t xml:space="preserve">  MetricSignal objects (per metric, per side)</w:t>
       </w:r>
     </w:p>
     <w:p>
@@ -965,27 +819,7 @@
           <w:sz w:val="17"/>
           <w:szCs w:val="17"/>
         </w:rPr>
-        <w:t xml:space="preserve">  </w:t>
-      </w:r>
-      <w:proofErr w:type="spellStart"/>
-      <w:r>
-        <w:rPr>
-          <w:rFonts w:ascii="Courier New" w:eastAsia="Courier New" w:hAnsi="Courier New" w:cs="Courier New"/>
-          <w:color w:val="A8D8A8"/>
-          <w:sz w:val="17"/>
-          <w:szCs w:val="17"/>
-        </w:rPr>
-        <w:t>StrategyScore</w:t>
-      </w:r>
-      <w:proofErr w:type="spellEnd"/>
-      <w:r>
-        <w:rPr>
-          <w:rFonts w:ascii="Courier New" w:eastAsia="Courier New" w:hAnsi="Courier New" w:cs="Courier New"/>
-          <w:color w:val="A8D8A8"/>
-          <w:sz w:val="17"/>
-          <w:szCs w:val="17"/>
-        </w:rPr>
-        <w:t xml:space="preserve"> { blitz: 0.84, flank: 0.61, fortress: 0.12, feint: 0.33 }</w:t>
+        <w:t xml:space="preserve">  StrategyScore { blitz: 0.84, flank: 0.61, fortress: 0.12, feint: 0.33 }</w:t>
       </w:r>
     </w:p>
     <w:p>
@@ -1017,27 +851,7 @@
           <w:sz w:val="17"/>
           <w:szCs w:val="17"/>
         </w:rPr>
-        <w:t xml:space="preserve">  </w:t>
-      </w:r>
-      <w:proofErr w:type="spellStart"/>
-      <w:r>
-        <w:rPr>
-          <w:rFonts w:ascii="Courier New" w:eastAsia="Courier New" w:hAnsi="Courier New" w:cs="Courier New"/>
-          <w:color w:val="A8D8A8"/>
-          <w:sz w:val="17"/>
-          <w:szCs w:val="17"/>
-        </w:rPr>
-        <w:t>StrategyResult</w:t>
-      </w:r>
-      <w:proofErr w:type="spellEnd"/>
-      <w:r>
-        <w:rPr>
-          <w:rFonts w:ascii="Courier New" w:eastAsia="Courier New" w:hAnsi="Courier New" w:cs="Courier New"/>
-          <w:color w:val="A8D8A8"/>
-          <w:sz w:val="17"/>
-          <w:szCs w:val="17"/>
-        </w:rPr>
-        <w:t xml:space="preserve"> { primary, secondary, phase, signals[] }</w:t>
+        <w:t xml:space="preserve">  StrategyResult { primary, secondary, phase, signals[] }</w:t>
       </w:r>
     </w:p>
     <w:p>
@@ -1069,47 +883,7 @@
           <w:sz w:val="17"/>
           <w:szCs w:val="17"/>
         </w:rPr>
-        <w:t xml:space="preserve">  </w:t>
-      </w:r>
-      <w:proofErr w:type="spellStart"/>
-      <w:r>
-        <w:rPr>
-          <w:rFonts w:ascii="Courier New" w:eastAsia="Courier New" w:hAnsi="Courier New" w:cs="Courier New"/>
-          <w:color w:val="A8D8A8"/>
-          <w:sz w:val="17"/>
-          <w:szCs w:val="17"/>
-        </w:rPr>
-        <w:t>GMPrecedent</w:t>
-      </w:r>
-      <w:proofErr w:type="spellEnd"/>
-      <w:r>
-        <w:rPr>
-          <w:rFonts w:ascii="Courier New" w:eastAsia="Courier New" w:hAnsi="Courier New" w:cs="Courier New"/>
-          <w:color w:val="A8D8A8"/>
-          <w:sz w:val="17"/>
-          <w:szCs w:val="17"/>
-        </w:rPr>
-        <w:t xml:space="preserve">[] { </w:t>
-      </w:r>
-      <w:proofErr w:type="spellStart"/>
-      <w:r>
-        <w:rPr>
-          <w:rFonts w:ascii="Courier New" w:eastAsia="Courier New" w:hAnsi="Courier New" w:cs="Courier New"/>
-          <w:color w:val="A8D8A8"/>
-          <w:sz w:val="17"/>
-          <w:szCs w:val="17"/>
-        </w:rPr>
-        <w:t>game_id</w:t>
-      </w:r>
-      <w:proofErr w:type="spellEnd"/>
-      <w:r>
-        <w:rPr>
-          <w:rFonts w:ascii="Courier New" w:eastAsia="Courier New" w:hAnsi="Courier New" w:cs="Courier New"/>
-          <w:color w:val="A8D8A8"/>
-          <w:sz w:val="17"/>
-          <w:szCs w:val="17"/>
-        </w:rPr>
-        <w:t>, player, move, annotation }</w:t>
+        <w:t xml:space="preserve">  GMPrecedent[] { game_id, player, move, annotation }</w:t>
       </w:r>
     </w:p>
     <w:p>
@@ -1141,67 +915,7 @@
           <w:sz w:val="17"/>
           <w:szCs w:val="17"/>
         </w:rPr>
-        <w:t xml:space="preserve">  </w:t>
-      </w:r>
-      <w:proofErr w:type="spellStart"/>
-      <w:r>
-        <w:rPr>
-          <w:rFonts w:ascii="Courier New" w:eastAsia="Courier New" w:hAnsi="Courier New" w:cs="Courier New"/>
-          <w:color w:val="A8D8A8"/>
-          <w:sz w:val="17"/>
-          <w:szCs w:val="17"/>
-        </w:rPr>
-        <w:t>CoachOutput</w:t>
-      </w:r>
-      <w:proofErr w:type="spellEnd"/>
-      <w:r>
-        <w:rPr>
-          <w:rFonts w:ascii="Courier New" w:eastAsia="Courier New" w:hAnsi="Courier New" w:cs="Courier New"/>
-          <w:color w:val="A8D8A8"/>
-          <w:sz w:val="17"/>
-          <w:szCs w:val="17"/>
-        </w:rPr>
-        <w:t xml:space="preserve"> { headline, </w:t>
-      </w:r>
-      <w:proofErr w:type="spellStart"/>
-      <w:r>
-        <w:rPr>
-          <w:rFonts w:ascii="Courier New" w:eastAsia="Courier New" w:hAnsi="Courier New" w:cs="Courier New"/>
-          <w:color w:val="A8D8A8"/>
-          <w:sz w:val="17"/>
-          <w:szCs w:val="17"/>
-        </w:rPr>
-        <w:t>plan_sentences</w:t>
-      </w:r>
-      <w:proofErr w:type="spellEnd"/>
-      <w:r>
-        <w:rPr>
-          <w:rFonts w:ascii="Courier New" w:eastAsia="Courier New" w:hAnsi="Courier New" w:cs="Courier New"/>
-          <w:color w:val="A8D8A8"/>
-          <w:sz w:val="17"/>
-          <w:szCs w:val="17"/>
-        </w:rPr>
-        <w:t xml:space="preserve">[], </w:t>
-      </w:r>
-      <w:proofErr w:type="spellStart"/>
-      <w:r>
-        <w:rPr>
-          <w:rFonts w:ascii="Courier New" w:eastAsia="Courier New" w:hAnsi="Courier New" w:cs="Courier New"/>
-          <w:color w:val="A8D8A8"/>
-          <w:sz w:val="17"/>
-          <w:szCs w:val="17"/>
-        </w:rPr>
-        <w:t>tactic_hints</w:t>
-      </w:r>
-      <w:proofErr w:type="spellEnd"/>
-      <w:r>
-        <w:rPr>
-          <w:rFonts w:ascii="Courier New" w:eastAsia="Courier New" w:hAnsi="Courier New" w:cs="Courier New"/>
-          <w:color w:val="A8D8A8"/>
-          <w:sz w:val="17"/>
-          <w:szCs w:val="17"/>
-        </w:rPr>
-        <w:t>[], precedents[] }</w:t>
+        <w:t xml:space="preserve">  CoachOutput { headline, plan_sentences[], tactic_hints[], precedents[] }</w:t>
       </w:r>
     </w:p>
     <w:p>
@@ -1252,15 +966,7 @@
         </w:pBdr>
       </w:pPr>
       <w:r>
-        <w:t xml:space="preserve">3. The </w:t>
-      </w:r>
-      <w:proofErr w:type="spellStart"/>
-      <w:r>
-        <w:t>MetricSignal</w:t>
-      </w:r>
-      <w:proofErr w:type="spellEnd"/>
-      <w:r>
-        <w:t xml:space="preserve"> Object</w:t>
+        <w:t>3. The MetricSignal Object</w:t>
       </w:r>
     </w:p>
     <w:p>
@@ -1272,35 +978,7 @@
           <w:color w:val="1A1A2E"/>
         </w:rPr>
         <w:lastRenderedPageBreak/>
-        <w:t xml:space="preserve">Every extractor </w:t>
-      </w:r>
-      <w:proofErr w:type="gramStart"/>
-      <w:r>
-        <w:rPr>
-          <w:color w:val="1A1A2E"/>
-        </w:rPr>
-        <w:t>outputs</w:t>
-      </w:r>
-      <w:proofErr w:type="gramEnd"/>
-      <w:r>
-        <w:rPr>
-          <w:color w:val="1A1A2E"/>
-        </w:rPr>
-        <w:t xml:space="preserve"> a </w:t>
-      </w:r>
-      <w:proofErr w:type="spellStart"/>
-      <w:r>
-        <w:rPr>
-          <w:color w:val="1A1A2E"/>
-        </w:rPr>
-        <w:t>MetricSignal</w:t>
-      </w:r>
-      <w:proofErr w:type="spellEnd"/>
-      <w:r>
-        <w:rPr>
-          <w:color w:val="1A1A2E"/>
-        </w:rPr>
-        <w:t xml:space="preserve"> — a structured data object, never a raw number. This object carries everything the coach layer needs to construct a sentence: not just the score, but the cause, the key squares, the key pieces, and a fragment of human-readable text. The separation between raw score and language fragment is the core design principle of this system.</w:t>
+        <w:t>Every extractor outputs a MetricSignal — a structured data object, never a raw number. This object carries everything the coach layer needs to construct a sentence: not just the score, but the cause, the key squares, the key pieces, and a fragment of human-readable text. The separation between raw score and language fragment is the core design principle of this system.</w:t>
       </w:r>
     </w:p>
     <w:tbl>
@@ -1326,12 +1004,6 @@
         <w:gridCol w:w="5560"/>
       </w:tblGrid>
       <w:tr>
-        <w:tblPrEx>
-          <w:tblCellMar>
-            <w:top w:w="0" w:type="dxa"/>
-            <w:bottom w:w="0" w:type="dxa"/>
-          </w:tblCellMar>
-        </w:tblPrEx>
         <w:tc>
           <w:tcPr>
             <w:tcW w:w="2400" w:type="dxa"/>
@@ -1427,12 +1099,6 @@
         </w:tc>
       </w:tr>
       <w:tr>
-        <w:tblPrEx>
-          <w:tblCellMar>
-            <w:top w:w="0" w:type="dxa"/>
-            <w:bottom w:w="0" w:type="dxa"/>
-          </w:tblCellMar>
-        </w:tblPrEx>
         <w:tc>
           <w:tcPr>
             <w:tcW w:w="2400" w:type="dxa"/>
@@ -1452,7 +1118,6 @@
             <w:vAlign w:val="center"/>
           </w:tcPr>
           <w:p>
-            <w:proofErr w:type="spellStart"/>
             <w:r>
               <w:rPr>
                 <w:b/>
@@ -1463,7 +1128,6 @@
               </w:rPr>
               <w:t>metric_name</w:t>
             </w:r>
-            <w:proofErr w:type="spellEnd"/>
           </w:p>
         </w:tc>
         <w:tc>
@@ -1520,72 +1184,12 @@
                 <w:sz w:val="17"/>
                 <w:szCs w:val="17"/>
               </w:rPr>
-              <w:t>Identifier e.g. '</w:t>
-            </w:r>
-            <w:proofErr w:type="spellStart"/>
-            <w:r>
-              <w:rPr>
-                <w:color w:val="555555"/>
-                <w:sz w:val="17"/>
-                <w:szCs w:val="17"/>
-              </w:rPr>
-              <w:t>king_exposure</w:t>
-            </w:r>
-            <w:proofErr w:type="spellEnd"/>
-            <w:r>
-              <w:rPr>
-                <w:color w:val="555555"/>
-                <w:sz w:val="17"/>
-                <w:szCs w:val="17"/>
-              </w:rPr>
-              <w:t>', '</w:t>
-            </w:r>
-            <w:proofErr w:type="spellStart"/>
-            <w:r>
-              <w:rPr>
-                <w:color w:val="555555"/>
-                <w:sz w:val="17"/>
-                <w:szCs w:val="17"/>
-              </w:rPr>
-              <w:t>space_delta</w:t>
-            </w:r>
-            <w:proofErr w:type="spellEnd"/>
-            <w:r>
-              <w:rPr>
-                <w:color w:val="555555"/>
-                <w:sz w:val="17"/>
-                <w:szCs w:val="17"/>
-              </w:rPr>
-              <w:t>', '</w:t>
-            </w:r>
-            <w:proofErr w:type="spellStart"/>
-            <w:r>
-              <w:rPr>
-                <w:color w:val="555555"/>
-                <w:sz w:val="17"/>
-                <w:szCs w:val="17"/>
-              </w:rPr>
-              <w:t>piece_mobility_ratio</w:t>
-            </w:r>
-            <w:proofErr w:type="spellEnd"/>
-            <w:r>
-              <w:rPr>
-                <w:color w:val="555555"/>
-                <w:sz w:val="17"/>
-                <w:szCs w:val="17"/>
-              </w:rPr>
-              <w:t>'</w:t>
+              <w:t>Identifier e.g. 'king_exposure', 'space_delta', 'piece_mobility_ratio'</w:t>
             </w:r>
           </w:p>
         </w:tc>
       </w:tr>
       <w:tr>
-        <w:tblPrEx>
-          <w:tblCellMar>
-            <w:top w:w="0" w:type="dxa"/>
-            <w:bottom w:w="0" w:type="dxa"/>
-          </w:tblCellMar>
-        </w:tblPrEx>
         <w:tc>
           <w:tcPr>
             <w:tcW w:w="2400" w:type="dxa"/>
@@ -1677,12 +1281,6 @@
         </w:tc>
       </w:tr>
       <w:tr>
-        <w:tblPrEx>
-          <w:tblCellMar>
-            <w:top w:w="0" w:type="dxa"/>
-            <w:bottom w:w="0" w:type="dxa"/>
-          </w:tblCellMar>
-        </w:tblPrEx>
         <w:tc>
           <w:tcPr>
             <w:tcW w:w="2400" w:type="dxa"/>
@@ -1774,12 +1372,6 @@
         </w:tc>
       </w:tr>
       <w:tr>
-        <w:tblPrEx>
-          <w:tblCellMar>
-            <w:top w:w="0" w:type="dxa"/>
-            <w:bottom w:w="0" w:type="dxa"/>
-          </w:tblCellMar>
-        </w:tblPrEx>
         <w:tc>
           <w:tcPr>
             <w:tcW w:w="2400" w:type="dxa"/>
@@ -1865,72 +1457,12 @@
                 <w:sz w:val="17"/>
                 <w:szCs w:val="17"/>
               </w:rPr>
-              <w:t>Machine-readable cause tag e.g. '</w:t>
-            </w:r>
-            <w:proofErr w:type="spellStart"/>
-            <w:r>
-              <w:rPr>
-                <w:color w:val="555555"/>
-                <w:sz w:val="17"/>
-                <w:szCs w:val="17"/>
-              </w:rPr>
-              <w:t>missing_pawn_shield</w:t>
-            </w:r>
-            <w:proofErr w:type="spellEnd"/>
-            <w:r>
-              <w:rPr>
-                <w:color w:val="555555"/>
-                <w:sz w:val="17"/>
-                <w:szCs w:val="17"/>
-              </w:rPr>
-              <w:t>', '</w:t>
-            </w:r>
-            <w:proofErr w:type="spellStart"/>
-            <w:r>
-              <w:rPr>
-                <w:color w:val="555555"/>
-                <w:sz w:val="17"/>
-                <w:szCs w:val="17"/>
-              </w:rPr>
-              <w:t>bad_bishop</w:t>
-            </w:r>
-            <w:proofErr w:type="spellEnd"/>
-            <w:r>
-              <w:rPr>
-                <w:color w:val="555555"/>
-                <w:sz w:val="17"/>
-                <w:szCs w:val="17"/>
-              </w:rPr>
-              <w:t>', '</w:t>
-            </w:r>
-            <w:proofErr w:type="spellStart"/>
-            <w:r>
-              <w:rPr>
-                <w:color w:val="555555"/>
-                <w:sz w:val="17"/>
-                <w:szCs w:val="17"/>
-              </w:rPr>
-              <w:t>overextended_pawn</w:t>
-            </w:r>
-            <w:proofErr w:type="spellEnd"/>
-            <w:r>
-              <w:rPr>
-                <w:color w:val="555555"/>
-                <w:sz w:val="17"/>
-                <w:szCs w:val="17"/>
-              </w:rPr>
-              <w:t>'</w:t>
+              <w:t>Machine-readable cause tag e.g. 'missing_pawn_shield', 'bad_bishop', 'overextended_pawn'</w:t>
             </w:r>
           </w:p>
         </w:tc>
       </w:tr>
       <w:tr>
-        <w:tblPrEx>
-          <w:tblCellMar>
-            <w:top w:w="0" w:type="dxa"/>
-            <w:bottom w:w="0" w:type="dxa"/>
-          </w:tblCellMar>
-        </w:tblPrEx>
         <w:tc>
           <w:tcPr>
             <w:tcW w:w="2400" w:type="dxa"/>
@@ -1950,7 +1482,6 @@
             <w:vAlign w:val="center"/>
           </w:tcPr>
           <w:p>
-            <w:proofErr w:type="spellStart"/>
             <w:r>
               <w:rPr>
                 <w:b/>
@@ -1961,7 +1492,6 @@
               </w:rPr>
               <w:t>key_squares</w:t>
             </w:r>
-            <w:proofErr w:type="spellEnd"/>
           </w:p>
         </w:tc>
         <w:tc>
@@ -2024,12 +1554,6 @@
         </w:tc>
       </w:tr>
       <w:tr>
-        <w:tblPrEx>
-          <w:tblCellMar>
-            <w:top w:w="0" w:type="dxa"/>
-            <w:bottom w:w="0" w:type="dxa"/>
-          </w:tblCellMar>
-        </w:tblPrEx>
         <w:tc>
           <w:tcPr>
             <w:tcW w:w="2400" w:type="dxa"/>
@@ -2049,7 +1573,6 @@
             <w:vAlign w:val="center"/>
           </w:tcPr>
           <w:p>
-            <w:proofErr w:type="spellStart"/>
             <w:r>
               <w:rPr>
                 <w:b/>
@@ -2060,7 +1583,6 @@
               </w:rPr>
               <w:t>key_pieces</w:t>
             </w:r>
-            <w:proofErr w:type="spellEnd"/>
           </w:p>
         </w:tc>
         <w:tc>
@@ -2123,12 +1645,6 @@
         </w:tc>
       </w:tr>
       <w:tr>
-        <w:tblPrEx>
-          <w:tblCellMar>
-            <w:top w:w="0" w:type="dxa"/>
-            <w:bottom w:w="0" w:type="dxa"/>
-          </w:tblCellMar>
-        </w:tblPrEx>
         <w:tc>
           <w:tcPr>
             <w:tcW w:w="2400" w:type="dxa"/>
@@ -2220,12 +1736,6 @@
         </w:tc>
       </w:tr>
       <w:tr>
-        <w:tblPrEx>
-          <w:tblCellMar>
-            <w:top w:w="0" w:type="dxa"/>
-            <w:bottom w:w="0" w:type="dxa"/>
-          </w:tblCellMar>
-        </w:tblPrEx>
         <w:tc>
           <w:tcPr>
             <w:tcW w:w="2400" w:type="dxa"/>
@@ -2317,12 +1827,6 @@
         </w:tc>
       </w:tr>
       <w:tr>
-        <w:tblPrEx>
-          <w:tblCellMar>
-            <w:top w:w="0" w:type="dxa"/>
-            <w:bottom w:w="0" w:type="dxa"/>
-          </w:tblCellMar>
-        </w:tblPrEx>
         <w:tc>
           <w:tcPr>
             <w:tcW w:w="2400" w:type="dxa"/>
@@ -2342,7 +1846,6 @@
             <w:vAlign w:val="center"/>
           </w:tcPr>
           <w:p>
-            <w:proofErr w:type="spellStart"/>
             <w:r>
               <w:rPr>
                 <w:b/>
@@ -2353,7 +1856,6 @@
               </w:rPr>
               <w:t>action_hint</w:t>
             </w:r>
-            <w:proofErr w:type="spellEnd"/>
           </w:p>
         </w:tc>
         <w:tc>
@@ -2416,12 +1918,6 @@
         </w:tc>
       </w:tr>
       <w:tr>
-        <w:tblPrEx>
-          <w:tblCellMar>
-            <w:top w:w="0" w:type="dxa"/>
-            <w:bottom w:w="0" w:type="dxa"/>
-          </w:tblCellMar>
-        </w:tblPrEx>
         <w:tc>
           <w:tcPr>
             <w:tcW w:w="2400" w:type="dxa"/>
@@ -2540,21 +2036,7 @@
         <w:rPr>
           <w:color w:val="1A1A2E"/>
         </w:rPr>
-        <w:t xml:space="preserve">Each strategy has its own scorer that consumes </w:t>
-      </w:r>
-      <w:proofErr w:type="spellStart"/>
-      <w:r>
-        <w:rPr>
-          <w:color w:val="1A1A2E"/>
-        </w:rPr>
-        <w:t>MetricSignal</w:t>
-      </w:r>
-      <w:proofErr w:type="spellEnd"/>
-      <w:r>
-        <w:rPr>
-          <w:color w:val="1A1A2E"/>
-        </w:rPr>
-        <w:t xml:space="preserve"> objects and returns a confidence score 0.0–1.0. A strategy fires for coaching output when it crosses a threshold of 0.65. Strategies compete through the conflict resolver in Section 6.</w:t>
+        <w:t>Each strategy has its own scorer that consumes MetricSignal objects and returns a confidence score 0.0–1.0. A strategy fires for coaching output when it crosses a threshold of 0.65. Strategies compete through the conflict resolver in Section 6.</w:t>
       </w:r>
     </w:p>
     <w:p>
@@ -2570,29 +2052,7 @@
           <w:sz w:val="24"/>
           <w:szCs w:val="24"/>
         </w:rPr>
-        <w:t xml:space="preserve">  STRATEGY 1 — BLITZ  (Tal / </w:t>
-      </w:r>
-      <w:proofErr w:type="spellStart"/>
-      <w:r>
-        <w:rPr>
-          <w:b/>
-          <w:bCs/>
-          <w:color w:val="FFFFFF"/>
-          <w:sz w:val="24"/>
-          <w:szCs w:val="24"/>
-        </w:rPr>
-        <w:t>Nezhmetdinov</w:t>
-      </w:r>
-      <w:proofErr w:type="spellEnd"/>
-      <w:r>
-        <w:rPr>
-          <w:b/>
-          <w:bCs/>
-          <w:color w:val="FFFFFF"/>
-          <w:sz w:val="24"/>
-          <w:szCs w:val="24"/>
-        </w:rPr>
-        <w:t xml:space="preserve">)  </w:t>
+        <w:t xml:space="preserve">  STRATEGY 1 — BLITZ  (Tal / Nezhmetdinov)  </w:t>
       </w:r>
     </w:p>
     <w:p>
@@ -2642,12 +2102,6 @@
         <w:gridCol w:w="3350"/>
       </w:tblGrid>
       <w:tr>
-        <w:tblPrEx>
-          <w:tblCellMar>
-            <w:top w:w="0" w:type="dxa"/>
-            <w:bottom w:w="0" w:type="dxa"/>
-          </w:tblCellMar>
-        </w:tblPrEx>
         <w:tc>
           <w:tcPr>
             <w:tcW w:w="2200" w:type="dxa"/>
@@ -2743,12 +2197,6 @@
         </w:tc>
       </w:tr>
       <w:tr>
-        <w:tblPrEx>
-          <w:tblCellMar>
-            <w:top w:w="0" w:type="dxa"/>
-            <w:bottom w:w="0" w:type="dxa"/>
-          </w:tblCellMar>
-        </w:tblPrEx>
         <w:tc>
           <w:tcPr>
             <w:tcW w:w="2200" w:type="dxa"/>
@@ -2768,7 +2216,6 @@
             <w:vAlign w:val="center"/>
           </w:tcPr>
           <w:p>
-            <w:proofErr w:type="spellStart"/>
             <w:r>
               <w:rPr>
                 <w:b/>
@@ -2779,7 +2226,6 @@
               </w:rPr>
               <w:t>king_exposure</w:t>
             </w:r>
-            <w:proofErr w:type="spellEnd"/>
           </w:p>
         </w:tc>
         <w:tc>
@@ -2842,12 +2288,6 @@
         </w:tc>
       </w:tr>
       <w:tr>
-        <w:tblPrEx>
-          <w:tblCellMar>
-            <w:top w:w="0" w:type="dxa"/>
-            <w:bottom w:w="0" w:type="dxa"/>
-          </w:tblCellMar>
-        </w:tblPrEx>
         <w:tc>
           <w:tcPr>
             <w:tcW w:w="2200" w:type="dxa"/>
@@ -2867,7 +2307,6 @@
             <w:vAlign w:val="center"/>
           </w:tcPr>
           <w:p>
-            <w:proofErr w:type="spellStart"/>
             <w:r>
               <w:rPr>
                 <w:b/>
@@ -2878,7 +2317,6 @@
               </w:rPr>
               <w:t>piece_convergence</w:t>
             </w:r>
-            <w:proofErr w:type="spellEnd"/>
           </w:p>
         </w:tc>
         <w:tc>
@@ -2935,36 +2373,12 @@
                 <w:sz w:val="17"/>
                 <w:szCs w:val="17"/>
               </w:rPr>
-              <w:t xml:space="preserve">High convergence + high </w:t>
-            </w:r>
-            <w:proofErr w:type="spellStart"/>
-            <w:r>
-              <w:rPr>
-                <w:color w:val="555555"/>
-                <w:sz w:val="17"/>
-                <w:szCs w:val="17"/>
-              </w:rPr>
-              <w:t>king_exposure</w:t>
-            </w:r>
-            <w:proofErr w:type="spellEnd"/>
-            <w:r>
-              <w:rPr>
-                <w:color w:val="555555"/>
-                <w:sz w:val="17"/>
-                <w:szCs w:val="17"/>
-              </w:rPr>
-              <w:t xml:space="preserve"> = strong blitz signal.</w:t>
+              <w:t>High convergence + high king_exposure = strong blitz signal.</w:t>
             </w:r>
           </w:p>
         </w:tc>
       </w:tr>
       <w:tr>
-        <w:tblPrEx>
-          <w:tblCellMar>
-            <w:top w:w="0" w:type="dxa"/>
-            <w:bottom w:w="0" w:type="dxa"/>
-          </w:tblCellMar>
-        </w:tblPrEx>
         <w:tc>
           <w:tcPr>
             <w:tcW w:w="2200" w:type="dxa"/>
@@ -2984,7 +2398,6 @@
             <w:vAlign w:val="center"/>
           </w:tcPr>
           <w:p>
-            <w:proofErr w:type="spellStart"/>
             <w:r>
               <w:rPr>
                 <w:b/>
@@ -2995,7 +2408,6 @@
               </w:rPr>
               <w:t>sacrifice_delta</w:t>
             </w:r>
-            <w:proofErr w:type="spellEnd"/>
           </w:p>
         </w:tc>
         <w:tc>
@@ -3052,36 +2464,12 @@
                 <w:sz w:val="17"/>
                 <w:szCs w:val="17"/>
               </w:rPr>
-              <w:t xml:space="preserve">Positive </w:t>
-            </w:r>
-            <w:proofErr w:type="spellStart"/>
-            <w:r>
-              <w:rPr>
-                <w:color w:val="555555"/>
-                <w:sz w:val="17"/>
-                <w:szCs w:val="17"/>
-              </w:rPr>
-              <w:t>sacrifice_delta</w:t>
-            </w:r>
-            <w:proofErr w:type="spellEnd"/>
-            <w:r>
-              <w:rPr>
-                <w:color w:val="555555"/>
-                <w:sz w:val="17"/>
-                <w:szCs w:val="17"/>
-              </w:rPr>
-              <w:t xml:space="preserve"> = material down but position equal or better. Classic Tal fingerprint.</w:t>
+              <w:t>Positive sacrifice_delta = material down but position equal or better. Classic Tal fingerprint.</w:t>
             </w:r>
           </w:p>
         </w:tc>
       </w:tr>
       <w:tr>
-        <w:tblPrEx>
-          <w:tblCellMar>
-            <w:top w:w="0" w:type="dxa"/>
-            <w:bottom w:w="0" w:type="dxa"/>
-          </w:tblCellMar>
-        </w:tblPrEx>
         <w:tc>
           <w:tcPr>
             <w:tcW w:w="2200" w:type="dxa"/>
@@ -3101,7 +2489,6 @@
             <w:vAlign w:val="center"/>
           </w:tcPr>
           <w:p>
-            <w:proofErr w:type="spellStart"/>
             <w:r>
               <w:rPr>
                 <w:b/>
@@ -3112,7 +2499,6 @@
               </w:rPr>
               <w:t>attack_tempo</w:t>
             </w:r>
-            <w:proofErr w:type="spellEnd"/>
           </w:p>
         </w:tc>
         <w:tc>
@@ -3175,12 +2561,6 @@
         </w:tc>
       </w:tr>
       <w:tr>
-        <w:tblPrEx>
-          <w:tblCellMar>
-            <w:top w:w="0" w:type="dxa"/>
-            <w:bottom w:w="0" w:type="dxa"/>
-          </w:tblCellMar>
-        </w:tblPrEx>
         <w:tc>
           <w:tcPr>
             <w:tcW w:w="2200" w:type="dxa"/>
@@ -3200,7 +2580,6 @@
             <w:vAlign w:val="center"/>
           </w:tcPr>
           <w:p>
-            <w:proofErr w:type="spellStart"/>
             <w:r>
               <w:rPr>
                 <w:b/>
@@ -3211,7 +2590,6 @@
               </w:rPr>
               <w:t>defensive_commitment</w:t>
             </w:r>
-            <w:proofErr w:type="spellEnd"/>
           </w:p>
         </w:tc>
         <w:tc>
@@ -3268,36 +2646,12 @@
                 <w:sz w:val="17"/>
                 <w:szCs w:val="17"/>
               </w:rPr>
-              <w:t xml:space="preserve">High </w:t>
-            </w:r>
-            <w:proofErr w:type="spellStart"/>
-            <w:r>
-              <w:rPr>
-                <w:color w:val="555555"/>
-                <w:sz w:val="17"/>
-                <w:szCs w:val="17"/>
-              </w:rPr>
-              <w:t>defensive_commitment</w:t>
-            </w:r>
-            <w:proofErr w:type="spellEnd"/>
-            <w:r>
-              <w:rPr>
-                <w:color w:val="555555"/>
-                <w:sz w:val="17"/>
-                <w:szCs w:val="17"/>
-              </w:rPr>
-              <w:t xml:space="preserve"> = opponent cannot generate counterplay. Blitz window open.</w:t>
+              <w:t>High defensive_commitment = opponent cannot generate counterplay. Blitz window open.</w:t>
             </w:r>
           </w:p>
         </w:tc>
       </w:tr>
       <w:tr>
-        <w:tblPrEx>
-          <w:tblCellMar>
-            <w:top w:w="0" w:type="dxa"/>
-            <w:bottom w:w="0" w:type="dxa"/>
-          </w:tblCellMar>
-        </w:tblPrEx>
         <w:tc>
           <w:tcPr>
             <w:tcW w:w="2200" w:type="dxa"/>
@@ -3317,7 +2671,6 @@
             <w:vAlign w:val="center"/>
           </w:tcPr>
           <w:p>
-            <w:proofErr w:type="spellStart"/>
             <w:r>
               <w:rPr>
                 <w:b/>
@@ -3329,7 +2682,6 @@
               <w:lastRenderedPageBreak/>
               <w:t>pawn_break_availability</w:t>
             </w:r>
-            <w:proofErr w:type="spellEnd"/>
           </w:p>
         </w:tc>
         <w:tc>
@@ -3455,12 +2807,6 @@
         <w:gridCol w:w="3360"/>
       </w:tblGrid>
       <w:tr>
-        <w:tblPrEx>
-          <w:tblCellMar>
-            <w:top w:w="0" w:type="dxa"/>
-            <w:bottom w:w="0" w:type="dxa"/>
-          </w:tblCellMar>
-        </w:tblPrEx>
         <w:tc>
           <w:tcPr>
             <w:tcW w:w="2200" w:type="dxa"/>
@@ -3556,12 +2902,6 @@
         </w:tc>
       </w:tr>
       <w:tr>
-        <w:tblPrEx>
-          <w:tblCellMar>
-            <w:top w:w="0" w:type="dxa"/>
-            <w:bottom w:w="0" w:type="dxa"/>
-          </w:tblCellMar>
-        </w:tblPrEx>
         <w:tc>
           <w:tcPr>
             <w:tcW w:w="2200" w:type="dxa"/>
@@ -3581,7 +2921,6 @@
             <w:vAlign w:val="center"/>
           </w:tcPr>
           <w:p>
-            <w:proofErr w:type="spellStart"/>
             <w:r>
               <w:rPr>
                 <w:b/>
@@ -3592,7 +2931,6 @@
               </w:rPr>
               <w:t>space_delta_per_flank</w:t>
             </w:r>
-            <w:proofErr w:type="spellEnd"/>
           </w:p>
         </w:tc>
         <w:tc>
@@ -3655,12 +2993,6 @@
         </w:tc>
       </w:tr>
       <w:tr>
-        <w:tblPrEx>
-          <w:tblCellMar>
-            <w:top w:w="0" w:type="dxa"/>
-            <w:bottom w:w="0" w:type="dxa"/>
-          </w:tblCellMar>
-        </w:tblPrEx>
         <w:tc>
           <w:tcPr>
             <w:tcW w:w="2200" w:type="dxa"/>
@@ -3680,7 +3012,6 @@
             <w:vAlign w:val="center"/>
           </w:tcPr>
           <w:p>
-            <w:proofErr w:type="spellStart"/>
             <w:r>
               <w:rPr>
                 <w:b/>
@@ -3691,7 +3022,6 @@
               </w:rPr>
               <w:t>piece_mobility_ratio</w:t>
             </w:r>
-            <w:proofErr w:type="spellEnd"/>
           </w:p>
         </w:tc>
         <w:tc>
@@ -3754,12 +3084,6 @@
         </w:tc>
       </w:tr>
       <w:tr>
-        <w:tblPrEx>
-          <w:tblCellMar>
-            <w:top w:w="0" w:type="dxa"/>
-            <w:bottom w:w="0" w:type="dxa"/>
-          </w:tblCellMar>
-        </w:tblPrEx>
         <w:tc>
           <w:tcPr>
             <w:tcW w:w="2200" w:type="dxa"/>
@@ -3779,7 +3103,6 @@
             <w:vAlign w:val="center"/>
           </w:tcPr>
           <w:p>
-            <w:proofErr w:type="spellStart"/>
             <w:r>
               <w:rPr>
                 <w:b/>
@@ -3790,7 +3113,6 @@
               </w:rPr>
               <w:t>outpost_occupation</w:t>
             </w:r>
-            <w:proofErr w:type="spellEnd"/>
           </w:p>
         </w:tc>
         <w:tc>
@@ -3853,12 +3175,6 @@
         </w:tc>
       </w:tr>
       <w:tr>
-        <w:tblPrEx>
-          <w:tblCellMar>
-            <w:top w:w="0" w:type="dxa"/>
-            <w:bottom w:w="0" w:type="dxa"/>
-          </w:tblCellMar>
-        </w:tblPrEx>
         <w:tc>
           <w:tcPr>
             <w:tcW w:w="2200" w:type="dxa"/>
@@ -3878,7 +3194,6 @@
             <w:vAlign w:val="center"/>
           </w:tcPr>
           <w:p>
-            <w:proofErr w:type="spellStart"/>
             <w:r>
               <w:rPr>
                 <w:b/>
@@ -3889,7 +3204,6 @@
               </w:rPr>
               <w:t>pawn_chain_stability</w:t>
             </w:r>
-            <w:proofErr w:type="spellEnd"/>
           </w:p>
         </w:tc>
         <w:tc>
@@ -3952,12 +3266,6 @@
         </w:tc>
       </w:tr>
       <w:tr>
-        <w:tblPrEx>
-          <w:tblCellMar>
-            <w:top w:w="0" w:type="dxa"/>
-            <w:bottom w:w="0" w:type="dxa"/>
-          </w:tblCellMar>
-        </w:tblPrEx>
         <w:tc>
           <w:tcPr>
             <w:tcW w:w="2200" w:type="dxa"/>
@@ -3977,7 +3285,6 @@
             <w:vAlign w:val="center"/>
           </w:tcPr>
           <w:p>
-            <w:proofErr w:type="spellStart"/>
             <w:r>
               <w:rPr>
                 <w:b/>
@@ -3988,7 +3295,6 @@
               </w:rPr>
               <w:t>bad_piece_count</w:t>
             </w:r>
-            <w:proofErr w:type="spellEnd"/>
           </w:p>
         </w:tc>
         <w:tc>
@@ -4051,12 +3357,6 @@
         </w:tc>
       </w:tr>
       <w:tr>
-        <w:tblPrEx>
-          <w:tblCellMar>
-            <w:top w:w="0" w:type="dxa"/>
-            <w:bottom w:w="0" w:type="dxa"/>
-          </w:tblCellMar>
-        </w:tblPrEx>
         <w:tc>
           <w:tcPr>
             <w:tcW w:w="2200" w:type="dxa"/>
@@ -4076,7 +3376,6 @@
             <w:vAlign w:val="center"/>
           </w:tcPr>
           <w:p>
-            <w:proofErr w:type="spellStart"/>
             <w:r>
               <w:rPr>
                 <w:b/>
@@ -4087,7 +3386,6 @@
               </w:rPr>
               <w:t>option_reduction</w:t>
             </w:r>
-            <w:proofErr w:type="spellEnd"/>
           </w:p>
         </w:tc>
         <w:tc>
@@ -4176,7 +3474,23 @@
           <w:iCs/>
           <w:color w:val="1A1A2E"/>
         </w:rPr>
-        <w:t>Philosophy: You are objectively worse. Accept it. Lock the position down, find the wall, eliminate all pawn breaks, neutralize the opponent's winning plan, and wait for overextension or a miracle. This is survival chess at its highest form.</w:t>
+        <w:t>Philosophy: You are objectively worse</w:t>
+      </w:r>
+      <w:r>
+        <w:rPr>
+          <w:i/>
+          <w:iCs/>
+          <w:color w:val="1A1A2E"/>
+        </w:rPr>
+        <w:t xml:space="preserve"> or even at best</w:t>
+      </w:r>
+      <w:r>
+        <w:rPr>
+          <w:i/>
+          <w:iCs/>
+          <w:color w:val="1A1A2E"/>
+        </w:rPr>
+        <w:t>. Accept it. Lock the position down, find the wall, eliminate all pawn breaks, neutralize the opponent's winning plan, and wait for overextension or a miracle. This is survival chess at its highest form.</w:t>
       </w:r>
     </w:p>
     <w:p>
@@ -4213,12 +3527,6 @@
         <w:gridCol w:w="3360"/>
       </w:tblGrid>
       <w:tr>
-        <w:tblPrEx>
-          <w:tblCellMar>
-            <w:top w:w="0" w:type="dxa"/>
-            <w:bottom w:w="0" w:type="dxa"/>
-          </w:tblCellMar>
-        </w:tblPrEx>
         <w:tc>
           <w:tcPr>
             <w:tcW w:w="2200" w:type="dxa"/>
@@ -4314,12 +3622,6 @@
         </w:tc>
       </w:tr>
       <w:tr>
-        <w:tblPrEx>
-          <w:tblCellMar>
-            <w:top w:w="0" w:type="dxa"/>
-            <w:bottom w:w="0" w:type="dxa"/>
-          </w:tblCellMar>
-        </w:tblPrEx>
         <w:tc>
           <w:tcPr>
             <w:tcW w:w="2200" w:type="dxa"/>
@@ -4339,7 +3641,6 @@
             <w:vAlign w:val="center"/>
           </w:tcPr>
           <w:p>
-            <w:proofErr w:type="spellStart"/>
             <w:r>
               <w:rPr>
                 <w:b/>
@@ -4350,7 +3651,6 @@
               </w:rPr>
               <w:t>eval_deficit</w:t>
             </w:r>
-            <w:proofErr w:type="spellEnd"/>
           </w:p>
         </w:tc>
         <w:tc>
@@ -4413,12 +3713,6 @@
         </w:tc>
       </w:tr>
       <w:tr>
-        <w:tblPrEx>
-          <w:tblCellMar>
-            <w:top w:w="0" w:type="dxa"/>
-            <w:bottom w:w="0" w:type="dxa"/>
-          </w:tblCellMar>
-        </w:tblPrEx>
         <w:tc>
           <w:tcPr>
             <w:tcW w:w="2200" w:type="dxa"/>
@@ -4438,7 +3732,6 @@
             <w:vAlign w:val="center"/>
           </w:tcPr>
           <w:p>
-            <w:proofErr w:type="spellStart"/>
             <w:r>
               <w:rPr>
                 <w:b/>
@@ -4449,7 +3742,6 @@
               </w:rPr>
               <w:t>pawn_fixedness</w:t>
             </w:r>
-            <w:proofErr w:type="spellEnd"/>
           </w:p>
         </w:tc>
         <w:tc>
@@ -4477,25 +3769,7 @@
                 <w:sz w:val="17"/>
                 <w:szCs w:val="17"/>
               </w:rPr>
-              <w:t xml:space="preserve">How locked is the pawn structure on both sides? Measured by the number of </w:t>
-            </w:r>
-            <w:proofErr w:type="gramStart"/>
-            <w:r>
-              <w:rPr>
-                <w:color w:val="1A1A2E"/>
-                <w:sz w:val="17"/>
-                <w:szCs w:val="17"/>
-              </w:rPr>
-              <w:t>pawn</w:t>
-            </w:r>
-            <w:proofErr w:type="gramEnd"/>
-            <w:r>
-              <w:rPr>
-                <w:color w:val="1A1A2E"/>
-                <w:sz w:val="17"/>
-                <w:szCs w:val="17"/>
-              </w:rPr>
-              <w:t xml:space="preserve"> moves available.</w:t>
+              <w:t>How locked is the pawn structure on both sides? Measured by the number of pawn moves available.</w:t>
             </w:r>
           </w:p>
         </w:tc>
@@ -4530,12 +3804,6 @@
         </w:tc>
       </w:tr>
       <w:tr>
-        <w:tblPrEx>
-          <w:tblCellMar>
-            <w:top w:w="0" w:type="dxa"/>
-            <w:bottom w:w="0" w:type="dxa"/>
-          </w:tblCellMar>
-        </w:tblPrEx>
         <w:tc>
           <w:tcPr>
             <w:tcW w:w="2200" w:type="dxa"/>
@@ -4555,7 +3823,6 @@
             <w:vAlign w:val="center"/>
           </w:tcPr>
           <w:p>
-            <w:proofErr w:type="spellStart"/>
             <w:r>
               <w:rPr>
                 <w:b/>
@@ -4566,7 +3833,6 @@
               </w:rPr>
               <w:t>breakthrough_potential</w:t>
             </w:r>
-            <w:proofErr w:type="spellEnd"/>
           </w:p>
         </w:tc>
         <w:tc>
@@ -4594,25 +3860,7 @@
                 <w:sz w:val="17"/>
                 <w:szCs w:val="17"/>
               </w:rPr>
-              <w:t xml:space="preserve">Can the opponent find a pawn break that opens lines? Evaluates f5, e5, d5, c5 </w:t>
-            </w:r>
-            <w:proofErr w:type="spellStart"/>
-            <w:r>
-              <w:rPr>
-                <w:color w:val="1A1A2E"/>
-                <w:sz w:val="17"/>
-                <w:szCs w:val="17"/>
-              </w:rPr>
-              <w:t>etc</w:t>
-            </w:r>
-            <w:proofErr w:type="spellEnd"/>
-            <w:r>
-              <w:rPr>
-                <w:color w:val="1A1A2E"/>
-                <w:sz w:val="17"/>
-                <w:szCs w:val="17"/>
-              </w:rPr>
-              <w:t xml:space="preserve"> for opponent.</w:t>
+              <w:t>Can the opponent find a pawn break that opens lines? Evaluates f5, e5, d5, c5 etc for opponent.</w:t>
             </w:r>
           </w:p>
         </w:tc>
@@ -4647,12 +3895,6 @@
         </w:tc>
       </w:tr>
       <w:tr>
-        <w:tblPrEx>
-          <w:tblCellMar>
-            <w:top w:w="0" w:type="dxa"/>
-            <w:bottom w:w="0" w:type="dxa"/>
-          </w:tblCellMar>
-        </w:tblPrEx>
         <w:tc>
           <w:tcPr>
             <w:tcW w:w="2200" w:type="dxa"/>
@@ -4672,7 +3914,6 @@
             <w:vAlign w:val="center"/>
           </w:tcPr>
           <w:p>
-            <w:proofErr w:type="spellStart"/>
             <w:r>
               <w:rPr>
                 <w:b/>
@@ -4683,7 +3924,6 @@
               </w:rPr>
               <w:t>king_safety_equality</w:t>
             </w:r>
-            <w:proofErr w:type="spellEnd"/>
           </w:p>
         </w:tc>
         <w:tc>
@@ -4746,12 +3986,6 @@
         </w:tc>
       </w:tr>
       <w:tr>
-        <w:tblPrEx>
-          <w:tblCellMar>
-            <w:top w:w="0" w:type="dxa"/>
-            <w:bottom w:w="0" w:type="dxa"/>
-          </w:tblCellMar>
-        </w:tblPrEx>
         <w:tc>
           <w:tcPr>
             <w:tcW w:w="2200" w:type="dxa"/>
@@ -4771,7 +4005,6 @@
             <w:vAlign w:val="center"/>
           </w:tcPr>
           <w:p>
-            <w:proofErr w:type="spellStart"/>
             <w:r>
               <w:rPr>
                 <w:b/>
@@ -4782,7 +4015,6 @@
               </w:rPr>
               <w:t>piece_trade_ratio</w:t>
             </w:r>
-            <w:proofErr w:type="spellEnd"/>
           </w:p>
         </w:tc>
         <w:tc>
@@ -4845,12 +4077,6 @@
         </w:tc>
       </w:tr>
       <w:tr>
-        <w:tblPrEx>
-          <w:tblCellMar>
-            <w:top w:w="0" w:type="dxa"/>
-            <w:bottom w:w="0" w:type="dxa"/>
-          </w:tblCellMar>
-        </w:tblPrEx>
         <w:tc>
           <w:tcPr>
             <w:tcW w:w="2200" w:type="dxa"/>
@@ -4870,7 +4096,6 @@
             <w:vAlign w:val="center"/>
           </w:tcPr>
           <w:p>
-            <w:proofErr w:type="spellStart"/>
             <w:r>
               <w:rPr>
                 <w:b/>
@@ -4881,7 +4106,6 @@
               </w:rPr>
               <w:t>dynamic_potential</w:t>
             </w:r>
-            <w:proofErr w:type="spellEnd"/>
           </w:p>
         </w:tc>
         <w:tc>
@@ -4944,12 +4168,6 @@
         </w:tc>
       </w:tr>
       <w:tr>
-        <w:tblPrEx>
-          <w:tblCellMar>
-            <w:top w:w="0" w:type="dxa"/>
-            <w:bottom w:w="0" w:type="dxa"/>
-          </w:tblCellMar>
-        </w:tblPrEx>
         <w:tc>
           <w:tcPr>
             <w:tcW w:w="2200" w:type="dxa"/>
@@ -4969,7 +4187,6 @@
             <w:vAlign w:val="center"/>
           </w:tcPr>
           <w:p>
-            <w:proofErr w:type="spellStart"/>
             <w:r>
               <w:rPr>
                 <w:b/>
@@ -4981,7 +4198,6 @@
               <w:lastRenderedPageBreak/>
               <w:t>overextension_watch</w:t>
             </w:r>
-            <w:proofErr w:type="spellEnd"/>
           </w:p>
         </w:tc>
         <w:tc>
@@ -5107,12 +4323,6 @@
         <w:gridCol w:w="3360"/>
       </w:tblGrid>
       <w:tr>
-        <w:tblPrEx>
-          <w:tblCellMar>
-            <w:top w:w="0" w:type="dxa"/>
-            <w:bottom w:w="0" w:type="dxa"/>
-          </w:tblCellMar>
-        </w:tblPrEx>
         <w:tc>
           <w:tcPr>
             <w:tcW w:w="2200" w:type="dxa"/>
@@ -5208,12 +4418,6 @@
         </w:tc>
       </w:tr>
       <w:tr>
-        <w:tblPrEx>
-          <w:tblCellMar>
-            <w:top w:w="0" w:type="dxa"/>
-            <w:bottom w:w="0" w:type="dxa"/>
-          </w:tblCellMar>
-        </w:tblPrEx>
         <w:tc>
           <w:tcPr>
             <w:tcW w:w="2200" w:type="dxa"/>
@@ -5233,7 +4437,6 @@
             <w:vAlign w:val="center"/>
           </w:tcPr>
           <w:p>
-            <w:proofErr w:type="spellStart"/>
             <w:r>
               <w:rPr>
                 <w:b/>
@@ -5244,7 +4447,6 @@
               </w:rPr>
               <w:t>engine_disagreement</w:t>
             </w:r>
-            <w:proofErr w:type="spellEnd"/>
           </w:p>
         </w:tc>
         <w:tc>
@@ -5307,12 +4509,6 @@
         </w:tc>
       </w:tr>
       <w:tr>
-        <w:tblPrEx>
-          <w:tblCellMar>
-            <w:top w:w="0" w:type="dxa"/>
-            <w:bottom w:w="0" w:type="dxa"/>
-          </w:tblCellMar>
-        </w:tblPrEx>
         <w:tc>
           <w:tcPr>
             <w:tcW w:w="2200" w:type="dxa"/>
@@ -5332,7 +4528,6 @@
             <w:vAlign w:val="center"/>
           </w:tcPr>
           <w:p>
-            <w:proofErr w:type="spellStart"/>
             <w:r>
               <w:rPr>
                 <w:b/>
@@ -5343,7 +4538,6 @@
               </w:rPr>
               <w:t>threat_vector_shift</w:t>
             </w:r>
-            <w:proofErr w:type="spellEnd"/>
           </w:p>
         </w:tc>
         <w:tc>
@@ -5406,12 +4600,6 @@
         </w:tc>
       </w:tr>
       <w:tr>
-        <w:tblPrEx>
-          <w:tblCellMar>
-            <w:top w:w="0" w:type="dxa"/>
-            <w:bottom w:w="0" w:type="dxa"/>
-          </w:tblCellMar>
-        </w:tblPrEx>
         <w:tc>
           <w:tcPr>
             <w:tcW w:w="2200" w:type="dxa"/>
@@ -5431,7 +4619,6 @@
             <w:vAlign w:val="center"/>
           </w:tcPr>
           <w:p>
-            <w:proofErr w:type="spellStart"/>
             <w:r>
               <w:rPr>
                 <w:b/>
@@ -5442,7 +4629,6 @@
               </w:rPr>
               <w:t>preparation_depth</w:t>
             </w:r>
-            <w:proofErr w:type="spellEnd"/>
           </w:p>
         </w:tc>
         <w:tc>
@@ -5505,12 +4691,6 @@
         </w:tc>
       </w:tr>
       <w:tr>
-        <w:tblPrEx>
-          <w:tblCellMar>
-            <w:top w:w="0" w:type="dxa"/>
-            <w:bottom w:w="0" w:type="dxa"/>
-          </w:tblCellMar>
-        </w:tblPrEx>
         <w:tc>
           <w:tcPr>
             <w:tcW w:w="2200" w:type="dxa"/>
@@ -5530,7 +4710,6 @@
             <w:vAlign w:val="center"/>
           </w:tcPr>
           <w:p>
-            <w:proofErr w:type="spellStart"/>
             <w:r>
               <w:rPr>
                 <w:b/>
@@ -5541,7 +4720,6 @@
               </w:rPr>
               <w:t>opponent_overcommit</w:t>
             </w:r>
-            <w:proofErr w:type="spellEnd"/>
           </w:p>
         </w:tc>
         <w:tc>
@@ -5604,12 +4782,6 @@
         </w:tc>
       </w:tr>
       <w:tr>
-        <w:tblPrEx>
-          <w:tblCellMar>
-            <w:top w:w="0" w:type="dxa"/>
-            <w:bottom w:w="0" w:type="dxa"/>
-          </w:tblCellMar>
-        </w:tblPrEx>
         <w:tc>
           <w:tcPr>
             <w:tcW w:w="2200" w:type="dxa"/>
@@ -5629,7 +4801,6 @@
             <w:vAlign w:val="center"/>
           </w:tcPr>
           <w:p>
-            <w:proofErr w:type="spellStart"/>
             <w:r>
               <w:rPr>
                 <w:b/>
@@ -5640,7 +4811,6 @@
               </w:rPr>
               <w:t>tempo_bank</w:t>
             </w:r>
-            <w:proofErr w:type="spellEnd"/>
           </w:p>
         </w:tc>
         <w:tc>
@@ -5730,21 +4900,7 @@
         <w:rPr>
           <w:color w:val="1A1A2E"/>
         </w:rPr>
-        <w:t xml:space="preserve">Every metric is weighted differently depending on the phase of the game. A strategy that makes perfect sense in the middlegame may be irrelevant or misleading in the endgame. Phase context is calculated BEFORE scoring and injected into every </w:t>
-      </w:r>
-      <w:proofErr w:type="spellStart"/>
-      <w:r>
-        <w:rPr>
-          <w:color w:val="1A1A2E"/>
-        </w:rPr>
-        <w:t>MetricSignal</w:t>
-      </w:r>
-      <w:proofErr w:type="spellEnd"/>
-      <w:r>
-        <w:rPr>
-          <w:color w:val="1A1A2E"/>
-        </w:rPr>
-        <w:t>.</w:t>
+        <w:t>Every metric is weighted differently depending on the phase of the game. A strategy that makes perfect sense in the middlegame may be irrelevant or misleading in the endgame. Phase context is calculated BEFORE scoring and injected into every MetricSignal.</w:t>
       </w:r>
     </w:p>
     <w:tbl>
@@ -5770,12 +4926,6 @@
         <w:gridCol w:w="5360"/>
       </w:tblGrid>
       <w:tr>
-        <w:tblPrEx>
-          <w:tblCellMar>
-            <w:top w:w="0" w:type="dxa"/>
-            <w:bottom w:w="0" w:type="dxa"/>
-          </w:tblCellMar>
-        </w:tblPrEx>
         <w:tc>
           <w:tcPr>
             <w:tcW w:w="2200" w:type="dxa"/>
@@ -5871,12 +5021,6 @@
         </w:tc>
       </w:tr>
       <w:tr>
-        <w:tblPrEx>
-          <w:tblCellMar>
-            <w:top w:w="0" w:type="dxa"/>
-            <w:bottom w:w="0" w:type="dxa"/>
-          </w:tblCellMar>
-        </w:tblPrEx>
         <w:tc>
           <w:tcPr>
             <w:tcW w:w="2200" w:type="dxa"/>
@@ -5966,12 +5110,6 @@
         </w:tc>
       </w:tr>
       <w:tr>
-        <w:tblPrEx>
-          <w:tblCellMar>
-            <w:top w:w="0" w:type="dxa"/>
-            <w:bottom w:w="0" w:type="dxa"/>
-          </w:tblCellMar>
-        </w:tblPrEx>
         <w:tc>
           <w:tcPr>
             <w:tcW w:w="2200" w:type="dxa"/>
@@ -6061,12 +5199,6 @@
         </w:tc>
       </w:tr>
       <w:tr>
-        <w:tblPrEx>
-          <w:tblCellMar>
-            <w:top w:w="0" w:type="dxa"/>
-            <w:bottom w:w="0" w:type="dxa"/>
-          </w:tblCellMar>
-        </w:tblPrEx>
         <w:tc>
           <w:tcPr>
             <w:tcW w:w="2200" w:type="dxa"/>
@@ -6228,25 +5360,7 @@
           <w:sz w:val="19"/>
           <w:szCs w:val="19"/>
         </w:rPr>
-        <w:t xml:space="preserve">Rule 2 — King emergency: If </w:t>
-      </w:r>
-      <w:proofErr w:type="spellStart"/>
-      <w:r>
-        <w:rPr>
-          <w:color w:val="1A1A2E"/>
-          <w:sz w:val="19"/>
-          <w:szCs w:val="19"/>
-        </w:rPr>
-        <w:t>king_exposure</w:t>
-      </w:r>
-      <w:proofErr w:type="spellEnd"/>
-      <w:r>
-        <w:rPr>
-          <w:color w:val="1A1A2E"/>
-          <w:sz w:val="19"/>
-          <w:szCs w:val="19"/>
-        </w:rPr>
-        <w:t xml:space="preserve"> &gt; 0.80, Blitz overrides Flank regardless of score difference.</w:t>
+        <w:t>Rule 2 — King emergency: If king_exposure &gt; 0.80, Blitz overrides Flank regardless of score difference.</w:t>
       </w:r>
     </w:p>
     <w:p>
@@ -6300,43 +5414,7 @@
           <w:sz w:val="19"/>
           <w:szCs w:val="19"/>
         </w:rPr>
-        <w:t xml:space="preserve">Rule 5 — Feint gate: Feint only outputs as primary if the 6M DB confirms a matching GM pattern. </w:t>
-      </w:r>
-      <w:proofErr w:type="gramStart"/>
-      <w:r>
-        <w:rPr>
-          <w:color w:val="1A1A2E"/>
-          <w:sz w:val="19"/>
-          <w:szCs w:val="19"/>
-        </w:rPr>
-        <w:t>Otherwise</w:t>
-      </w:r>
-      <w:proofErr w:type="gramEnd"/>
-      <w:r>
-        <w:rPr>
-          <w:color w:val="1A1A2E"/>
-          <w:sz w:val="19"/>
-          <w:szCs w:val="19"/>
-        </w:rPr>
-        <w:t xml:space="preserve"> </w:t>
-      </w:r>
-      <w:proofErr w:type="gramStart"/>
-      <w:r>
-        <w:rPr>
-          <w:color w:val="1A1A2E"/>
-          <w:sz w:val="19"/>
-          <w:szCs w:val="19"/>
-        </w:rPr>
-        <w:t>it</w:t>
-      </w:r>
-      <w:proofErr w:type="gramEnd"/>
-      <w:r>
-        <w:rPr>
-          <w:color w:val="1A1A2E"/>
-          <w:sz w:val="19"/>
-          <w:szCs w:val="19"/>
-        </w:rPr>
-        <w:t xml:space="preserve"> outputs as a secondary note.</w:t>
+        <w:t>Rule 5 — Feint gate: Feint only outputs as primary if the 6M DB confirms a matching GM pattern. Otherwise it outputs as a secondary note.</w:t>
       </w:r>
     </w:p>
     <w:p>
@@ -6402,49 +5480,7 @@
         <w:rPr>
           <w:color w:val="1A1A2E"/>
         </w:rPr>
-        <w:t xml:space="preserve">The database is queried by the coach/narrator.py module using a combination </w:t>
-      </w:r>
-      <w:proofErr w:type="gramStart"/>
-      <w:r>
-        <w:rPr>
-          <w:color w:val="1A1A2E"/>
-        </w:rPr>
-        <w:t>of:</w:t>
-      </w:r>
-      <w:proofErr w:type="gramEnd"/>
-      <w:r>
-        <w:rPr>
-          <w:color w:val="1A1A2E"/>
-        </w:rPr>
-        <w:t xml:space="preserve"> strategy tag, phase tag, metric name, severity, and </w:t>
-      </w:r>
-      <w:proofErr w:type="spellStart"/>
-      <w:r>
-        <w:rPr>
-          <w:color w:val="1A1A2E"/>
-        </w:rPr>
-        <w:t>fragment_type</w:t>
-      </w:r>
-      <w:proofErr w:type="spellEnd"/>
-      <w:r>
-        <w:rPr>
-          <w:color w:val="1A1A2E"/>
-        </w:rPr>
-        <w:t xml:space="preserve">. The returned phrase has placeholders that are filled by data from the </w:t>
-      </w:r>
-      <w:proofErr w:type="spellStart"/>
-      <w:r>
-        <w:rPr>
-          <w:color w:val="1A1A2E"/>
-        </w:rPr>
-        <w:t>MetricSignal</w:t>
-      </w:r>
-      <w:proofErr w:type="spellEnd"/>
-      <w:r>
-        <w:rPr>
-          <w:color w:val="1A1A2E"/>
-        </w:rPr>
-        <w:t xml:space="preserve"> object.</w:t>
+        <w:t>The database is queried by the coach/narrator.py module using a combination of: strategy tag, phase tag, metric name, severity, and fragment_type. The returned phrase has placeholders that are filled by data from the MetricSignal object.</w:t>
       </w:r>
     </w:p>
     <w:p>
@@ -6478,12 +5514,6 @@
         <w:gridCol w:w="5960"/>
       </w:tblGrid>
       <w:tr>
-        <w:tblPrEx>
-          <w:tblCellMar>
-            <w:top w:w="0" w:type="dxa"/>
-            <w:bottom w:w="0" w:type="dxa"/>
-          </w:tblCellMar>
-        </w:tblPrEx>
         <w:tc>
           <w:tcPr>
             <w:tcW w:w="2000" w:type="dxa"/>
@@ -6579,12 +5609,6 @@
         </w:tc>
       </w:tr>
       <w:tr>
-        <w:tblPrEx>
-          <w:tblCellMar>
-            <w:top w:w="0" w:type="dxa"/>
-            <w:bottom w:w="0" w:type="dxa"/>
-          </w:tblCellMar>
-        </w:tblPrEx>
         <w:tc>
           <w:tcPr>
             <w:tcW w:w="2000" w:type="dxa"/>
@@ -6676,12 +5700,6 @@
         </w:tc>
       </w:tr>
       <w:tr>
-        <w:tblPrEx>
-          <w:tblCellMar>
-            <w:top w:w="0" w:type="dxa"/>
-            <w:bottom w:w="0" w:type="dxa"/>
-          </w:tblCellMar>
-        </w:tblPrEx>
         <w:tc>
           <w:tcPr>
             <w:tcW w:w="2000" w:type="dxa"/>
@@ -6773,12 +5791,6 @@
         </w:tc>
       </w:tr>
       <w:tr>
-        <w:tblPrEx>
-          <w:tblCellMar>
-            <w:top w:w="0" w:type="dxa"/>
-            <w:bottom w:w="0" w:type="dxa"/>
-          </w:tblCellMar>
-        </w:tblPrEx>
         <w:tc>
           <w:tcPr>
             <w:tcW w:w="2000" w:type="dxa"/>
@@ -6870,12 +5882,6 @@
         </w:tc>
       </w:tr>
       <w:tr>
-        <w:tblPrEx>
-          <w:tblCellMar>
-            <w:top w:w="0" w:type="dxa"/>
-            <w:bottom w:w="0" w:type="dxa"/>
-          </w:tblCellMar>
-        </w:tblPrEx>
         <w:tc>
           <w:tcPr>
             <w:tcW w:w="2000" w:type="dxa"/>
@@ -6961,36 +5967,12 @@
                 <w:sz w:val="17"/>
                 <w:szCs w:val="17"/>
               </w:rPr>
-              <w:t>Metric name that triggers this phrase e.g. '</w:t>
-            </w:r>
-            <w:proofErr w:type="spellStart"/>
-            <w:r>
-              <w:rPr>
-                <w:color w:val="555555"/>
-                <w:sz w:val="17"/>
-                <w:szCs w:val="17"/>
-              </w:rPr>
-              <w:t>king_exposure</w:t>
-            </w:r>
-            <w:proofErr w:type="spellEnd"/>
-            <w:r>
-              <w:rPr>
-                <w:color w:val="555555"/>
-                <w:sz w:val="17"/>
-                <w:szCs w:val="17"/>
-              </w:rPr>
-              <w:t>'</w:t>
+              <w:t>Metric name that triggers this phrase e.g. 'king_exposure'</w:t>
             </w:r>
           </w:p>
         </w:tc>
       </w:tr>
       <w:tr>
-        <w:tblPrEx>
-          <w:tblCellMar>
-            <w:top w:w="0" w:type="dxa"/>
-            <w:bottom w:w="0" w:type="dxa"/>
-          </w:tblCellMar>
-        </w:tblPrEx>
         <w:tc>
           <w:tcPr>
             <w:tcW w:w="2000" w:type="dxa"/>
@@ -7082,12 +6064,6 @@
         </w:tc>
       </w:tr>
       <w:tr>
-        <w:tblPrEx>
-          <w:tblCellMar>
-            <w:top w:w="0" w:type="dxa"/>
-            <w:bottom w:w="0" w:type="dxa"/>
-          </w:tblCellMar>
-        </w:tblPrEx>
         <w:tc>
           <w:tcPr>
             <w:tcW w:w="2000" w:type="dxa"/>
@@ -7107,7 +6083,6 @@
             <w:vAlign w:val="center"/>
           </w:tcPr>
           <w:p>
-            <w:proofErr w:type="spellStart"/>
             <w:r>
               <w:rPr>
                 <w:b/>
@@ -7118,7 +6093,6 @@
               </w:rPr>
               <w:t>fragment_type</w:t>
             </w:r>
-            <w:proofErr w:type="spellEnd"/>
           </w:p>
         </w:tc>
         <w:tc>
@@ -7175,36 +6149,12 @@
                 <w:sz w:val="17"/>
                 <w:szCs w:val="17"/>
               </w:rPr>
-              <w:t>'diagnosis' | 'evidence' | 'plan' | 'urgency' | '</w:t>
-            </w:r>
-            <w:proofErr w:type="spellStart"/>
-            <w:r>
-              <w:rPr>
-                <w:color w:val="555555"/>
-                <w:sz w:val="17"/>
-                <w:szCs w:val="17"/>
-              </w:rPr>
-              <w:t>tactic_hint</w:t>
-            </w:r>
-            <w:proofErr w:type="spellEnd"/>
-            <w:r>
-              <w:rPr>
-                <w:color w:val="555555"/>
-                <w:sz w:val="17"/>
-                <w:szCs w:val="17"/>
-              </w:rPr>
-              <w:t>'</w:t>
+              <w:t>'diagnosis' | 'evidence' | 'plan' | 'urgency' | 'tactic_hint'</w:t>
             </w:r>
           </w:p>
         </w:tc>
       </w:tr>
       <w:tr>
-        <w:tblPrEx>
-          <w:tblCellMar>
-            <w:top w:w="0" w:type="dxa"/>
-            <w:bottom w:w="0" w:type="dxa"/>
-          </w:tblCellMar>
-        </w:tblPrEx>
         <w:tc>
           <w:tcPr>
             <w:tcW w:w="2000" w:type="dxa"/>
@@ -7224,7 +6174,6 @@
             <w:vAlign w:val="center"/>
           </w:tcPr>
           <w:p>
-            <w:proofErr w:type="spellStart"/>
             <w:r>
               <w:rPr>
                 <w:b/>
@@ -7235,7 +6184,6 @@
               </w:rPr>
               <w:t>cause_tag</w:t>
             </w:r>
-            <w:proofErr w:type="spellEnd"/>
           </w:p>
         </w:tc>
         <w:tc>
@@ -7292,72 +6240,12 @@
                 <w:sz w:val="17"/>
                 <w:szCs w:val="17"/>
               </w:rPr>
-              <w:t xml:space="preserve">Cause tag from </w:t>
-            </w:r>
-            <w:proofErr w:type="spellStart"/>
-            <w:r>
-              <w:rPr>
-                <w:color w:val="555555"/>
-                <w:sz w:val="17"/>
-                <w:szCs w:val="17"/>
-              </w:rPr>
-              <w:t>MetricSignal</w:t>
-            </w:r>
-            <w:proofErr w:type="spellEnd"/>
-            <w:r>
-              <w:rPr>
-                <w:color w:val="555555"/>
-                <w:sz w:val="17"/>
-                <w:szCs w:val="17"/>
-              </w:rPr>
-              <w:t xml:space="preserve"> e.g. '</w:t>
-            </w:r>
-            <w:proofErr w:type="spellStart"/>
-            <w:r>
-              <w:rPr>
-                <w:color w:val="555555"/>
-                <w:sz w:val="17"/>
-                <w:szCs w:val="17"/>
-              </w:rPr>
-              <w:t>missing_pawn_shield</w:t>
-            </w:r>
-            <w:proofErr w:type="spellEnd"/>
-            <w:r>
-              <w:rPr>
-                <w:color w:val="555555"/>
-                <w:sz w:val="17"/>
-                <w:szCs w:val="17"/>
-              </w:rPr>
-              <w:t>', '</w:t>
-            </w:r>
-            <w:proofErr w:type="spellStart"/>
-            <w:r>
-              <w:rPr>
-                <w:color w:val="555555"/>
-                <w:sz w:val="17"/>
-                <w:szCs w:val="17"/>
-              </w:rPr>
-              <w:t>bad_bishop</w:t>
-            </w:r>
-            <w:proofErr w:type="spellEnd"/>
-            <w:r>
-              <w:rPr>
-                <w:color w:val="555555"/>
-                <w:sz w:val="17"/>
-                <w:szCs w:val="17"/>
-              </w:rPr>
-              <w:t>'</w:t>
+              <w:t>Cause tag from MetricSignal e.g. 'missing_pawn_shield', 'bad_bishop'</w:t>
             </w:r>
           </w:p>
         </w:tc>
       </w:tr>
       <w:tr>
-        <w:tblPrEx>
-          <w:tblCellMar>
-            <w:top w:w="0" w:type="dxa"/>
-            <w:bottom w:w="0" w:type="dxa"/>
-          </w:tblCellMar>
-        </w:tblPrEx>
         <w:tc>
           <w:tcPr>
             <w:tcW w:w="2000" w:type="dxa"/>
@@ -7377,7 +6265,6 @@
             <w:vAlign w:val="center"/>
           </w:tcPr>
           <w:p>
-            <w:proofErr w:type="spellStart"/>
             <w:r>
               <w:rPr>
                 <w:b/>
@@ -7388,7 +6275,6 @@
               </w:rPr>
               <w:t>phrase_text</w:t>
             </w:r>
-            <w:proofErr w:type="spellEnd"/>
           </w:p>
         </w:tc>
         <w:tc>
@@ -7451,12 +6337,6 @@
         </w:tc>
       </w:tr>
       <w:tr>
-        <w:tblPrEx>
-          <w:tblCellMar>
-            <w:top w:w="0" w:type="dxa"/>
-            <w:bottom w:w="0" w:type="dxa"/>
-          </w:tblCellMar>
-        </w:tblPrEx>
         <w:tc>
           <w:tcPr>
             <w:tcW w:w="2000" w:type="dxa"/>
@@ -7548,12 +6428,6 @@
         </w:tc>
       </w:tr>
       <w:tr>
-        <w:tblPrEx>
-          <w:tblCellMar>
-            <w:top w:w="0" w:type="dxa"/>
-            <w:bottom w:w="0" w:type="dxa"/>
-          </w:tblCellMar>
-        </w:tblPrEx>
         <w:tc>
           <w:tcPr>
             <w:tcW w:w="2000" w:type="dxa"/>
@@ -7639,54 +6513,12 @@
                 <w:sz w:val="17"/>
                 <w:szCs w:val="17"/>
               </w:rPr>
-              <w:t>'</w:t>
-            </w:r>
-            <w:proofErr w:type="spellStart"/>
-            <w:r>
-              <w:rPr>
-                <w:color w:val="555555"/>
-                <w:sz w:val="17"/>
-                <w:szCs w:val="17"/>
-              </w:rPr>
-              <w:t>nimzowitsch</w:t>
-            </w:r>
-            <w:proofErr w:type="spellEnd"/>
-            <w:r>
-              <w:rPr>
-                <w:color w:val="555555"/>
-                <w:sz w:val="17"/>
-                <w:szCs w:val="17"/>
-              </w:rPr>
-              <w:t>' | '</w:t>
-            </w:r>
-            <w:proofErr w:type="spellStart"/>
-            <w:r>
-              <w:rPr>
-                <w:color w:val="555555"/>
-                <w:sz w:val="17"/>
-                <w:szCs w:val="17"/>
-              </w:rPr>
-              <w:t>tarrasch</w:t>
-            </w:r>
-            <w:proofErr w:type="spellEnd"/>
-            <w:r>
-              <w:rPr>
-                <w:color w:val="555555"/>
-                <w:sz w:val="17"/>
-                <w:szCs w:val="17"/>
-              </w:rPr>
-              <w:t>' | 'neutral' — for optional voice filtering</w:t>
+              <w:t>'nimzowitsch' | 'tarrasch' | 'neutral' — for optional voice filtering</w:t>
             </w:r>
           </w:p>
         </w:tc>
       </w:tr>
       <w:tr>
-        <w:tblPrEx>
-          <w:tblCellMar>
-            <w:top w:w="0" w:type="dxa"/>
-            <w:bottom w:w="0" w:type="dxa"/>
-          </w:tblCellMar>
-        </w:tblPrEx>
         <w:tc>
           <w:tcPr>
             <w:tcW w:w="2000" w:type="dxa"/>
@@ -7799,35 +6631,7 @@
         <w:rPr>
           <w:color w:val="1A1A2E"/>
         </w:rPr>
-        <w:t xml:space="preserve">A separate table stores tactical pattern phrases. Tactics fire independently of strategy scoring — they are identified from board geometry by the extractor layer (pins, skewers, forks, discovered attacks, zwischenzug) and contribute </w:t>
-      </w:r>
-      <w:proofErr w:type="spellStart"/>
-      <w:r>
-        <w:rPr>
-          <w:color w:val="1A1A2E"/>
-        </w:rPr>
-        <w:t>tactic_hint</w:t>
-      </w:r>
-      <w:proofErr w:type="spellEnd"/>
-      <w:r>
-        <w:rPr>
-          <w:color w:val="1A1A2E"/>
-        </w:rPr>
-        <w:t xml:space="preserve"> fragments to the </w:t>
-      </w:r>
-      <w:proofErr w:type="spellStart"/>
-      <w:r>
-        <w:rPr>
-          <w:color w:val="1A1A2E"/>
-        </w:rPr>
-        <w:t>CoachOutput</w:t>
-      </w:r>
-      <w:proofErr w:type="spellEnd"/>
-      <w:r>
-        <w:rPr>
-          <w:color w:val="1A1A2E"/>
-        </w:rPr>
-        <w:t>.</w:t>
+        <w:t>A separate table stores tactical pattern phrases. Tactics fire independently of strategy scoring — they are identified from board geometry by the extractor layer (pins, skewers, forks, discovered attacks, zwischenzug) and contribute tactic_hint fragments to the CoachOutput.</w:t>
       </w:r>
     </w:p>
     <w:tbl>
@@ -7853,12 +6657,6 @@
         <w:gridCol w:w="5960"/>
       </w:tblGrid>
       <w:tr>
-        <w:tblPrEx>
-          <w:tblCellMar>
-            <w:top w:w="0" w:type="dxa"/>
-            <w:bottom w:w="0" w:type="dxa"/>
-          </w:tblCellMar>
-        </w:tblPrEx>
         <w:tc>
           <w:tcPr>
             <w:tcW w:w="2000" w:type="dxa"/>
@@ -7954,12 +6752,6 @@
         </w:tc>
       </w:tr>
       <w:tr>
-        <w:tblPrEx>
-          <w:tblCellMar>
-            <w:top w:w="0" w:type="dxa"/>
-            <w:bottom w:w="0" w:type="dxa"/>
-          </w:tblCellMar>
-        </w:tblPrEx>
         <w:tc>
           <w:tcPr>
             <w:tcW w:w="2000" w:type="dxa"/>
@@ -8051,12 +6843,6 @@
         </w:tc>
       </w:tr>
       <w:tr>
-        <w:tblPrEx>
-          <w:tblCellMar>
-            <w:top w:w="0" w:type="dxa"/>
-            <w:bottom w:w="0" w:type="dxa"/>
-          </w:tblCellMar>
-        </w:tblPrEx>
         <w:tc>
           <w:tcPr>
             <w:tcW w:w="2000" w:type="dxa"/>
@@ -8076,7 +6862,6 @@
             <w:vAlign w:val="center"/>
           </w:tcPr>
           <w:p>
-            <w:proofErr w:type="spellStart"/>
             <w:r>
               <w:rPr>
                 <w:b/>
@@ -8087,7 +6872,6 @@
               </w:rPr>
               <w:t>tactic_type</w:t>
             </w:r>
-            <w:proofErr w:type="spellEnd"/>
           </w:p>
         </w:tc>
         <w:tc>
@@ -8150,12 +6934,6 @@
         </w:tc>
       </w:tr>
       <w:tr>
-        <w:tblPrEx>
-          <w:tblCellMar>
-            <w:top w:w="0" w:type="dxa"/>
-            <w:bottom w:w="0" w:type="dxa"/>
-          </w:tblCellMar>
-        </w:tblPrEx>
         <w:tc>
           <w:tcPr>
             <w:tcW w:w="2000" w:type="dxa"/>
@@ -8247,12 +7025,6 @@
         </w:tc>
       </w:tr>
       <w:tr>
-        <w:tblPrEx>
-          <w:tblCellMar>
-            <w:top w:w="0" w:type="dxa"/>
-            <w:bottom w:w="0" w:type="dxa"/>
-          </w:tblCellMar>
-        </w:tblPrEx>
         <w:tc>
           <w:tcPr>
             <w:tcW w:w="2000" w:type="dxa"/>
@@ -8345,12 +7117,6 @@
         </w:tc>
       </w:tr>
       <w:tr>
-        <w:tblPrEx>
-          <w:tblCellMar>
-            <w:top w:w="0" w:type="dxa"/>
-            <w:bottom w:w="0" w:type="dxa"/>
-          </w:tblCellMar>
-        </w:tblPrEx>
         <w:tc>
           <w:tcPr>
             <w:tcW w:w="2000" w:type="dxa"/>
@@ -8370,7 +7136,6 @@
             <w:vAlign w:val="center"/>
           </w:tcPr>
           <w:p>
-            <w:proofErr w:type="spellStart"/>
             <w:r>
               <w:rPr>
                 <w:b/>
@@ -8381,7 +7146,6 @@
               </w:rPr>
               <w:t>phrase_text</w:t>
             </w:r>
-            <w:proofErr w:type="spellEnd"/>
           </w:p>
         </w:tc>
         <w:tc>
@@ -8444,12 +7208,6 @@
         </w:tc>
       </w:tr>
       <w:tr>
-        <w:tblPrEx>
-          <w:tblCellMar>
-            <w:top w:w="0" w:type="dxa"/>
-            <w:bottom w:w="0" w:type="dxa"/>
-          </w:tblCellMar>
-        </w:tblPrEx>
         <w:tc>
           <w:tcPr>
             <w:tcW w:w="2000" w:type="dxa"/>
@@ -8469,7 +7227,6 @@
             <w:vAlign w:val="center"/>
           </w:tcPr>
           <w:p>
-            <w:proofErr w:type="spellStart"/>
             <w:r>
               <w:rPr>
                 <w:b/>
@@ -8480,7 +7237,6 @@
               </w:rPr>
               <w:t>strategic_link</w:t>
             </w:r>
-            <w:proofErr w:type="spellEnd"/>
           </w:p>
         </w:tc>
         <w:tc>
@@ -8543,12 +7299,6 @@
         </w:tc>
       </w:tr>
       <w:tr>
-        <w:tblPrEx>
-          <w:tblCellMar>
-            <w:top w:w="0" w:type="dxa"/>
-            <w:bottom w:w="0" w:type="dxa"/>
-          </w:tblCellMar>
-        </w:tblPrEx>
         <w:tc>
           <w:tcPr>
             <w:tcW w:w="2000" w:type="dxa"/>
@@ -8656,21 +7406,7 @@
         <w:rPr>
           <w:color w:val="1A1A2E"/>
         </w:rPr>
-        <w:t xml:space="preserve">A complete coaching paragraph is assembled from four fragment types in order. Each slot is filled by the highest-priority phrase that matches the leading </w:t>
-      </w:r>
-      <w:proofErr w:type="spellStart"/>
-      <w:r>
-        <w:rPr>
-          <w:color w:val="1A1A2E"/>
-        </w:rPr>
-        <w:t>MetricSignal</w:t>
-      </w:r>
-      <w:proofErr w:type="spellEnd"/>
-      <w:r>
-        <w:rPr>
-          <w:color w:val="1A1A2E"/>
-        </w:rPr>
-        <w:t xml:space="preserve"> for that role:</w:t>
+        <w:t>A complete coaching paragraph is assembled from four fragment types in order. Each slot is filled by the highest-priority phrase that matches the leading MetricSignal for that role:</w:t>
       </w:r>
     </w:p>
     <w:tbl>
@@ -8696,12 +7432,6 @@
         <w:gridCol w:w="5360"/>
       </w:tblGrid>
       <w:tr>
-        <w:tblPrEx>
-          <w:tblCellMar>
-            <w:top w:w="0" w:type="dxa"/>
-            <w:bottom w:w="0" w:type="dxa"/>
-          </w:tblCellMar>
-        </w:tblPrEx>
         <w:tc>
           <w:tcPr>
             <w:tcW w:w="1600" w:type="dxa"/>
@@ -8797,12 +7527,6 @@
         </w:tc>
       </w:tr>
       <w:tr>
-        <w:tblPrEx>
-          <w:tblCellMar>
-            <w:top w:w="0" w:type="dxa"/>
-            <w:bottom w:w="0" w:type="dxa"/>
-          </w:tblCellMar>
-        </w:tblPrEx>
         <w:tc>
           <w:tcPr>
             <w:tcW w:w="1600" w:type="dxa"/>
@@ -8892,12 +7616,6 @@
         </w:tc>
       </w:tr>
       <w:tr>
-        <w:tblPrEx>
-          <w:tblCellMar>
-            <w:top w:w="0" w:type="dxa"/>
-            <w:bottom w:w="0" w:type="dxa"/>
-          </w:tblCellMar>
-        </w:tblPrEx>
         <w:tc>
           <w:tcPr>
             <w:tcW w:w="1600" w:type="dxa"/>
@@ -8987,12 +7705,6 @@
         </w:tc>
       </w:tr>
       <w:tr>
-        <w:tblPrEx>
-          <w:tblCellMar>
-            <w:top w:w="0" w:type="dxa"/>
-            <w:bottom w:w="0" w:type="dxa"/>
-          </w:tblCellMar>
-        </w:tblPrEx>
         <w:tc>
           <w:tcPr>
             <w:tcW w:w="1600" w:type="dxa"/>
@@ -9082,12 +7794,6 @@
         </w:tc>
       </w:tr>
       <w:tr>
-        <w:tblPrEx>
-          <w:tblCellMar>
-            <w:top w:w="0" w:type="dxa"/>
-            <w:bottom w:w="0" w:type="dxa"/>
-          </w:tblCellMar>
-        </w:tblPrEx>
         <w:tc>
           <w:tcPr>
             <w:tcW w:w="1600" w:type="dxa"/>
@@ -9177,12 +7883,6 @@
         </w:tc>
       </w:tr>
       <w:tr>
-        <w:tblPrEx>
-          <w:tblCellMar>
-            <w:top w:w="0" w:type="dxa"/>
-            <w:bottom w:w="0" w:type="dxa"/>
-          </w:tblCellMar>
-        </w:tblPrEx>
         <w:tc>
           <w:tcPr>
             <w:tcW w:w="1600" w:type="dxa"/>
@@ -9232,23 +7932,13 @@
             <w:vAlign w:val="center"/>
           </w:tcPr>
           <w:p>
-            <w:proofErr w:type="spellStart"/>
             <w:r>
               <w:rPr>
                 <w:color w:val="1A1A2E"/>
                 <w:sz w:val="17"/>
                 <w:szCs w:val="17"/>
               </w:rPr>
-              <w:t>tactic_hint</w:t>
-            </w:r>
-            <w:proofErr w:type="spellEnd"/>
-            <w:r>
-              <w:rPr>
-                <w:color w:val="1A1A2E"/>
-                <w:sz w:val="17"/>
-                <w:szCs w:val="17"/>
-              </w:rPr>
-              <w:t xml:space="preserve"> (if applicable)</w:t>
+              <w:t>tactic_hint (if applicable)</w:t>
             </w:r>
           </w:p>
         </w:tc>
@@ -9415,13 +8105,8 @@
         <w:pStyle w:val="Heading3"/>
       </w:pPr>
       <w:r>
-        <w:t xml:space="preserve">Table: </w:t>
+        <w:t>Table: game_index</w:t>
       </w:r>
-      <w:proofErr w:type="spellStart"/>
-      <w:r>
-        <w:t>game_index</w:t>
-      </w:r>
-      <w:proofErr w:type="spellEnd"/>
     </w:p>
     <w:tbl>
       <w:tblPr>
@@ -9446,12 +8131,6 @@
         <w:gridCol w:w="5960"/>
       </w:tblGrid>
       <w:tr>
-        <w:tblPrEx>
-          <w:tblCellMar>
-            <w:top w:w="0" w:type="dxa"/>
-            <w:bottom w:w="0" w:type="dxa"/>
-          </w:tblCellMar>
-        </w:tblPrEx>
         <w:tc>
           <w:tcPr>
             <w:tcW w:w="2000" w:type="dxa"/>
@@ -9547,12 +8226,6 @@
         </w:tc>
       </w:tr>
       <w:tr>
-        <w:tblPrEx>
-          <w:tblCellMar>
-            <w:top w:w="0" w:type="dxa"/>
-            <w:bottom w:w="0" w:type="dxa"/>
-          </w:tblCellMar>
-        </w:tblPrEx>
         <w:tc>
           <w:tcPr>
             <w:tcW w:w="2000" w:type="dxa"/>
@@ -9635,12 +8308,6 @@
         </w:tc>
       </w:tr>
       <w:tr>
-        <w:tblPrEx>
-          <w:tblCellMar>
-            <w:top w:w="0" w:type="dxa"/>
-            <w:bottom w:w="0" w:type="dxa"/>
-          </w:tblCellMar>
-        </w:tblPrEx>
         <w:tc>
           <w:tcPr>
             <w:tcW w:w="2000" w:type="dxa"/>
@@ -9660,7 +8327,6 @@
             <w:vAlign w:val="center"/>
           </w:tcPr>
           <w:p>
-            <w:proofErr w:type="spellStart"/>
             <w:r>
               <w:rPr>
                 <w:b/>
@@ -9671,7 +8337,6 @@
               </w:rPr>
               <w:t>game_id</w:t>
             </w:r>
-            <w:proofErr w:type="spellEnd"/>
           </w:p>
         </w:tc>
         <w:tc>
@@ -9734,12 +8399,6 @@
         </w:tc>
       </w:tr>
       <w:tr>
-        <w:tblPrEx>
-          <w:tblCellMar>
-            <w:top w:w="0" w:type="dxa"/>
-            <w:bottom w:w="0" w:type="dxa"/>
-          </w:tblCellMar>
-        </w:tblPrEx>
         <w:tc>
           <w:tcPr>
             <w:tcW w:w="2000" w:type="dxa"/>
@@ -9831,12 +8490,6 @@
         </w:tc>
       </w:tr>
       <w:tr>
-        <w:tblPrEx>
-          <w:tblCellMar>
-            <w:top w:w="0" w:type="dxa"/>
-            <w:bottom w:w="0" w:type="dxa"/>
-          </w:tblCellMar>
-        </w:tblPrEx>
         <w:tc>
           <w:tcPr>
             <w:tcW w:w="2000" w:type="dxa"/>
@@ -9928,12 +8581,6 @@
         </w:tc>
       </w:tr>
       <w:tr>
-        <w:tblPrEx>
-          <w:tblCellMar>
-            <w:top w:w="0" w:type="dxa"/>
-            <w:bottom w:w="0" w:type="dxa"/>
-          </w:tblCellMar>
-        </w:tblPrEx>
         <w:tc>
           <w:tcPr>
             <w:tcW w:w="2000" w:type="dxa"/>
@@ -9953,7 +8600,6 @@
             <w:vAlign w:val="center"/>
           </w:tcPr>
           <w:p>
-            <w:proofErr w:type="spellStart"/>
             <w:r>
               <w:rPr>
                 <w:b/>
@@ -9964,7 +8610,6 @@
               </w:rPr>
               <w:t>pawn_hash</w:t>
             </w:r>
-            <w:proofErr w:type="spellEnd"/>
           </w:p>
         </w:tc>
         <w:tc>
@@ -10027,12 +8672,6 @@
         </w:tc>
       </w:tr>
       <w:tr>
-        <w:tblPrEx>
-          <w:tblCellMar>
-            <w:top w:w="0" w:type="dxa"/>
-            <w:bottom w:w="0" w:type="dxa"/>
-          </w:tblCellMar>
-        </w:tblPrEx>
         <w:tc>
           <w:tcPr>
             <w:tcW w:w="2000" w:type="dxa"/>
@@ -10052,7 +8691,6 @@
             <w:vAlign w:val="center"/>
           </w:tcPr>
           <w:p>
-            <w:proofErr w:type="spellStart"/>
             <w:r>
               <w:rPr>
                 <w:b/>
@@ -10063,7 +8701,6 @@
               </w:rPr>
               <w:t>strategy_tag</w:t>
             </w:r>
-            <w:proofErr w:type="spellEnd"/>
           </w:p>
         </w:tc>
         <w:tc>
@@ -10126,12 +8763,6 @@
         </w:tc>
       </w:tr>
       <w:tr>
-        <w:tblPrEx>
-          <w:tblCellMar>
-            <w:top w:w="0" w:type="dxa"/>
-            <w:bottom w:w="0" w:type="dxa"/>
-          </w:tblCellMar>
-        </w:tblPrEx>
         <w:tc>
           <w:tcPr>
             <w:tcW w:w="2000" w:type="dxa"/>
@@ -10223,12 +8854,6 @@
         </w:tc>
       </w:tr>
       <w:tr>
-        <w:tblPrEx>
-          <w:tblCellMar>
-            <w:top w:w="0" w:type="dxa"/>
-            <w:bottom w:w="0" w:type="dxa"/>
-          </w:tblCellMar>
-        </w:tblPrEx>
         <w:tc>
           <w:tcPr>
             <w:tcW w:w="2000" w:type="dxa"/>
@@ -10248,7 +8873,6 @@
             <w:vAlign w:val="center"/>
           </w:tcPr>
           <w:p>
-            <w:proofErr w:type="spellStart"/>
             <w:r>
               <w:rPr>
                 <w:b/>
@@ -10259,7 +8883,6 @@
               </w:rPr>
               <w:t>eval_cp</w:t>
             </w:r>
-            <w:proofErr w:type="spellEnd"/>
           </w:p>
         </w:tc>
         <w:tc>
@@ -10322,12 +8945,6 @@
         </w:tc>
       </w:tr>
       <w:tr>
-        <w:tblPrEx>
-          <w:tblCellMar>
-            <w:top w:w="0" w:type="dxa"/>
-            <w:bottom w:w="0" w:type="dxa"/>
-          </w:tblCellMar>
-        </w:tblPrEx>
         <w:tc>
           <w:tcPr>
             <w:tcW w:w="2000" w:type="dxa"/>
@@ -10347,7 +8964,6 @@
             <w:vAlign w:val="center"/>
           </w:tcPr>
           <w:p>
-            <w:proofErr w:type="spellStart"/>
             <w:r>
               <w:rPr>
                 <w:b/>
@@ -10358,7 +8974,6 @@
               </w:rPr>
               <w:t>player_white</w:t>
             </w:r>
-            <w:proofErr w:type="spellEnd"/>
           </w:p>
         </w:tc>
         <w:tc>
@@ -10412,12 +9027,6 @@
         </w:tc>
       </w:tr>
       <w:tr>
-        <w:tblPrEx>
-          <w:tblCellMar>
-            <w:top w:w="0" w:type="dxa"/>
-            <w:bottom w:w="0" w:type="dxa"/>
-          </w:tblCellMar>
-        </w:tblPrEx>
         <w:tc>
           <w:tcPr>
             <w:tcW w:w="2000" w:type="dxa"/>
@@ -10437,7 +9046,6 @@
             <w:vAlign w:val="center"/>
           </w:tcPr>
           <w:p>
-            <w:proofErr w:type="spellStart"/>
             <w:r>
               <w:rPr>
                 <w:b/>
@@ -10449,7 +9057,6 @@
               <w:lastRenderedPageBreak/>
               <w:t>player_black</w:t>
             </w:r>
-            <w:proofErr w:type="spellEnd"/>
           </w:p>
         </w:tc>
         <w:tc>
@@ -10503,12 +9110,6 @@
         </w:tc>
       </w:tr>
       <w:tr>
-        <w:tblPrEx>
-          <w:tblCellMar>
-            <w:top w:w="0" w:type="dxa"/>
-            <w:bottom w:w="0" w:type="dxa"/>
-          </w:tblCellMar>
-        </w:tblPrEx>
         <w:tc>
           <w:tcPr>
             <w:tcW w:w="2000" w:type="dxa"/>
@@ -10528,7 +9129,6 @@
             <w:vAlign w:val="center"/>
           </w:tcPr>
           <w:p>
-            <w:proofErr w:type="spellStart"/>
             <w:r>
               <w:rPr>
                 <w:b/>
@@ -10539,7 +9139,6 @@
               </w:rPr>
               <w:t>rating_white</w:t>
             </w:r>
-            <w:proofErr w:type="spellEnd"/>
           </w:p>
         </w:tc>
         <w:tc>
@@ -10593,12 +9192,6 @@
         </w:tc>
       </w:tr>
       <w:tr>
-        <w:tblPrEx>
-          <w:tblCellMar>
-            <w:top w:w="0" w:type="dxa"/>
-            <w:bottom w:w="0" w:type="dxa"/>
-          </w:tblCellMar>
-        </w:tblPrEx>
         <w:tc>
           <w:tcPr>
             <w:tcW w:w="2000" w:type="dxa"/>
@@ -10618,7 +9211,6 @@
             <w:vAlign w:val="center"/>
           </w:tcPr>
           <w:p>
-            <w:proofErr w:type="spellStart"/>
             <w:r>
               <w:rPr>
                 <w:b/>
@@ -10629,7 +9221,6 @@
               </w:rPr>
               <w:t>rating_black</w:t>
             </w:r>
-            <w:proofErr w:type="spellEnd"/>
           </w:p>
         </w:tc>
         <w:tc>
@@ -10683,12 +9274,6 @@
         </w:tc>
       </w:tr>
       <w:tr>
-        <w:tblPrEx>
-          <w:tblCellMar>
-            <w:top w:w="0" w:type="dxa"/>
-            <w:bottom w:w="0" w:type="dxa"/>
-          </w:tblCellMar>
-        </w:tblPrEx>
         <w:tc>
           <w:tcPr>
             <w:tcW w:w="2000" w:type="dxa"/>
@@ -10780,12 +9365,6 @@
         </w:tc>
       </w:tr>
       <w:tr>
-        <w:tblPrEx>
-          <w:tblCellMar>
-            <w:top w:w="0" w:type="dxa"/>
-            <w:bottom w:w="0" w:type="dxa"/>
-          </w:tblCellMar>
-        </w:tblPrEx>
         <w:tc>
           <w:tcPr>
             <w:tcW w:w="2000" w:type="dxa"/>
@@ -10805,7 +9384,6 @@
             <w:vAlign w:val="center"/>
           </w:tcPr>
           <w:p>
-            <w:proofErr w:type="spellStart"/>
             <w:r>
               <w:rPr>
                 <w:b/>
@@ -10816,7 +9394,6 @@
               </w:rPr>
               <w:t>key_move</w:t>
             </w:r>
-            <w:proofErr w:type="spellEnd"/>
           </w:p>
         </w:tc>
         <w:tc>
@@ -10879,12 +9456,6 @@
         </w:tc>
       </w:tr>
       <w:tr>
-        <w:tblPrEx>
-          <w:tblCellMar>
-            <w:top w:w="0" w:type="dxa"/>
-            <w:bottom w:w="0" w:type="dxa"/>
-          </w:tblCellMar>
-        </w:tblPrEx>
         <w:tc>
           <w:tcPr>
             <w:tcW w:w="2000" w:type="dxa"/>
@@ -11010,25 +9581,7 @@
           <w:sz w:val="19"/>
           <w:szCs w:val="19"/>
         </w:rPr>
-        <w:t xml:space="preserve">1. Computes </w:t>
-      </w:r>
-      <w:proofErr w:type="spellStart"/>
-      <w:r>
-        <w:rPr>
-          <w:color w:val="1A1A2E"/>
-          <w:sz w:val="19"/>
-          <w:szCs w:val="19"/>
-        </w:rPr>
-        <w:t>pawn_hash</w:t>
-      </w:r>
-      <w:proofErr w:type="spellEnd"/>
-      <w:r>
-        <w:rPr>
-          <w:color w:val="1A1A2E"/>
-          <w:sz w:val="19"/>
-          <w:szCs w:val="19"/>
-        </w:rPr>
-        <w:t xml:space="preserve"> of current position.</w:t>
+        <w:t>1. Computes pawn_hash of current position.</w:t>
       </w:r>
     </w:p>
     <w:p>
@@ -11046,79 +9599,7 @@
           <w:sz w:val="19"/>
           <w:szCs w:val="19"/>
         </w:rPr>
-        <w:t xml:space="preserve">2. Queries </w:t>
-      </w:r>
-      <w:proofErr w:type="spellStart"/>
-      <w:r>
-        <w:rPr>
-          <w:color w:val="1A1A2E"/>
-          <w:sz w:val="19"/>
-          <w:szCs w:val="19"/>
-        </w:rPr>
-        <w:t>game_index</w:t>
-      </w:r>
-      <w:proofErr w:type="spellEnd"/>
-      <w:r>
-        <w:rPr>
-          <w:color w:val="1A1A2E"/>
-          <w:sz w:val="19"/>
-          <w:szCs w:val="19"/>
-        </w:rPr>
-        <w:t xml:space="preserve"> WHERE </w:t>
-      </w:r>
-      <w:proofErr w:type="spellStart"/>
-      <w:r>
-        <w:rPr>
-          <w:color w:val="1A1A2E"/>
-          <w:sz w:val="19"/>
-          <w:szCs w:val="19"/>
-        </w:rPr>
-        <w:t>pawn_hash</w:t>
-      </w:r>
-      <w:proofErr w:type="spellEnd"/>
-      <w:r>
-        <w:rPr>
-          <w:color w:val="1A1A2E"/>
-          <w:sz w:val="19"/>
-          <w:szCs w:val="19"/>
-        </w:rPr>
-        <w:t xml:space="preserve"> = current AND </w:t>
-      </w:r>
-      <w:proofErr w:type="spellStart"/>
-      <w:r>
-        <w:rPr>
-          <w:color w:val="1A1A2E"/>
-          <w:sz w:val="19"/>
-          <w:szCs w:val="19"/>
-        </w:rPr>
-        <w:t>strategy_tag</w:t>
-      </w:r>
-      <w:proofErr w:type="spellEnd"/>
-      <w:r>
-        <w:rPr>
-          <w:color w:val="1A1A2E"/>
-          <w:sz w:val="19"/>
-          <w:szCs w:val="19"/>
-        </w:rPr>
-        <w:t xml:space="preserve"> = </w:t>
-      </w:r>
-      <w:proofErr w:type="spellStart"/>
-      <w:r>
-        <w:rPr>
-          <w:color w:val="1A1A2E"/>
-          <w:sz w:val="19"/>
-          <w:szCs w:val="19"/>
-        </w:rPr>
-        <w:t>primary_strategy</w:t>
-      </w:r>
-      <w:proofErr w:type="spellEnd"/>
-      <w:r>
-        <w:rPr>
-          <w:color w:val="1A1A2E"/>
-          <w:sz w:val="19"/>
-          <w:szCs w:val="19"/>
-        </w:rPr>
-        <w:t xml:space="preserve"> AND rating &gt; 2400.</w:t>
+        <w:t>2. Queries game_index WHERE pawn_hash = current AND strategy_tag = primary_strategy AND rating &gt; 2400.</w:t>
       </w:r>
     </w:p>
     <w:p>
@@ -11172,25 +9653,7 @@
           <w:sz w:val="19"/>
           <w:szCs w:val="19"/>
         </w:rPr>
-        <w:t xml:space="preserve">5. Passes </w:t>
-      </w:r>
-      <w:proofErr w:type="spellStart"/>
-      <w:r>
-        <w:rPr>
-          <w:color w:val="1A1A2E"/>
-          <w:sz w:val="19"/>
-          <w:szCs w:val="19"/>
-        </w:rPr>
-        <w:t>GMPrecedent</w:t>
-      </w:r>
-      <w:proofErr w:type="spellEnd"/>
-      <w:r>
-        <w:rPr>
-          <w:color w:val="1A1A2E"/>
-          <w:sz w:val="19"/>
-          <w:szCs w:val="19"/>
-        </w:rPr>
-        <w:t xml:space="preserve"> objects to the coach narrator for output.</w:t>
+        <w:t>5. Passes GMPrecedent objects to the coach narrator for output.</w:t>
       </w:r>
     </w:p>
     <w:p>
@@ -11209,23 +9672,7 @@
         </w:pBdr>
       </w:pPr>
       <w:r>
-        <w:t xml:space="preserve">9. </w:t>
-      </w:r>
-      <w:proofErr w:type="spellStart"/>
-      <w:r>
-        <w:t>CoachOutput</w:t>
-      </w:r>
-      <w:proofErr w:type="spellEnd"/>
-      <w:r>
-        <w:t xml:space="preserve"> — The </w:t>
-      </w:r>
-      <w:proofErr w:type="spellStart"/>
-      <w:r>
-        <w:t>Backend's</w:t>
-      </w:r>
-      <w:proofErr w:type="spellEnd"/>
-      <w:r>
-        <w:t xml:space="preserve"> Final Product</w:t>
+        <w:t>9. CoachOutput — The Backend's Final Product</w:t>
       </w:r>
     </w:p>
     <w:p>
@@ -11236,21 +9683,7 @@
         <w:rPr>
           <w:color w:val="1A1A2E"/>
         </w:rPr>
-        <w:t xml:space="preserve">The </w:t>
-      </w:r>
-      <w:proofErr w:type="spellStart"/>
-      <w:r>
-        <w:rPr>
-          <w:color w:val="1A1A2E"/>
-        </w:rPr>
-        <w:t>CoachOutput</w:t>
-      </w:r>
-      <w:proofErr w:type="spellEnd"/>
-      <w:r>
-        <w:rPr>
-          <w:color w:val="1A1A2E"/>
-        </w:rPr>
-        <w:t xml:space="preserve"> object is the single output of the entire backend. It is a structured data packet — not a string — that the PySide6 widget consumes. The widget is responsible for rendering; the backend is responsible for content. These responsibilities never mix.</w:t>
+        <w:t>The CoachOutput object is the single output of the entire backend. It is a structured data packet — not a string — that the PySide6 widget consumes. The widget is responsible for rendering; the backend is responsible for content. These responsibilities never mix.</w:t>
       </w:r>
     </w:p>
     <w:tbl>
@@ -11276,12 +9709,6 @@
         <w:gridCol w:w="5353"/>
       </w:tblGrid>
       <w:tr>
-        <w:tblPrEx>
-          <w:tblCellMar>
-            <w:top w:w="0" w:type="dxa"/>
-            <w:bottom w:w="0" w:type="dxa"/>
-          </w:tblCellMar>
-        </w:tblPrEx>
         <w:tc>
           <w:tcPr>
             <w:tcW w:w="2400" w:type="dxa"/>
@@ -11377,12 +9804,6 @@
         </w:tc>
       </w:tr>
       <w:tr>
-        <w:tblPrEx>
-          <w:tblCellMar>
-            <w:top w:w="0" w:type="dxa"/>
-            <w:bottom w:w="0" w:type="dxa"/>
-          </w:tblCellMar>
-        </w:tblPrEx>
         <w:tc>
           <w:tcPr>
             <w:tcW w:w="2400" w:type="dxa"/>
@@ -11402,7 +9823,6 @@
             <w:vAlign w:val="center"/>
           </w:tcPr>
           <w:p>
-            <w:proofErr w:type="spellStart"/>
             <w:r>
               <w:rPr>
                 <w:b/>
@@ -11413,7 +9833,6 @@
               </w:rPr>
               <w:t>strategy_primary</w:t>
             </w:r>
-            <w:proofErr w:type="spellEnd"/>
           </w:p>
         </w:tc>
         <w:tc>
@@ -11476,12 +9895,6 @@
         </w:tc>
       </w:tr>
       <w:tr>
-        <w:tblPrEx>
-          <w:tblCellMar>
-            <w:top w:w="0" w:type="dxa"/>
-            <w:bottom w:w="0" w:type="dxa"/>
-          </w:tblCellMar>
-        </w:tblPrEx>
         <w:tc>
           <w:tcPr>
             <w:tcW w:w="2400" w:type="dxa"/>
@@ -11501,7 +9914,6 @@
             <w:vAlign w:val="center"/>
           </w:tcPr>
           <w:p>
-            <w:proofErr w:type="spellStart"/>
             <w:r>
               <w:rPr>
                 <w:b/>
@@ -11512,7 +9924,6 @@
               </w:rPr>
               <w:t>strategy_secondary</w:t>
             </w:r>
-            <w:proofErr w:type="spellEnd"/>
           </w:p>
         </w:tc>
         <w:tc>
@@ -11575,12 +9986,6 @@
         </w:tc>
       </w:tr>
       <w:tr>
-        <w:tblPrEx>
-          <w:tblCellMar>
-            <w:top w:w="0" w:type="dxa"/>
-            <w:bottom w:w="0" w:type="dxa"/>
-          </w:tblCellMar>
-        </w:tblPrEx>
         <w:tc>
           <w:tcPr>
             <w:tcW w:w="2400" w:type="dxa"/>
@@ -11672,12 +10077,6 @@
         </w:tc>
       </w:tr>
       <w:tr>
-        <w:tblPrEx>
-          <w:tblCellMar>
-            <w:top w:w="0" w:type="dxa"/>
-            <w:bottom w:w="0" w:type="dxa"/>
-          </w:tblCellMar>
-        </w:tblPrEx>
         <w:tc>
           <w:tcPr>
             <w:tcW w:w="2400" w:type="dxa"/>
@@ -11769,12 +10168,6 @@
         </w:tc>
       </w:tr>
       <w:tr>
-        <w:tblPrEx>
-          <w:tblCellMar>
-            <w:top w:w="0" w:type="dxa"/>
-            <w:bottom w:w="0" w:type="dxa"/>
-          </w:tblCellMar>
-        </w:tblPrEx>
         <w:tc>
           <w:tcPr>
             <w:tcW w:w="2400" w:type="dxa"/>
@@ -11866,12 +10259,6 @@
         </w:tc>
       </w:tr>
       <w:tr>
-        <w:tblPrEx>
-          <w:tblCellMar>
-            <w:top w:w="0" w:type="dxa"/>
-            <w:bottom w:w="0" w:type="dxa"/>
-          </w:tblCellMar>
-        </w:tblPrEx>
         <w:tc>
           <w:tcPr>
             <w:tcW w:w="2400" w:type="dxa"/>
@@ -11891,7 +10278,6 @@
             <w:vAlign w:val="center"/>
           </w:tcPr>
           <w:p>
-            <w:proofErr w:type="spellStart"/>
             <w:r>
               <w:rPr>
                 <w:b/>
@@ -11902,7 +10288,6 @@
               </w:rPr>
               <w:t>plan_sentences</w:t>
             </w:r>
-            <w:proofErr w:type="spellEnd"/>
           </w:p>
         </w:tc>
         <w:tc>
@@ -11965,12 +10350,6 @@
         </w:tc>
       </w:tr>
       <w:tr>
-        <w:tblPrEx>
-          <w:tblCellMar>
-            <w:top w:w="0" w:type="dxa"/>
-            <w:bottom w:w="0" w:type="dxa"/>
-          </w:tblCellMar>
-        </w:tblPrEx>
         <w:tc>
           <w:tcPr>
             <w:tcW w:w="2400" w:type="dxa"/>
@@ -11990,7 +10369,6 @@
             <w:vAlign w:val="center"/>
           </w:tcPr>
           <w:p>
-            <w:proofErr w:type="spellStart"/>
             <w:r>
               <w:rPr>
                 <w:b/>
@@ -12001,7 +10379,6 @@
               </w:rPr>
               <w:t>tactic_hints</w:t>
             </w:r>
-            <w:proofErr w:type="spellEnd"/>
           </w:p>
         </w:tc>
         <w:tc>
@@ -12064,12 +10441,6 @@
         </w:tc>
       </w:tr>
       <w:tr>
-        <w:tblPrEx>
-          <w:tblCellMar>
-            <w:top w:w="0" w:type="dxa"/>
-            <w:bottom w:w="0" w:type="dxa"/>
-          </w:tblCellMar>
-        </w:tblPrEx>
         <w:tc>
           <w:tcPr>
             <w:tcW w:w="2400" w:type="dxa"/>
@@ -12089,7 +10460,6 @@
             <w:vAlign w:val="center"/>
           </w:tcPr>
           <w:p>
-            <w:proofErr w:type="spellStart"/>
             <w:r>
               <w:rPr>
                 <w:b/>
@@ -12100,7 +10470,6 @@
               </w:rPr>
               <w:t>move_flags</w:t>
             </w:r>
-            <w:proofErr w:type="spellEnd"/>
           </w:p>
         </w:tc>
         <w:tc>
@@ -12128,25 +10497,7 @@
                 <w:sz w:val="17"/>
                 <w:szCs w:val="17"/>
               </w:rPr>
-              <w:t>list[</w:t>
-            </w:r>
-            <w:proofErr w:type="spellStart"/>
-            <w:r>
-              <w:rPr>
-                <w:color w:val="1A1A2E"/>
-                <w:sz w:val="17"/>
-                <w:szCs w:val="17"/>
-              </w:rPr>
-              <w:t>dict</w:t>
-            </w:r>
-            <w:proofErr w:type="spellEnd"/>
-            <w:r>
-              <w:rPr>
-                <w:color w:val="1A1A2E"/>
-                <w:sz w:val="17"/>
-                <w:szCs w:val="17"/>
-              </w:rPr>
-              <w:t>]</w:t>
+              <w:t>list[dict]</w:t>
             </w:r>
           </w:p>
         </w:tc>
@@ -12175,36 +10526,12 @@
                 <w:sz w:val="17"/>
                 <w:szCs w:val="17"/>
               </w:rPr>
-              <w:t>Per-move flags: { move: 'g4', flag: '</w:t>
-            </w:r>
-            <w:proofErr w:type="spellStart"/>
-            <w:r>
-              <w:rPr>
-                <w:color w:val="555555"/>
-                <w:sz w:val="17"/>
-                <w:szCs w:val="17"/>
-              </w:rPr>
-              <w:t>strong_break</w:t>
-            </w:r>
-            <w:proofErr w:type="spellEnd"/>
-            <w:r>
-              <w:rPr>
-                <w:color w:val="555555"/>
-                <w:sz w:val="17"/>
-                <w:szCs w:val="17"/>
-              </w:rPr>
-              <w:t>', strategy: 'blitz' }. Drives heatmap.</w:t>
+              <w:t>Per-move flags: { move: 'g4', flag: 'strong_break', strategy: 'blitz' }. Drives heatmap.</w:t>
             </w:r>
           </w:p>
         </w:tc>
       </w:tr>
       <w:tr>
-        <w:tblPrEx>
-          <w:tblCellMar>
-            <w:top w:w="0" w:type="dxa"/>
-            <w:bottom w:w="0" w:type="dxa"/>
-          </w:tblCellMar>
-        </w:tblPrEx>
         <w:tc>
           <w:tcPr>
             <w:tcW w:w="2400" w:type="dxa"/>
@@ -12224,7 +10551,6 @@
             <w:vAlign w:val="center"/>
           </w:tcPr>
           <w:p>
-            <w:proofErr w:type="spellStart"/>
             <w:r>
               <w:rPr>
                 <w:b/>
@@ -12235,7 +10561,6 @@
               </w:rPr>
               <w:t>weakness_squares</w:t>
             </w:r>
-            <w:proofErr w:type="spellEnd"/>
           </w:p>
         </w:tc>
         <w:tc>
@@ -12298,12 +10623,6 @@
         </w:tc>
       </w:tr>
       <w:tr>
-        <w:tblPrEx>
-          <w:tblCellMar>
-            <w:top w:w="0" w:type="dxa"/>
-            <w:bottom w:w="0" w:type="dxa"/>
-          </w:tblCellMar>
-        </w:tblPrEx>
         <w:tc>
           <w:tcPr>
             <w:tcW w:w="2400" w:type="dxa"/>
@@ -12323,7 +10642,6 @@
             <w:vAlign w:val="center"/>
           </w:tcPr>
           <w:p>
-            <w:proofErr w:type="spellStart"/>
             <w:r>
               <w:rPr>
                 <w:b/>
@@ -12334,7 +10652,6 @@
               </w:rPr>
               <w:t>gm_precedents</w:t>
             </w:r>
-            <w:proofErr w:type="spellEnd"/>
           </w:p>
         </w:tc>
         <w:tc>
@@ -12362,25 +10679,7 @@
                 <w:sz w:val="17"/>
                 <w:szCs w:val="17"/>
               </w:rPr>
-              <w:t>list[</w:t>
-            </w:r>
-            <w:proofErr w:type="spellStart"/>
-            <w:r>
-              <w:rPr>
-                <w:color w:val="1A1A2E"/>
-                <w:sz w:val="17"/>
-                <w:szCs w:val="17"/>
-              </w:rPr>
-              <w:t>GMPrecedent</w:t>
-            </w:r>
-            <w:proofErr w:type="spellEnd"/>
-            <w:r>
-              <w:rPr>
-                <w:color w:val="1A1A2E"/>
-                <w:sz w:val="17"/>
-                <w:szCs w:val="17"/>
-              </w:rPr>
-              <w:t>]</w:t>
+              <w:t>list[GMPrecedent]</w:t>
             </w:r>
           </w:p>
         </w:tc>
@@ -12409,54 +10708,12 @@
                 <w:sz w:val="17"/>
                 <w:szCs w:val="17"/>
               </w:rPr>
-              <w:t xml:space="preserve">0–3 GM game matches. Each: { player, </w:t>
-            </w:r>
-            <w:proofErr w:type="spellStart"/>
-            <w:r>
-              <w:rPr>
-                <w:color w:val="555555"/>
-                <w:sz w:val="17"/>
-                <w:szCs w:val="17"/>
-              </w:rPr>
-              <w:t>game_id</w:t>
-            </w:r>
-            <w:proofErr w:type="spellEnd"/>
-            <w:r>
-              <w:rPr>
-                <w:color w:val="555555"/>
-                <w:sz w:val="17"/>
-                <w:szCs w:val="17"/>
-              </w:rPr>
-              <w:t xml:space="preserve">, ply, </w:t>
-            </w:r>
-            <w:proofErr w:type="spellStart"/>
-            <w:r>
-              <w:rPr>
-                <w:color w:val="555555"/>
-                <w:sz w:val="17"/>
-                <w:szCs w:val="17"/>
-              </w:rPr>
-              <w:t>key_move</w:t>
-            </w:r>
-            <w:proofErr w:type="spellEnd"/>
-            <w:r>
-              <w:rPr>
-                <w:color w:val="555555"/>
-                <w:sz w:val="17"/>
-                <w:szCs w:val="17"/>
-              </w:rPr>
-              <w:t>, annotation }</w:t>
+              <w:t>0–3 GM game matches. Each: { player, game_id, ply, key_move, annotation }</w:t>
             </w:r>
           </w:p>
         </w:tc>
       </w:tr>
       <w:tr>
-        <w:tblPrEx>
-          <w:tblCellMar>
-            <w:top w:w="0" w:type="dxa"/>
-            <w:bottom w:w="0" w:type="dxa"/>
-          </w:tblCellMar>
-        </w:tblPrEx>
         <w:tc>
           <w:tcPr>
             <w:tcW w:w="2400" w:type="dxa"/>
@@ -12476,7 +10733,6 @@
             <w:vAlign w:val="center"/>
           </w:tcPr>
           <w:p>
-            <w:proofErr w:type="spellStart"/>
             <w:r>
               <w:rPr>
                 <w:b/>
@@ -12487,7 +10743,6 @@
               </w:rPr>
               <w:t>signal_dump</w:t>
             </w:r>
-            <w:proofErr w:type="spellEnd"/>
           </w:p>
         </w:tc>
         <w:tc>
@@ -12515,25 +10770,7 @@
                 <w:sz w:val="17"/>
                 <w:szCs w:val="17"/>
               </w:rPr>
-              <w:t>list[</w:t>
-            </w:r>
-            <w:proofErr w:type="spellStart"/>
-            <w:r>
-              <w:rPr>
-                <w:color w:val="1A1A2E"/>
-                <w:sz w:val="17"/>
-                <w:szCs w:val="17"/>
-              </w:rPr>
-              <w:t>MetricSignal</w:t>
-            </w:r>
-            <w:proofErr w:type="spellEnd"/>
-            <w:r>
-              <w:rPr>
-                <w:color w:val="1A1A2E"/>
-                <w:sz w:val="17"/>
-                <w:szCs w:val="17"/>
-              </w:rPr>
-              <w:t>]</w:t>
+              <w:t>list[MetricSignal]</w:t>
             </w:r>
           </w:p>
         </w:tc>
@@ -12562,25 +10799,7 @@
                 <w:sz w:val="17"/>
                 <w:szCs w:val="17"/>
               </w:rPr>
-              <w:t xml:space="preserve">Full list of fired </w:t>
-            </w:r>
-            <w:proofErr w:type="spellStart"/>
-            <w:r>
-              <w:rPr>
-                <w:color w:val="555555"/>
-                <w:sz w:val="17"/>
-                <w:szCs w:val="17"/>
-              </w:rPr>
-              <w:t>MetricSignals</w:t>
-            </w:r>
-            <w:proofErr w:type="spellEnd"/>
-            <w:r>
-              <w:rPr>
-                <w:color w:val="555555"/>
-                <w:sz w:val="17"/>
-                <w:szCs w:val="17"/>
-              </w:rPr>
-              <w:t>. For debugging and widget detail panel.</w:t>
+              <w:t>Full list of fired MetricSignals. For debugging and widget detail panel.</w:t>
             </w:r>
           </w:p>
         </w:tc>
@@ -12614,21 +10833,7 @@
         <w:rPr>
           <w:color w:val="1A1A2E"/>
         </w:rPr>
-        <w:t xml:space="preserve">The backend exposes a single clean API. The widget calls one function, receives one </w:t>
-      </w:r>
-      <w:proofErr w:type="spellStart"/>
-      <w:r>
-        <w:rPr>
-          <w:color w:val="1A1A2E"/>
-        </w:rPr>
-        <w:t>CoachOutput</w:t>
-      </w:r>
-      <w:proofErr w:type="spellEnd"/>
-      <w:r>
-        <w:rPr>
-          <w:color w:val="1A1A2E"/>
-        </w:rPr>
-        <w:t xml:space="preserve"> object, and renders it. The widget never calls individual extractors or scorers directly.</w:t>
+        <w:t>The backend exposes a single clean API. The widget calls one function, receives one CoachOutput object, and renders it. The widget never calls individual extractors or scorers directly.</w:t>
       </w:r>
     </w:p>
     <w:p>
@@ -12652,39 +10857,8 @@
           <w:sz w:val="17"/>
           <w:szCs w:val="17"/>
         </w:rPr>
-        <w:t xml:space="preserve">from </w:t>
+        <w:t>from chess_coach import StrategyEngine</w:t>
       </w:r>
-      <w:proofErr w:type="spellStart"/>
-      <w:r>
-        <w:rPr>
-          <w:rFonts w:ascii="Courier New" w:eastAsia="Courier New" w:hAnsi="Courier New" w:cs="Courier New"/>
-          <w:color w:val="A8D8A8"/>
-          <w:sz w:val="17"/>
-          <w:szCs w:val="17"/>
-        </w:rPr>
-        <w:t>chess_coach</w:t>
-      </w:r>
-      <w:proofErr w:type="spellEnd"/>
-      <w:r>
-        <w:rPr>
-          <w:rFonts w:ascii="Courier New" w:eastAsia="Courier New" w:hAnsi="Courier New" w:cs="Courier New"/>
-          <w:color w:val="A8D8A8"/>
-          <w:sz w:val="17"/>
-          <w:szCs w:val="17"/>
-        </w:rPr>
-        <w:t xml:space="preserve"> import </w:t>
-      </w:r>
-      <w:proofErr w:type="spellStart"/>
-      <w:r>
-        <w:rPr>
-          <w:rFonts w:ascii="Courier New" w:eastAsia="Courier New" w:hAnsi="Courier New" w:cs="Courier New"/>
-          <w:color w:val="A8D8A8"/>
-          <w:sz w:val="17"/>
-          <w:szCs w:val="17"/>
-        </w:rPr>
-        <w:t>StrategyEngine</w:t>
-      </w:r>
-      <w:proofErr w:type="spellEnd"/>
     </w:p>
     <w:p>
       <w:pPr>
@@ -12706,27 +10880,7 @@
           <w:sz w:val="17"/>
           <w:szCs w:val="17"/>
         </w:rPr>
-        <w:t xml:space="preserve">engine = </w:t>
-      </w:r>
-      <w:proofErr w:type="spellStart"/>
-      <w:r>
-        <w:rPr>
-          <w:rFonts w:ascii="Courier New" w:eastAsia="Courier New" w:hAnsi="Courier New" w:cs="Courier New"/>
-          <w:color w:val="A8D8A8"/>
-          <w:sz w:val="17"/>
-          <w:szCs w:val="17"/>
-        </w:rPr>
-        <w:t>StrategyEngine</w:t>
-      </w:r>
-      <w:proofErr w:type="spellEnd"/>
-      <w:r>
-        <w:rPr>
-          <w:rFonts w:ascii="Courier New" w:eastAsia="Courier New" w:hAnsi="Courier New" w:cs="Courier New"/>
-          <w:color w:val="A8D8A8"/>
-          <w:sz w:val="17"/>
-          <w:szCs w:val="17"/>
-        </w:rPr>
-        <w:t>(</w:t>
+        <w:t>engine = StrategyEngine(</w:t>
       </w:r>
     </w:p>
     <w:p>
@@ -12742,27 +10896,7 @@
           <w:sz w:val="17"/>
           <w:szCs w:val="17"/>
         </w:rPr>
-        <w:t xml:space="preserve">    </w:t>
-      </w:r>
-      <w:proofErr w:type="spellStart"/>
-      <w:r>
-        <w:rPr>
-          <w:rFonts w:ascii="Courier New" w:eastAsia="Courier New" w:hAnsi="Courier New" w:cs="Courier New"/>
-          <w:color w:val="A8D8A8"/>
-          <w:sz w:val="17"/>
-          <w:szCs w:val="17"/>
-        </w:rPr>
-        <w:t>stockfish_path</w:t>
-      </w:r>
-      <w:proofErr w:type="spellEnd"/>
-      <w:r>
-        <w:rPr>
-          <w:rFonts w:ascii="Courier New" w:eastAsia="Courier New" w:hAnsi="Courier New" w:cs="Courier New"/>
-          <w:color w:val="A8D8A8"/>
-          <w:sz w:val="17"/>
-          <w:szCs w:val="17"/>
-        </w:rPr>
-        <w:t>='/path/to/stockfish',</w:t>
+        <w:t xml:space="preserve">    stockfish_path='/path/to/stockfish',</w:t>
       </w:r>
     </w:p>
     <w:p>
@@ -12778,47 +10912,7 @@
           <w:sz w:val="17"/>
           <w:szCs w:val="17"/>
         </w:rPr>
-        <w:t xml:space="preserve">    </w:t>
-      </w:r>
-      <w:proofErr w:type="spellStart"/>
-      <w:r>
-        <w:rPr>
-          <w:rFonts w:ascii="Courier New" w:eastAsia="Courier New" w:hAnsi="Courier New" w:cs="Courier New"/>
-          <w:color w:val="A8D8A8"/>
-          <w:sz w:val="17"/>
-          <w:szCs w:val="17"/>
-        </w:rPr>
-        <w:t>db_path</w:t>
-      </w:r>
-      <w:proofErr w:type="spellEnd"/>
-      <w:r>
-        <w:rPr>
-          <w:rFonts w:ascii="Courier New" w:eastAsia="Courier New" w:hAnsi="Courier New" w:cs="Courier New"/>
-          <w:color w:val="A8D8A8"/>
-          <w:sz w:val="17"/>
-          <w:szCs w:val="17"/>
-        </w:rPr>
-        <w:t>='/path/to/</w:t>
-      </w:r>
-      <w:proofErr w:type="spellStart"/>
-      <w:r>
-        <w:rPr>
-          <w:rFonts w:ascii="Courier New" w:eastAsia="Courier New" w:hAnsi="Courier New" w:cs="Courier New"/>
-          <w:color w:val="A8D8A8"/>
-          <w:sz w:val="17"/>
-          <w:szCs w:val="17"/>
-        </w:rPr>
-        <w:t>chess_coach.db</w:t>
-      </w:r>
-      <w:proofErr w:type="spellEnd"/>
-      <w:r>
-        <w:rPr>
-          <w:rFonts w:ascii="Courier New" w:eastAsia="Courier New" w:hAnsi="Courier New" w:cs="Courier New"/>
-          <w:color w:val="A8D8A8"/>
-          <w:sz w:val="17"/>
-          <w:szCs w:val="17"/>
-        </w:rPr>
-        <w:t>',</w:t>
+        <w:t xml:space="preserve">    db_path='/path/to/chess_coach.db',</w:t>
       </w:r>
     </w:p>
     <w:p>
@@ -12834,47 +10928,7 @@
           <w:sz w:val="17"/>
           <w:szCs w:val="17"/>
         </w:rPr>
-        <w:t xml:space="preserve">    </w:t>
-      </w:r>
-      <w:proofErr w:type="spellStart"/>
-      <w:r>
-        <w:rPr>
-          <w:rFonts w:ascii="Courier New" w:eastAsia="Courier New" w:hAnsi="Courier New" w:cs="Courier New"/>
-          <w:color w:val="A8D8A8"/>
-          <w:sz w:val="17"/>
-          <w:szCs w:val="17"/>
-        </w:rPr>
-        <w:t>pgn_index_path</w:t>
-      </w:r>
-      <w:proofErr w:type="spellEnd"/>
-      <w:r>
-        <w:rPr>
-          <w:rFonts w:ascii="Courier New" w:eastAsia="Courier New" w:hAnsi="Courier New" w:cs="Courier New"/>
-          <w:color w:val="A8D8A8"/>
-          <w:sz w:val="17"/>
-          <w:szCs w:val="17"/>
-        </w:rPr>
-        <w:t>='/path/to/</w:t>
-      </w:r>
-      <w:proofErr w:type="spellStart"/>
-      <w:r>
-        <w:rPr>
-          <w:rFonts w:ascii="Courier New" w:eastAsia="Courier New" w:hAnsi="Courier New" w:cs="Courier New"/>
-          <w:color w:val="A8D8A8"/>
-          <w:sz w:val="17"/>
-          <w:szCs w:val="17"/>
-        </w:rPr>
-        <w:t>game_index.db</w:t>
-      </w:r>
-      <w:proofErr w:type="spellEnd"/>
-      <w:r>
-        <w:rPr>
-          <w:rFonts w:ascii="Courier New" w:eastAsia="Courier New" w:hAnsi="Courier New" w:cs="Courier New"/>
-          <w:color w:val="A8D8A8"/>
-          <w:sz w:val="17"/>
-          <w:szCs w:val="17"/>
-        </w:rPr>
-        <w:t>'</w:t>
+        <w:t xml:space="preserve">    pgn_index_path='/path/to/game_index.db'</w:t>
       </w:r>
     </w:p>
     <w:p>
@@ -12929,47 +10983,7 @@
           <w:sz w:val="17"/>
           <w:szCs w:val="17"/>
         </w:rPr>
-        <w:t xml:space="preserve">output: </w:t>
-      </w:r>
-      <w:proofErr w:type="spellStart"/>
-      <w:r>
-        <w:rPr>
-          <w:rFonts w:ascii="Courier New" w:eastAsia="Courier New" w:hAnsi="Courier New" w:cs="Courier New"/>
-          <w:color w:val="A8D8A8"/>
-          <w:sz w:val="17"/>
-          <w:szCs w:val="17"/>
-        </w:rPr>
-        <w:t>CoachOutput</w:t>
-      </w:r>
-      <w:proofErr w:type="spellEnd"/>
-      <w:r>
-        <w:rPr>
-          <w:rFonts w:ascii="Courier New" w:eastAsia="Courier New" w:hAnsi="Courier New" w:cs="Courier New"/>
-          <w:color w:val="A8D8A8"/>
-          <w:sz w:val="17"/>
-          <w:szCs w:val="17"/>
-        </w:rPr>
-        <w:t xml:space="preserve"> = </w:t>
-      </w:r>
-      <w:proofErr w:type="spellStart"/>
-      <w:r>
-        <w:rPr>
-          <w:rFonts w:ascii="Courier New" w:eastAsia="Courier New" w:hAnsi="Courier New" w:cs="Courier New"/>
-          <w:color w:val="A8D8A8"/>
-          <w:sz w:val="17"/>
-          <w:szCs w:val="17"/>
-        </w:rPr>
-        <w:t>engine.analyse</w:t>
-      </w:r>
-      <w:proofErr w:type="spellEnd"/>
-      <w:r>
-        <w:rPr>
-          <w:rFonts w:ascii="Courier New" w:eastAsia="Courier New" w:hAnsi="Courier New" w:cs="Courier New"/>
-          <w:color w:val="A8D8A8"/>
-          <w:sz w:val="17"/>
-          <w:szCs w:val="17"/>
-        </w:rPr>
-        <w:t>(</w:t>
+        <w:t>output: CoachOutput = engine.analyse(</w:t>
       </w:r>
     </w:p>
     <w:p>
@@ -12985,27 +10999,7 @@
           <w:sz w:val="17"/>
           <w:szCs w:val="17"/>
         </w:rPr>
-        <w:t xml:space="preserve">    board=</w:t>
-      </w:r>
-      <w:proofErr w:type="spellStart"/>
-      <w:r>
-        <w:rPr>
-          <w:rFonts w:ascii="Courier New" w:eastAsia="Courier New" w:hAnsi="Courier New" w:cs="Courier New"/>
-          <w:color w:val="A8D8A8"/>
-          <w:sz w:val="17"/>
-          <w:szCs w:val="17"/>
-        </w:rPr>
-        <w:t>chess.Board</w:t>
-      </w:r>
-      <w:proofErr w:type="spellEnd"/>
-      <w:r>
-        <w:rPr>
-          <w:rFonts w:ascii="Courier New" w:eastAsia="Courier New" w:hAnsi="Courier New" w:cs="Courier New"/>
-          <w:color w:val="A8D8A8"/>
-          <w:sz w:val="17"/>
-          <w:szCs w:val="17"/>
-        </w:rPr>
-        <w:t>,          # python-chess board object</w:t>
+        <w:t xml:space="preserve">    board=chess.Board,          # python-chess board object</w:t>
       </w:r>
     </w:p>
     <w:p>
@@ -13021,27 +11015,7 @@
           <w:sz w:val="17"/>
           <w:szCs w:val="17"/>
         </w:rPr>
-        <w:t xml:space="preserve">    </w:t>
-      </w:r>
-      <w:proofErr w:type="spellStart"/>
-      <w:r>
-        <w:rPr>
-          <w:rFonts w:ascii="Courier New" w:eastAsia="Courier New" w:hAnsi="Courier New" w:cs="Courier New"/>
-          <w:color w:val="A8D8A8"/>
-          <w:sz w:val="17"/>
-          <w:szCs w:val="17"/>
-        </w:rPr>
-        <w:t>move_history</w:t>
-      </w:r>
-      <w:proofErr w:type="spellEnd"/>
-      <w:r>
-        <w:rPr>
-          <w:rFonts w:ascii="Courier New" w:eastAsia="Courier New" w:hAnsi="Courier New" w:cs="Courier New"/>
-          <w:color w:val="A8D8A8"/>
-          <w:sz w:val="17"/>
-          <w:szCs w:val="17"/>
-        </w:rPr>
-        <w:t>=list[str],     # UCI move strings</w:t>
+        <w:t xml:space="preserve">    move_history=list[str],     # UCI move strings</w:t>
       </w:r>
     </w:p>
     <w:p>
@@ -13057,27 +11031,7 @@
           <w:sz w:val="17"/>
           <w:szCs w:val="17"/>
         </w:rPr>
-        <w:t xml:space="preserve">    </w:t>
-      </w:r>
-      <w:proofErr w:type="spellStart"/>
-      <w:r>
-        <w:rPr>
-          <w:rFonts w:ascii="Courier New" w:eastAsia="Courier New" w:hAnsi="Courier New" w:cs="Courier New"/>
-          <w:color w:val="A8D8A8"/>
-          <w:sz w:val="17"/>
-          <w:szCs w:val="17"/>
-        </w:rPr>
-        <w:t>player_side</w:t>
-      </w:r>
-      <w:proofErr w:type="spellEnd"/>
-      <w:r>
-        <w:rPr>
-          <w:rFonts w:ascii="Courier New" w:eastAsia="Courier New" w:hAnsi="Courier New" w:cs="Courier New"/>
-          <w:color w:val="A8D8A8"/>
-          <w:sz w:val="17"/>
-          <w:szCs w:val="17"/>
-        </w:rPr>
-        <w:t>='white'         # which side to coach</w:t>
+        <w:t xml:space="preserve">    player_side='white'         # which side to coach</w:t>
       </w:r>
     </w:p>
     <w:p>
@@ -13131,23 +11085,13 @@
         </w:numPr>
         <w:spacing w:before="40" w:after="60"/>
       </w:pPr>
-      <w:proofErr w:type="spellStart"/>
       <w:r>
         <w:rPr>
           <w:color w:val="1A1A2E"/>
           <w:sz w:val="19"/>
           <w:szCs w:val="19"/>
         </w:rPr>
-        <w:t>plan_sentences</w:t>
-      </w:r>
-      <w:proofErr w:type="spellEnd"/>
-      <w:r>
-        <w:rPr>
-          <w:color w:val="1A1A2E"/>
-          <w:sz w:val="19"/>
-          <w:szCs w:val="19"/>
-        </w:rPr>
-        <w:t xml:space="preserve"> list → paragraph block below headline, one sentence per line with spacing.</w:t>
+        <w:t>plan_sentences list → paragraph block below headline, one sentence per line with spacing.</w:t>
       </w:r>
     </w:p>
     <w:p>
@@ -13159,23 +11103,13 @@
         </w:numPr>
         <w:spacing w:before="40" w:after="60"/>
       </w:pPr>
-      <w:proofErr w:type="spellStart"/>
       <w:r>
         <w:rPr>
           <w:color w:val="1A1A2E"/>
           <w:sz w:val="19"/>
           <w:szCs w:val="19"/>
         </w:rPr>
-        <w:t>tactic_hints</w:t>
-      </w:r>
-      <w:proofErr w:type="spellEnd"/>
-      <w:r>
-        <w:rPr>
-          <w:color w:val="1A1A2E"/>
-          <w:sz w:val="19"/>
-          <w:szCs w:val="19"/>
-        </w:rPr>
-        <w:t xml:space="preserve"> list → secondary panel or collapsible section, visually distinct from plan.</w:t>
+        <w:t>tactic_hints list → secondary panel or collapsible section, visually distinct from plan.</w:t>
       </w:r>
     </w:p>
     <w:p>
@@ -13187,23 +11121,13 @@
         </w:numPr>
         <w:spacing w:before="40" w:after="60"/>
       </w:pPr>
-      <w:proofErr w:type="spellStart"/>
       <w:r>
         <w:rPr>
           <w:color w:val="1A1A2E"/>
           <w:sz w:val="19"/>
           <w:szCs w:val="19"/>
         </w:rPr>
-        <w:t>weakness_squares</w:t>
-      </w:r>
-      <w:proofErr w:type="spellEnd"/>
-      <w:r>
-        <w:rPr>
-          <w:color w:val="1A1A2E"/>
-          <w:sz w:val="19"/>
-          <w:szCs w:val="19"/>
-        </w:rPr>
-        <w:t xml:space="preserve"> list → coloured overlay on board squares (e.g. red tint for weak squares).</w:t>
+        <w:t>weakness_squares list → coloured overlay on board squares (e.g. red tint for weak squares).</w:t>
       </w:r>
     </w:p>
     <w:p>
@@ -13215,23 +11139,13 @@
         </w:numPr>
         <w:spacing w:before="40" w:after="60"/>
       </w:pPr>
-      <w:proofErr w:type="spellStart"/>
       <w:r>
         <w:rPr>
           <w:color w:val="1A1A2E"/>
           <w:sz w:val="19"/>
           <w:szCs w:val="19"/>
         </w:rPr>
-        <w:t>move_flags</w:t>
-      </w:r>
-      <w:proofErr w:type="spellEnd"/>
-      <w:r>
-        <w:rPr>
-          <w:color w:val="1A1A2E"/>
-          <w:sz w:val="19"/>
-          <w:szCs w:val="19"/>
-        </w:rPr>
-        <w:t xml:space="preserve"> list → highlight specific moves in the move list with strategy colour coding.</w:t>
+        <w:t>move_flags list → highlight specific moves in the move list with strategy colour coding.</w:t>
       </w:r>
     </w:p>
     <w:p>
@@ -13243,23 +11157,13 @@
         </w:numPr>
         <w:spacing w:before="40" w:after="60"/>
       </w:pPr>
-      <w:proofErr w:type="spellStart"/>
       <w:r>
         <w:rPr>
           <w:color w:val="1A1A2E"/>
           <w:sz w:val="19"/>
           <w:szCs w:val="19"/>
         </w:rPr>
-        <w:t>gm_precedents</w:t>
-      </w:r>
-      <w:proofErr w:type="spellEnd"/>
-      <w:r>
-        <w:rPr>
-          <w:color w:val="1A1A2E"/>
-          <w:sz w:val="19"/>
-          <w:szCs w:val="19"/>
-        </w:rPr>
-        <w:t xml:space="preserve"> list → clickable game references that load the GM game into the board viewer.</w:t>
+        <w:t>gm_precedents list → clickable game references that load the GM game into the board viewer.</w:t>
       </w:r>
     </w:p>
     <w:p>
@@ -13271,23 +11175,13 @@
         </w:numPr>
         <w:spacing w:before="40" w:after="60"/>
       </w:pPr>
-      <w:proofErr w:type="spellStart"/>
       <w:r>
         <w:rPr>
           <w:color w:val="1A1A2E"/>
           <w:sz w:val="19"/>
           <w:szCs w:val="19"/>
         </w:rPr>
-        <w:t>signal_dump</w:t>
-      </w:r>
-      <w:proofErr w:type="spellEnd"/>
-      <w:r>
-        <w:rPr>
-          <w:color w:val="1A1A2E"/>
-          <w:sz w:val="19"/>
-          <w:szCs w:val="19"/>
-        </w:rPr>
-        <w:t xml:space="preserve"> list → optional debug panel showing raw metric scores for developer/advanced use.</w:t>
+        <w:t>signal_dump list → optional debug panel showing raw metric scores for developer/advanced use.</w:t>
       </w:r>
     </w:p>
     <w:p>
@@ -13321,12 +11215,6 @@
         <w:gridCol w:w="5360"/>
       </w:tblGrid>
       <w:tr>
-        <w:tblPrEx>
-          <w:tblCellMar>
-            <w:top w:w="0" w:type="dxa"/>
-            <w:bottom w:w="0" w:type="dxa"/>
-          </w:tblCellMar>
-        </w:tblPrEx>
         <w:tc>
           <w:tcPr>
             <w:tcW w:w="2000" w:type="dxa"/>
@@ -13422,12 +11310,6 @@
         </w:tc>
       </w:tr>
       <w:tr>
-        <w:tblPrEx>
-          <w:tblCellMar>
-            <w:top w:w="0" w:type="dxa"/>
-            <w:bottom w:w="0" w:type="dxa"/>
-          </w:tblCellMar>
-        </w:tblPrEx>
         <w:tc>
           <w:tcPr>
             <w:tcW w:w="2000" w:type="dxa"/>
@@ -13517,12 +11399,6 @@
         </w:tc>
       </w:tr>
       <w:tr>
-        <w:tblPrEx>
-          <w:tblCellMar>
-            <w:top w:w="0" w:type="dxa"/>
-            <w:bottom w:w="0" w:type="dxa"/>
-          </w:tblCellMar>
-        </w:tblPrEx>
         <w:tc>
           <w:tcPr>
             <w:tcW w:w="2000" w:type="dxa"/>
@@ -13612,12 +11488,6 @@
         </w:tc>
       </w:tr>
       <w:tr>
-        <w:tblPrEx>
-          <w:tblCellMar>
-            <w:top w:w="0" w:type="dxa"/>
-            <w:bottom w:w="0" w:type="dxa"/>
-          </w:tblCellMar>
-        </w:tblPrEx>
         <w:tc>
           <w:tcPr>
             <w:tcW w:w="2000" w:type="dxa"/>
@@ -13707,12 +11577,6 @@
         </w:tc>
       </w:tr>
       <w:tr>
-        <w:tblPrEx>
-          <w:tblCellMar>
-            <w:top w:w="0" w:type="dxa"/>
-            <w:bottom w:w="0" w:type="dxa"/>
-          </w:tblCellMar>
-        </w:tblPrEx>
         <w:tc>
           <w:tcPr>
             <w:tcW w:w="2000" w:type="dxa"/>
@@ -13796,25 +11660,7 @@
                 <w:sz w:val="18"/>
                 <w:szCs w:val="18"/>
               </w:rPr>
-              <w:t xml:space="preserve">Preparation </w:t>
-            </w:r>
-            <w:proofErr w:type="gramStart"/>
-            <w:r>
-              <w:rPr>
-                <w:color w:val="555555"/>
-                <w:sz w:val="18"/>
-                <w:szCs w:val="18"/>
-              </w:rPr>
-              <w:t>move</w:t>
-            </w:r>
-            <w:proofErr w:type="gramEnd"/>
-            <w:r>
-              <w:rPr>
-                <w:color w:val="555555"/>
-                <w:sz w:val="18"/>
-                <w:szCs w:val="18"/>
-              </w:rPr>
-              <w:t xml:space="preserve"> flags, misdirection indicators</w:t>
+              <w:t>Preparation move flags, misdirection indicators</w:t>
             </w:r>
           </w:p>
         </w:tc>
@@ -13873,12 +11719,6 @@
         <w:gridCol w:w="5960"/>
       </w:tblGrid>
       <w:tr>
-        <w:tblPrEx>
-          <w:tblCellMar>
-            <w:top w:w="0" w:type="dxa"/>
-            <w:bottom w:w="0" w:type="dxa"/>
-          </w:tblCellMar>
-        </w:tblPrEx>
         <w:tc>
           <w:tcPr>
             <w:tcW w:w="600" w:type="dxa"/>
@@ -13974,12 +11814,6 @@
         </w:tc>
       </w:tr>
       <w:tr>
-        <w:tblPrEx>
-          <w:tblCellMar>
-            <w:top w:w="0" w:type="dxa"/>
-            <w:bottom w:w="0" w:type="dxa"/>
-          </w:tblCellMar>
-        </w:tblPrEx>
         <w:tc>
           <w:tcPr>
             <w:tcW w:w="600" w:type="dxa"/>
@@ -14063,54 +11897,369 @@
                 <w:sz w:val="18"/>
                 <w:szCs w:val="18"/>
               </w:rPr>
-              <w:t xml:space="preserve">Output </w:t>
-            </w:r>
-            <w:proofErr w:type="spellStart"/>
+              <w:t>Output MetricSignal for king exposure. Test: Tal vs NN 1960 — must score king_exposure &gt; 0.80.</w:t>
+            </w:r>
+          </w:p>
+        </w:tc>
+      </w:tr>
+      <w:tr>
+        <w:tc>
+          <w:tcPr>
+            <w:tcW w:w="600" w:type="dxa"/>
+            <w:tcBorders>
+              <w:top w:val="single" w:sz="1" w:space="0" w:color="CCCCCC"/>
+              <w:left w:val="single" w:sz="1" w:space="0" w:color="CCCCCC"/>
+              <w:bottom w:val="single" w:sz="1" w:space="0" w:color="CCCCCC"/>
+              <w:right w:val="single" w:sz="1" w:space="0" w:color="CCCCCC"/>
+            </w:tcBorders>
+            <w:shd w:val="clear" w:color="auto" w:fill="F2F2F2"/>
+            <w:tcMar>
+              <w:top w:w="80" w:type="dxa"/>
+              <w:left w:w="140" w:type="dxa"/>
+              <w:bottom w:w="80" w:type="dxa"/>
+              <w:right w:w="140" w:type="dxa"/>
+            </w:tcMar>
+            <w:vAlign w:val="center"/>
+          </w:tcPr>
+          <w:p>
+            <w:r>
+              <w:rPr>
+                <w:b/>
+                <w:bCs/>
+                <w:color w:val="1A1A2E"/>
+                <w:sz w:val="18"/>
+                <w:szCs w:val="18"/>
+              </w:rPr>
+              <w:t>2</w:t>
+            </w:r>
+          </w:p>
+        </w:tc>
+        <w:tc>
+          <w:tcPr>
+            <w:tcW w:w="2800" w:type="dxa"/>
+            <w:tcBorders>
+              <w:top w:val="single" w:sz="1" w:space="0" w:color="CCCCCC"/>
+              <w:left w:val="single" w:sz="1" w:space="0" w:color="CCCCCC"/>
+              <w:bottom w:val="single" w:sz="1" w:space="0" w:color="CCCCCC"/>
+              <w:right w:val="single" w:sz="1" w:space="0" w:color="CCCCCC"/>
+            </w:tcBorders>
+            <w:tcMar>
+              <w:top w:w="80" w:type="dxa"/>
+              <w:left w:w="140" w:type="dxa"/>
+              <w:bottom w:w="80" w:type="dxa"/>
+              <w:right w:w="140" w:type="dxa"/>
+            </w:tcMar>
+            <w:vAlign w:val="center"/>
+          </w:tcPr>
+          <w:p>
+            <w:r>
+              <w:rPr>
+                <w:color w:val="1A1A2E"/>
+                <w:sz w:val="18"/>
+                <w:szCs w:val="18"/>
+              </w:rPr>
+              <w:t>extractors/space_control.py</w:t>
+            </w:r>
+          </w:p>
+        </w:tc>
+        <w:tc>
+          <w:tcPr>
+            <w:tcW w:w="5960" w:type="dxa"/>
+            <w:tcBorders>
+              <w:top w:val="single" w:sz="1" w:space="0" w:color="CCCCCC"/>
+              <w:left w:val="single" w:sz="1" w:space="0" w:color="CCCCCC"/>
+              <w:bottom w:val="single" w:sz="1" w:space="0" w:color="CCCCCC"/>
+              <w:right w:val="single" w:sz="1" w:space="0" w:color="CCCCCC"/>
+            </w:tcBorders>
+            <w:tcMar>
+              <w:top w:w="80" w:type="dxa"/>
+              <w:left w:w="140" w:type="dxa"/>
+              <w:bottom w:w="80" w:type="dxa"/>
+              <w:right w:w="140" w:type="dxa"/>
+            </w:tcMar>
+            <w:vAlign w:val="center"/>
+          </w:tcPr>
+          <w:p>
             <w:r>
               <w:rPr>
                 <w:color w:val="555555"/>
                 <w:sz w:val="18"/>
                 <w:szCs w:val="18"/>
               </w:rPr>
-              <w:t>MetricSignal</w:t>
-            </w:r>
-            <w:proofErr w:type="spellEnd"/>
+              <w:t>Output per-flank space metrics. Test: Carlsen endgames — queenside space_delta must trend positive.</w:t>
+            </w:r>
+          </w:p>
+        </w:tc>
+      </w:tr>
+      <w:tr>
+        <w:tc>
+          <w:tcPr>
+            <w:tcW w:w="600" w:type="dxa"/>
+            <w:tcBorders>
+              <w:top w:val="single" w:sz="1" w:space="0" w:color="CCCCCC"/>
+              <w:left w:val="single" w:sz="1" w:space="0" w:color="CCCCCC"/>
+              <w:bottom w:val="single" w:sz="1" w:space="0" w:color="CCCCCC"/>
+              <w:right w:val="single" w:sz="1" w:space="0" w:color="CCCCCC"/>
+            </w:tcBorders>
+            <w:shd w:val="clear" w:color="auto" w:fill="F2F2F2"/>
+            <w:tcMar>
+              <w:top w:w="80" w:type="dxa"/>
+              <w:left w:w="140" w:type="dxa"/>
+              <w:bottom w:w="80" w:type="dxa"/>
+              <w:right w:w="140" w:type="dxa"/>
+            </w:tcMar>
+            <w:vAlign w:val="center"/>
+          </w:tcPr>
+          <w:p>
+            <w:r>
+              <w:rPr>
+                <w:b/>
+                <w:bCs/>
+                <w:color w:val="1A1A2E"/>
+                <w:sz w:val="18"/>
+                <w:szCs w:val="18"/>
+              </w:rPr>
+              <w:lastRenderedPageBreak/>
+              <w:t>3</w:t>
+            </w:r>
+          </w:p>
+        </w:tc>
+        <w:tc>
+          <w:tcPr>
+            <w:tcW w:w="2800" w:type="dxa"/>
+            <w:tcBorders>
+              <w:top w:val="single" w:sz="1" w:space="0" w:color="CCCCCC"/>
+              <w:left w:val="single" w:sz="1" w:space="0" w:color="CCCCCC"/>
+              <w:bottom w:val="single" w:sz="1" w:space="0" w:color="CCCCCC"/>
+              <w:right w:val="single" w:sz="1" w:space="0" w:color="CCCCCC"/>
+            </w:tcBorders>
+            <w:tcMar>
+              <w:top w:w="80" w:type="dxa"/>
+              <w:left w:w="140" w:type="dxa"/>
+              <w:bottom w:w="80" w:type="dxa"/>
+              <w:right w:w="140" w:type="dxa"/>
+            </w:tcMar>
+            <w:vAlign w:val="center"/>
+          </w:tcPr>
+          <w:p>
+            <w:r>
+              <w:rPr>
+                <w:color w:val="1A1A2E"/>
+                <w:sz w:val="18"/>
+                <w:szCs w:val="18"/>
+              </w:rPr>
+              <w:t>extractors/piece_mobility.py</w:t>
+            </w:r>
+          </w:p>
+        </w:tc>
+        <w:tc>
+          <w:tcPr>
+            <w:tcW w:w="5960" w:type="dxa"/>
+            <w:tcBorders>
+              <w:top w:val="single" w:sz="1" w:space="0" w:color="CCCCCC"/>
+              <w:left w:val="single" w:sz="1" w:space="0" w:color="CCCCCC"/>
+              <w:bottom w:val="single" w:sz="1" w:space="0" w:color="CCCCCC"/>
+              <w:right w:val="single" w:sz="1" w:space="0" w:color="CCCCCC"/>
+            </w:tcBorders>
+            <w:tcMar>
+              <w:top w:w="80" w:type="dxa"/>
+              <w:left w:w="140" w:type="dxa"/>
+              <w:bottom w:w="80" w:type="dxa"/>
+              <w:right w:w="140" w:type="dxa"/>
+            </w:tcMar>
+            <w:vAlign w:val="center"/>
+          </w:tcPr>
+          <w:p>
             <w:r>
               <w:rPr>
                 <w:color w:val="555555"/>
                 <w:sz w:val="18"/>
                 <w:szCs w:val="18"/>
               </w:rPr>
-              <w:t xml:space="preserve"> for king exposure. Test: Tal vs NN 1960 — must score </w:t>
-            </w:r>
-            <w:proofErr w:type="spellStart"/>
+              <w:t>Output mobility_ratio trend. Test: Karpov vs Korchnoi — opponent mobility must decline over 10 moves.</w:t>
+            </w:r>
+          </w:p>
+        </w:tc>
+      </w:tr>
+      <w:tr>
+        <w:tc>
+          <w:tcPr>
+            <w:tcW w:w="600" w:type="dxa"/>
+            <w:tcBorders>
+              <w:top w:val="single" w:sz="1" w:space="0" w:color="CCCCCC"/>
+              <w:left w:val="single" w:sz="1" w:space="0" w:color="CCCCCC"/>
+              <w:bottom w:val="single" w:sz="1" w:space="0" w:color="CCCCCC"/>
+              <w:right w:val="single" w:sz="1" w:space="0" w:color="CCCCCC"/>
+            </w:tcBorders>
+            <w:shd w:val="clear" w:color="auto" w:fill="F2F2F2"/>
+            <w:tcMar>
+              <w:top w:w="80" w:type="dxa"/>
+              <w:left w:w="140" w:type="dxa"/>
+              <w:bottom w:w="80" w:type="dxa"/>
+              <w:right w:w="140" w:type="dxa"/>
+            </w:tcMar>
+            <w:vAlign w:val="center"/>
+          </w:tcPr>
+          <w:p>
+            <w:r>
+              <w:rPr>
+                <w:b/>
+                <w:bCs/>
+                <w:color w:val="1A1A2E"/>
+                <w:sz w:val="18"/>
+                <w:szCs w:val="18"/>
+              </w:rPr>
+              <w:t>4</w:t>
+            </w:r>
+          </w:p>
+        </w:tc>
+        <w:tc>
+          <w:tcPr>
+            <w:tcW w:w="2800" w:type="dxa"/>
+            <w:tcBorders>
+              <w:top w:val="single" w:sz="1" w:space="0" w:color="CCCCCC"/>
+              <w:left w:val="single" w:sz="1" w:space="0" w:color="CCCCCC"/>
+              <w:bottom w:val="single" w:sz="1" w:space="0" w:color="CCCCCC"/>
+              <w:right w:val="single" w:sz="1" w:space="0" w:color="CCCCCC"/>
+            </w:tcBorders>
+            <w:tcMar>
+              <w:top w:w="80" w:type="dxa"/>
+              <w:left w:w="140" w:type="dxa"/>
+              <w:bottom w:w="80" w:type="dxa"/>
+              <w:right w:w="140" w:type="dxa"/>
+            </w:tcMar>
+            <w:vAlign w:val="center"/>
+          </w:tcPr>
+          <w:p>
+            <w:r>
+              <w:rPr>
+                <w:color w:val="1A1A2E"/>
+                <w:sz w:val="18"/>
+                <w:szCs w:val="18"/>
+              </w:rPr>
+              <w:t>extractors/pawn_structure.py</w:t>
+            </w:r>
+          </w:p>
+        </w:tc>
+        <w:tc>
+          <w:tcPr>
+            <w:tcW w:w="5960" w:type="dxa"/>
+            <w:tcBorders>
+              <w:top w:val="single" w:sz="1" w:space="0" w:color="CCCCCC"/>
+              <w:left w:val="single" w:sz="1" w:space="0" w:color="CCCCCC"/>
+              <w:bottom w:val="single" w:sz="1" w:space="0" w:color="CCCCCC"/>
+              <w:right w:val="single" w:sz="1" w:space="0" w:color="CCCCCC"/>
+            </w:tcBorders>
+            <w:tcMar>
+              <w:top w:w="80" w:type="dxa"/>
+              <w:left w:w="140" w:type="dxa"/>
+              <w:bottom w:w="80" w:type="dxa"/>
+              <w:right w:w="140" w:type="dxa"/>
+            </w:tcMar>
+            <w:vAlign w:val="center"/>
+          </w:tcPr>
+          <w:p>
             <w:r>
               <w:rPr>
                 <w:color w:val="555555"/>
                 <w:sz w:val="18"/>
                 <w:szCs w:val="18"/>
               </w:rPr>
-              <w:t>king_exposure</w:t>
-            </w:r>
-            <w:proofErr w:type="spellEnd"/>
+              <w:t>Output pawn_fixedness, outpost detection, chain stability, pawn hash.</w:t>
+            </w:r>
+          </w:p>
+        </w:tc>
+      </w:tr>
+      <w:tr>
+        <w:tc>
+          <w:tcPr>
+            <w:tcW w:w="600" w:type="dxa"/>
+            <w:tcBorders>
+              <w:top w:val="single" w:sz="1" w:space="0" w:color="CCCCCC"/>
+              <w:left w:val="single" w:sz="1" w:space="0" w:color="CCCCCC"/>
+              <w:bottom w:val="single" w:sz="1" w:space="0" w:color="CCCCCC"/>
+              <w:right w:val="single" w:sz="1" w:space="0" w:color="CCCCCC"/>
+            </w:tcBorders>
+            <w:shd w:val="clear" w:color="auto" w:fill="F2F2F2"/>
+            <w:tcMar>
+              <w:top w:w="80" w:type="dxa"/>
+              <w:left w:w="140" w:type="dxa"/>
+              <w:bottom w:w="80" w:type="dxa"/>
+              <w:right w:w="140" w:type="dxa"/>
+            </w:tcMar>
+            <w:vAlign w:val="center"/>
+          </w:tcPr>
+          <w:p>
+            <w:r>
+              <w:rPr>
+                <w:b/>
+                <w:bCs/>
+                <w:color w:val="1A1A2E"/>
+                <w:sz w:val="18"/>
+                <w:szCs w:val="18"/>
+              </w:rPr>
+              <w:t>5</w:t>
+            </w:r>
+          </w:p>
+        </w:tc>
+        <w:tc>
+          <w:tcPr>
+            <w:tcW w:w="2800" w:type="dxa"/>
+            <w:tcBorders>
+              <w:top w:val="single" w:sz="1" w:space="0" w:color="CCCCCC"/>
+              <w:left w:val="single" w:sz="1" w:space="0" w:color="CCCCCC"/>
+              <w:bottom w:val="single" w:sz="1" w:space="0" w:color="CCCCCC"/>
+              <w:right w:val="single" w:sz="1" w:space="0" w:color="CCCCCC"/>
+            </w:tcBorders>
+            <w:tcMar>
+              <w:top w:w="80" w:type="dxa"/>
+              <w:left w:w="140" w:type="dxa"/>
+              <w:bottom w:w="80" w:type="dxa"/>
+              <w:right w:w="140" w:type="dxa"/>
+            </w:tcMar>
+            <w:vAlign w:val="center"/>
+          </w:tcPr>
+          <w:p>
+            <w:r>
+              <w:rPr>
+                <w:color w:val="1A1A2E"/>
+                <w:sz w:val="18"/>
+                <w:szCs w:val="18"/>
+              </w:rPr>
+              <w:t>extractors/material_balance.py</w:t>
+            </w:r>
+          </w:p>
+        </w:tc>
+        <w:tc>
+          <w:tcPr>
+            <w:tcW w:w="5960" w:type="dxa"/>
+            <w:tcBorders>
+              <w:top w:val="single" w:sz="1" w:space="0" w:color="CCCCCC"/>
+              <w:left w:val="single" w:sz="1" w:space="0" w:color="CCCCCC"/>
+              <w:bottom w:val="single" w:sz="1" w:space="0" w:color="CCCCCC"/>
+              <w:right w:val="single" w:sz="1" w:space="0" w:color="CCCCCC"/>
+            </w:tcBorders>
+            <w:tcMar>
+              <w:top w:w="80" w:type="dxa"/>
+              <w:left w:w="140" w:type="dxa"/>
+              <w:bottom w:w="80" w:type="dxa"/>
+              <w:right w:w="140" w:type="dxa"/>
+            </w:tcMar>
+            <w:vAlign w:val="center"/>
+          </w:tcPr>
+          <w:p>
             <w:r>
               <w:rPr>
                 <w:color w:val="555555"/>
                 <w:sz w:val="18"/>
                 <w:szCs w:val="18"/>
               </w:rPr>
-              <w:t xml:space="preserve"> &gt; 0.80.</w:t>
+              <w:t>Track eval_deficit, sacrifice_delta, piece trade ratios.</w:t>
             </w:r>
           </w:p>
         </w:tc>
       </w:tr>
       <w:tr>
-        <w:tblPrEx>
-          <w:tblCellMar>
-            <w:top w:w="0" w:type="dxa"/>
-            <w:bottom w:w="0" w:type="dxa"/>
-          </w:tblCellMar>
-        </w:tblPrEx>
         <w:tc>
           <w:tcPr>
             <w:tcW w:w="600" w:type="dxa"/>
@@ -14138,7 +12287,7 @@
                 <w:sz w:val="18"/>
                 <w:szCs w:val="18"/>
               </w:rPr>
-              <w:t>2</w:t>
+              <w:t>6</w:t>
             </w:r>
           </w:p>
         </w:tc>
@@ -14166,7 +12315,7 @@
                 <w:sz w:val="18"/>
                 <w:szCs w:val="18"/>
               </w:rPr>
-              <w:t>extractors/space_control.py</w:t>
+              <w:t>extractors/tactic_scanner.py</w:t>
             </w:r>
           </w:p>
         </w:tc>
@@ -14194,36 +12343,190 @@
                 <w:sz w:val="18"/>
                 <w:szCs w:val="18"/>
               </w:rPr>
-              <w:t xml:space="preserve">Output per-flank space metrics. Test: Carlsen endgames — queenside </w:t>
-            </w:r>
-            <w:proofErr w:type="spellStart"/>
+              <w:t>Detect pins, forks, skewers, discoveries. Output tactic MetricSignals for tactic_hints slot.</w:t>
+            </w:r>
+          </w:p>
+        </w:tc>
+      </w:tr>
+      <w:tr>
+        <w:tc>
+          <w:tcPr>
+            <w:tcW w:w="600" w:type="dxa"/>
+            <w:tcBorders>
+              <w:top w:val="single" w:sz="1" w:space="0" w:color="CCCCCC"/>
+              <w:left w:val="single" w:sz="1" w:space="0" w:color="CCCCCC"/>
+              <w:bottom w:val="single" w:sz="1" w:space="0" w:color="CCCCCC"/>
+              <w:right w:val="single" w:sz="1" w:space="0" w:color="CCCCCC"/>
+            </w:tcBorders>
+            <w:shd w:val="clear" w:color="auto" w:fill="F2F2F2"/>
+            <w:tcMar>
+              <w:top w:w="80" w:type="dxa"/>
+              <w:left w:w="140" w:type="dxa"/>
+              <w:bottom w:w="80" w:type="dxa"/>
+              <w:right w:w="140" w:type="dxa"/>
+            </w:tcMar>
+            <w:vAlign w:val="center"/>
+          </w:tcPr>
+          <w:p>
+            <w:r>
+              <w:rPr>
+                <w:b/>
+                <w:bCs/>
+                <w:color w:val="1A1A2E"/>
+                <w:sz w:val="18"/>
+                <w:szCs w:val="18"/>
+              </w:rPr>
+              <w:t>7</w:t>
+            </w:r>
+          </w:p>
+        </w:tc>
+        <w:tc>
+          <w:tcPr>
+            <w:tcW w:w="2800" w:type="dxa"/>
+            <w:tcBorders>
+              <w:top w:val="single" w:sz="1" w:space="0" w:color="CCCCCC"/>
+              <w:left w:val="single" w:sz="1" w:space="0" w:color="CCCCCC"/>
+              <w:bottom w:val="single" w:sz="1" w:space="0" w:color="CCCCCC"/>
+              <w:right w:val="single" w:sz="1" w:space="0" w:color="CCCCCC"/>
+            </w:tcBorders>
+            <w:tcMar>
+              <w:top w:w="80" w:type="dxa"/>
+              <w:left w:w="140" w:type="dxa"/>
+              <w:bottom w:w="80" w:type="dxa"/>
+              <w:right w:w="140" w:type="dxa"/>
+            </w:tcMar>
+            <w:vAlign w:val="center"/>
+          </w:tcPr>
+          <w:p>
+            <w:r>
+              <w:rPr>
+                <w:color w:val="1A1A2E"/>
+                <w:sz w:val="18"/>
+                <w:szCs w:val="18"/>
+              </w:rPr>
+              <w:t>strategies/blitz_detector.py</w:t>
+            </w:r>
+          </w:p>
+        </w:tc>
+        <w:tc>
+          <w:tcPr>
+            <w:tcW w:w="5960" w:type="dxa"/>
+            <w:tcBorders>
+              <w:top w:val="single" w:sz="1" w:space="0" w:color="CCCCCC"/>
+              <w:left w:val="single" w:sz="1" w:space="0" w:color="CCCCCC"/>
+              <w:bottom w:val="single" w:sz="1" w:space="0" w:color="CCCCCC"/>
+              <w:right w:val="single" w:sz="1" w:space="0" w:color="CCCCCC"/>
+            </w:tcBorders>
+            <w:tcMar>
+              <w:top w:w="80" w:type="dxa"/>
+              <w:left w:w="140" w:type="dxa"/>
+              <w:bottom w:w="80" w:type="dxa"/>
+              <w:right w:w="140" w:type="dxa"/>
+            </w:tcMar>
+            <w:vAlign w:val="center"/>
+          </w:tcPr>
+          <w:p>
             <w:r>
               <w:rPr>
                 <w:color w:val="555555"/>
                 <w:sz w:val="18"/>
                 <w:szCs w:val="18"/>
               </w:rPr>
-              <w:t>space_delta</w:t>
-            </w:r>
-            <w:proofErr w:type="spellEnd"/>
+              <w:t>Consume extractor signals. Output 0.0–1.0 blitz confidence. Test: Tal games must score &gt; 0.75.</w:t>
+            </w:r>
+          </w:p>
+        </w:tc>
+      </w:tr>
+      <w:tr>
+        <w:tc>
+          <w:tcPr>
+            <w:tcW w:w="600" w:type="dxa"/>
+            <w:tcBorders>
+              <w:top w:val="single" w:sz="1" w:space="0" w:color="CCCCCC"/>
+              <w:left w:val="single" w:sz="1" w:space="0" w:color="CCCCCC"/>
+              <w:bottom w:val="single" w:sz="1" w:space="0" w:color="CCCCCC"/>
+              <w:right w:val="single" w:sz="1" w:space="0" w:color="CCCCCC"/>
+            </w:tcBorders>
+            <w:shd w:val="clear" w:color="auto" w:fill="F2F2F2"/>
+            <w:tcMar>
+              <w:top w:w="80" w:type="dxa"/>
+              <w:left w:w="140" w:type="dxa"/>
+              <w:bottom w:w="80" w:type="dxa"/>
+              <w:right w:w="140" w:type="dxa"/>
+            </w:tcMar>
+            <w:vAlign w:val="center"/>
+          </w:tcPr>
+          <w:p>
+            <w:r>
+              <w:rPr>
+                <w:b/>
+                <w:bCs/>
+                <w:color w:val="1A1A2E"/>
+                <w:sz w:val="18"/>
+                <w:szCs w:val="18"/>
+              </w:rPr>
+              <w:t>8</w:t>
+            </w:r>
+          </w:p>
+        </w:tc>
+        <w:tc>
+          <w:tcPr>
+            <w:tcW w:w="2800" w:type="dxa"/>
+            <w:tcBorders>
+              <w:top w:val="single" w:sz="1" w:space="0" w:color="CCCCCC"/>
+              <w:left w:val="single" w:sz="1" w:space="0" w:color="CCCCCC"/>
+              <w:bottom w:val="single" w:sz="1" w:space="0" w:color="CCCCCC"/>
+              <w:right w:val="single" w:sz="1" w:space="0" w:color="CCCCCC"/>
+            </w:tcBorders>
+            <w:tcMar>
+              <w:top w:w="80" w:type="dxa"/>
+              <w:left w:w="140" w:type="dxa"/>
+              <w:bottom w:w="80" w:type="dxa"/>
+              <w:right w:w="140" w:type="dxa"/>
+            </w:tcMar>
+            <w:vAlign w:val="center"/>
+          </w:tcPr>
+          <w:p>
+            <w:r>
+              <w:rPr>
+                <w:color w:val="1A1A2E"/>
+                <w:sz w:val="18"/>
+                <w:szCs w:val="18"/>
+              </w:rPr>
+              <w:t>strategies/flank_detector.py</w:t>
+            </w:r>
+          </w:p>
+        </w:tc>
+        <w:tc>
+          <w:tcPr>
+            <w:tcW w:w="5960" w:type="dxa"/>
+            <w:tcBorders>
+              <w:top w:val="single" w:sz="1" w:space="0" w:color="CCCCCC"/>
+              <w:left w:val="single" w:sz="1" w:space="0" w:color="CCCCCC"/>
+              <w:bottom w:val="single" w:sz="1" w:space="0" w:color="CCCCCC"/>
+              <w:right w:val="single" w:sz="1" w:space="0" w:color="CCCCCC"/>
+            </w:tcBorders>
+            <w:tcMar>
+              <w:top w:w="80" w:type="dxa"/>
+              <w:left w:w="140" w:type="dxa"/>
+              <w:bottom w:w="80" w:type="dxa"/>
+              <w:right w:w="140" w:type="dxa"/>
+            </w:tcMar>
+            <w:vAlign w:val="center"/>
+          </w:tcPr>
+          <w:p>
             <w:r>
               <w:rPr>
                 <w:color w:val="555555"/>
                 <w:sz w:val="18"/>
                 <w:szCs w:val="18"/>
               </w:rPr>
-              <w:t xml:space="preserve"> must trend positive.</w:t>
+              <w:t>Output flank confidence with trend weighting. Test: Carlsen/Karpov games must score &gt; 0.70.</w:t>
             </w:r>
           </w:p>
         </w:tc>
       </w:tr>
       <w:tr>
-        <w:tblPrEx>
-          <w:tblCellMar>
-            <w:top w:w="0" w:type="dxa"/>
-            <w:bottom w:w="0" w:type="dxa"/>
-          </w:tblCellMar>
-        </w:tblPrEx>
         <w:tc>
           <w:tcPr>
             <w:tcW w:w="600" w:type="dxa"/>
@@ -14251,8 +12554,7 @@
                 <w:sz w:val="18"/>
                 <w:szCs w:val="18"/>
               </w:rPr>
-              <w:lastRenderedPageBreak/>
-              <w:t>3</w:t>
+              <w:t>9</w:t>
             </w:r>
           </w:p>
         </w:tc>
@@ -14280,7 +12582,7 @@
                 <w:sz w:val="18"/>
                 <w:szCs w:val="18"/>
               </w:rPr>
-              <w:t>extractors/piece_mobility.py</w:t>
+              <w:t>strategies/fortress_detector.py</w:t>
             </w:r>
           </w:p>
         </w:tc>
@@ -14308,54 +12610,368 @@
                 <w:sz w:val="18"/>
                 <w:szCs w:val="18"/>
               </w:rPr>
-              <w:t xml:space="preserve">Output </w:t>
-            </w:r>
-            <w:proofErr w:type="spellStart"/>
+              <w:t>Requires eval_deficit. Output fortress confidence. Test: Drawn Botvinnik games must score &gt; 0.70.</w:t>
+            </w:r>
+          </w:p>
+        </w:tc>
+      </w:tr>
+      <w:tr>
+        <w:tc>
+          <w:tcPr>
+            <w:tcW w:w="600" w:type="dxa"/>
+            <w:tcBorders>
+              <w:top w:val="single" w:sz="1" w:space="0" w:color="CCCCCC"/>
+              <w:left w:val="single" w:sz="1" w:space="0" w:color="CCCCCC"/>
+              <w:bottom w:val="single" w:sz="1" w:space="0" w:color="CCCCCC"/>
+              <w:right w:val="single" w:sz="1" w:space="0" w:color="CCCCCC"/>
+            </w:tcBorders>
+            <w:shd w:val="clear" w:color="auto" w:fill="F2F2F2"/>
+            <w:tcMar>
+              <w:top w:w="80" w:type="dxa"/>
+              <w:left w:w="140" w:type="dxa"/>
+              <w:bottom w:w="80" w:type="dxa"/>
+              <w:right w:w="140" w:type="dxa"/>
+            </w:tcMar>
+            <w:vAlign w:val="center"/>
+          </w:tcPr>
+          <w:p>
+            <w:r>
+              <w:rPr>
+                <w:b/>
+                <w:bCs/>
+                <w:color w:val="1A1A2E"/>
+                <w:sz w:val="18"/>
+                <w:szCs w:val="18"/>
+              </w:rPr>
+              <w:t>10</w:t>
+            </w:r>
+          </w:p>
+        </w:tc>
+        <w:tc>
+          <w:tcPr>
+            <w:tcW w:w="2800" w:type="dxa"/>
+            <w:tcBorders>
+              <w:top w:val="single" w:sz="1" w:space="0" w:color="CCCCCC"/>
+              <w:left w:val="single" w:sz="1" w:space="0" w:color="CCCCCC"/>
+              <w:bottom w:val="single" w:sz="1" w:space="0" w:color="CCCCCC"/>
+              <w:right w:val="single" w:sz="1" w:space="0" w:color="CCCCCC"/>
+            </w:tcBorders>
+            <w:tcMar>
+              <w:top w:w="80" w:type="dxa"/>
+              <w:left w:w="140" w:type="dxa"/>
+              <w:bottom w:w="80" w:type="dxa"/>
+              <w:right w:w="140" w:type="dxa"/>
+            </w:tcMar>
+            <w:vAlign w:val="center"/>
+          </w:tcPr>
+          <w:p>
+            <w:r>
+              <w:rPr>
+                <w:color w:val="1A1A2E"/>
+                <w:sz w:val="18"/>
+                <w:szCs w:val="18"/>
+              </w:rPr>
+              <w:t>strategies/feint_detector.py</w:t>
+            </w:r>
+          </w:p>
+        </w:tc>
+        <w:tc>
+          <w:tcPr>
+            <w:tcW w:w="5960" w:type="dxa"/>
+            <w:tcBorders>
+              <w:top w:val="single" w:sz="1" w:space="0" w:color="CCCCCC"/>
+              <w:left w:val="single" w:sz="1" w:space="0" w:color="CCCCCC"/>
+              <w:bottom w:val="single" w:sz="1" w:space="0" w:color="CCCCCC"/>
+              <w:right w:val="single" w:sz="1" w:space="0" w:color="CCCCCC"/>
+            </w:tcBorders>
+            <w:tcMar>
+              <w:top w:w="80" w:type="dxa"/>
+              <w:left w:w="140" w:type="dxa"/>
+              <w:bottom w:w="80" w:type="dxa"/>
+              <w:right w:w="140" w:type="dxa"/>
+            </w:tcMar>
+            <w:vAlign w:val="center"/>
+          </w:tcPr>
+          <w:p>
             <w:r>
               <w:rPr>
                 <w:color w:val="555555"/>
                 <w:sz w:val="18"/>
                 <w:szCs w:val="18"/>
               </w:rPr>
-              <w:t>mobility_ratio</w:t>
-            </w:r>
-            <w:proofErr w:type="spellEnd"/>
+              <w:t>Requires DB confirmation. Test: Petrosian quiet move games — feint must fire without DB fallback &lt; 0.65.</w:t>
+            </w:r>
+          </w:p>
+        </w:tc>
+      </w:tr>
+      <w:tr>
+        <w:tc>
+          <w:tcPr>
+            <w:tcW w:w="600" w:type="dxa"/>
+            <w:tcBorders>
+              <w:top w:val="single" w:sz="1" w:space="0" w:color="CCCCCC"/>
+              <w:left w:val="single" w:sz="1" w:space="0" w:color="CCCCCC"/>
+              <w:bottom w:val="single" w:sz="1" w:space="0" w:color="CCCCCC"/>
+              <w:right w:val="single" w:sz="1" w:space="0" w:color="CCCCCC"/>
+            </w:tcBorders>
+            <w:shd w:val="clear" w:color="auto" w:fill="F2F2F2"/>
+            <w:tcMar>
+              <w:top w:w="80" w:type="dxa"/>
+              <w:left w:w="140" w:type="dxa"/>
+              <w:bottom w:w="80" w:type="dxa"/>
+              <w:right w:w="140" w:type="dxa"/>
+            </w:tcMar>
+            <w:vAlign w:val="center"/>
+          </w:tcPr>
+          <w:p>
+            <w:r>
+              <w:rPr>
+                <w:b/>
+                <w:bCs/>
+                <w:color w:val="1A1A2E"/>
+                <w:sz w:val="18"/>
+                <w:szCs w:val="18"/>
+              </w:rPr>
+              <w:t>11</w:t>
+            </w:r>
+          </w:p>
+        </w:tc>
+        <w:tc>
+          <w:tcPr>
+            <w:tcW w:w="2800" w:type="dxa"/>
+            <w:tcBorders>
+              <w:top w:val="single" w:sz="1" w:space="0" w:color="CCCCCC"/>
+              <w:left w:val="single" w:sz="1" w:space="0" w:color="CCCCCC"/>
+              <w:bottom w:val="single" w:sz="1" w:space="0" w:color="CCCCCC"/>
+              <w:right w:val="single" w:sz="1" w:space="0" w:color="CCCCCC"/>
+            </w:tcBorders>
+            <w:tcMar>
+              <w:top w:w="80" w:type="dxa"/>
+              <w:left w:w="140" w:type="dxa"/>
+              <w:bottom w:w="80" w:type="dxa"/>
+              <w:right w:w="140" w:type="dxa"/>
+            </w:tcMar>
+            <w:vAlign w:val="center"/>
+          </w:tcPr>
+          <w:p>
+            <w:r>
+              <w:rPr>
+                <w:color w:val="1A1A2E"/>
+                <w:sz w:val="18"/>
+                <w:szCs w:val="18"/>
+              </w:rPr>
+              <w:t>core/phase_filter.py</w:t>
+            </w:r>
+          </w:p>
+        </w:tc>
+        <w:tc>
+          <w:tcPr>
+            <w:tcW w:w="5960" w:type="dxa"/>
+            <w:tcBorders>
+              <w:top w:val="single" w:sz="1" w:space="0" w:color="CCCCCC"/>
+              <w:left w:val="single" w:sz="1" w:space="0" w:color="CCCCCC"/>
+              <w:bottom w:val="single" w:sz="1" w:space="0" w:color="CCCCCC"/>
+              <w:right w:val="single" w:sz="1" w:space="0" w:color="CCCCCC"/>
+            </w:tcBorders>
+            <w:tcMar>
+              <w:top w:w="80" w:type="dxa"/>
+              <w:left w:w="140" w:type="dxa"/>
+              <w:bottom w:w="80" w:type="dxa"/>
+              <w:right w:w="140" w:type="dxa"/>
+            </w:tcMar>
+            <w:vAlign w:val="center"/>
+          </w:tcPr>
+          <w:p>
             <w:r>
               <w:rPr>
                 <w:color w:val="555555"/>
                 <w:sz w:val="18"/>
                 <w:szCs w:val="18"/>
               </w:rPr>
-              <w:t xml:space="preserve"> trend. Test: Karpov vs </w:t>
-            </w:r>
-            <w:proofErr w:type="spellStart"/>
+              <w:t>Classify phase and apply metric weighting. Must correctly classify 20 test positions.</w:t>
+            </w:r>
+          </w:p>
+        </w:tc>
+      </w:tr>
+      <w:tr>
+        <w:tc>
+          <w:tcPr>
+            <w:tcW w:w="600" w:type="dxa"/>
+            <w:tcBorders>
+              <w:top w:val="single" w:sz="1" w:space="0" w:color="CCCCCC"/>
+              <w:left w:val="single" w:sz="1" w:space="0" w:color="CCCCCC"/>
+              <w:bottom w:val="single" w:sz="1" w:space="0" w:color="CCCCCC"/>
+              <w:right w:val="single" w:sz="1" w:space="0" w:color="CCCCCC"/>
+            </w:tcBorders>
+            <w:shd w:val="clear" w:color="auto" w:fill="F2F2F2"/>
+            <w:tcMar>
+              <w:top w:w="80" w:type="dxa"/>
+              <w:left w:w="140" w:type="dxa"/>
+              <w:bottom w:w="80" w:type="dxa"/>
+              <w:right w:w="140" w:type="dxa"/>
+            </w:tcMar>
+            <w:vAlign w:val="center"/>
+          </w:tcPr>
+          <w:p>
+            <w:r>
+              <w:rPr>
+                <w:b/>
+                <w:bCs/>
+                <w:color w:val="1A1A2E"/>
+                <w:sz w:val="18"/>
+                <w:szCs w:val="18"/>
+              </w:rPr>
+              <w:t>12</w:t>
+            </w:r>
+          </w:p>
+        </w:tc>
+        <w:tc>
+          <w:tcPr>
+            <w:tcW w:w="2800" w:type="dxa"/>
+            <w:tcBorders>
+              <w:top w:val="single" w:sz="1" w:space="0" w:color="CCCCCC"/>
+              <w:left w:val="single" w:sz="1" w:space="0" w:color="CCCCCC"/>
+              <w:bottom w:val="single" w:sz="1" w:space="0" w:color="CCCCCC"/>
+              <w:right w:val="single" w:sz="1" w:space="0" w:color="CCCCCC"/>
+            </w:tcBorders>
+            <w:tcMar>
+              <w:top w:w="80" w:type="dxa"/>
+              <w:left w:w="140" w:type="dxa"/>
+              <w:bottom w:w="80" w:type="dxa"/>
+              <w:right w:w="140" w:type="dxa"/>
+            </w:tcMar>
+            <w:vAlign w:val="center"/>
+          </w:tcPr>
+          <w:p>
+            <w:r>
+              <w:rPr>
+                <w:color w:val="1A1A2E"/>
+                <w:sz w:val="18"/>
+                <w:szCs w:val="18"/>
+              </w:rPr>
+              <w:t>core/conflict_resolver.py</w:t>
+            </w:r>
+          </w:p>
+        </w:tc>
+        <w:tc>
+          <w:tcPr>
+            <w:tcW w:w="5960" w:type="dxa"/>
+            <w:tcBorders>
+              <w:top w:val="single" w:sz="1" w:space="0" w:color="CCCCCC"/>
+              <w:left w:val="single" w:sz="1" w:space="0" w:color="CCCCCC"/>
+              <w:bottom w:val="single" w:sz="1" w:space="0" w:color="CCCCCC"/>
+              <w:right w:val="single" w:sz="1" w:space="0" w:color="CCCCCC"/>
+            </w:tcBorders>
+            <w:tcMar>
+              <w:top w:w="80" w:type="dxa"/>
+              <w:left w:w="140" w:type="dxa"/>
+              <w:bottom w:w="80" w:type="dxa"/>
+              <w:right w:w="140" w:type="dxa"/>
+            </w:tcMar>
+            <w:vAlign w:val="center"/>
+          </w:tcPr>
+          <w:p>
             <w:r>
               <w:rPr>
                 <w:color w:val="555555"/>
                 <w:sz w:val="18"/>
                 <w:szCs w:val="18"/>
               </w:rPr>
-              <w:t>Korchnoi</w:t>
-            </w:r>
-            <w:proofErr w:type="spellEnd"/>
+              <w:t>Apply cascade rules. Test: blitz=0.71, flank=0.68 with king_exposure=0.82 → blitz wins.</w:t>
+            </w:r>
+          </w:p>
+        </w:tc>
+      </w:tr>
+      <w:tr>
+        <w:tc>
+          <w:tcPr>
+            <w:tcW w:w="600" w:type="dxa"/>
+            <w:tcBorders>
+              <w:top w:val="single" w:sz="1" w:space="0" w:color="CCCCCC"/>
+              <w:left w:val="single" w:sz="1" w:space="0" w:color="CCCCCC"/>
+              <w:bottom w:val="single" w:sz="1" w:space="0" w:color="CCCCCC"/>
+              <w:right w:val="single" w:sz="1" w:space="0" w:color="CCCCCC"/>
+            </w:tcBorders>
+            <w:shd w:val="clear" w:color="auto" w:fill="F2F2F2"/>
+            <w:tcMar>
+              <w:top w:w="80" w:type="dxa"/>
+              <w:left w:w="140" w:type="dxa"/>
+              <w:bottom w:w="80" w:type="dxa"/>
+              <w:right w:w="140" w:type="dxa"/>
+            </w:tcMar>
+            <w:vAlign w:val="center"/>
+          </w:tcPr>
+          <w:p>
+            <w:r>
+              <w:rPr>
+                <w:b/>
+                <w:bCs/>
+                <w:color w:val="1A1A2E"/>
+                <w:sz w:val="18"/>
+                <w:szCs w:val="18"/>
+              </w:rPr>
+              <w:t>13</w:t>
+            </w:r>
+          </w:p>
+        </w:tc>
+        <w:tc>
+          <w:tcPr>
+            <w:tcW w:w="2800" w:type="dxa"/>
+            <w:tcBorders>
+              <w:top w:val="single" w:sz="1" w:space="0" w:color="CCCCCC"/>
+              <w:left w:val="single" w:sz="1" w:space="0" w:color="CCCCCC"/>
+              <w:bottom w:val="single" w:sz="1" w:space="0" w:color="CCCCCC"/>
+              <w:right w:val="single" w:sz="1" w:space="0" w:color="CCCCCC"/>
+            </w:tcBorders>
+            <w:tcMar>
+              <w:top w:w="80" w:type="dxa"/>
+              <w:left w:w="140" w:type="dxa"/>
+              <w:bottom w:w="80" w:type="dxa"/>
+              <w:right w:w="140" w:type="dxa"/>
+            </w:tcMar>
+            <w:vAlign w:val="center"/>
+          </w:tcPr>
+          <w:p>
+            <w:r>
+              <w:rPr>
+                <w:color w:val="1A1A2E"/>
+                <w:sz w:val="18"/>
+                <w:szCs w:val="18"/>
+              </w:rPr>
+              <w:t>core/strategy_engine.py</w:t>
+            </w:r>
+          </w:p>
+        </w:tc>
+        <w:tc>
+          <w:tcPr>
+            <w:tcW w:w="5960" w:type="dxa"/>
+            <w:tcBorders>
+              <w:top w:val="single" w:sz="1" w:space="0" w:color="CCCCCC"/>
+              <w:left w:val="single" w:sz="1" w:space="0" w:color="CCCCCC"/>
+              <w:bottom w:val="single" w:sz="1" w:space="0" w:color="CCCCCC"/>
+              <w:right w:val="single" w:sz="1" w:space="0" w:color="CCCCCC"/>
+            </w:tcBorders>
+            <w:tcMar>
+              <w:top w:w="80" w:type="dxa"/>
+              <w:left w:w="140" w:type="dxa"/>
+              <w:bottom w:w="80" w:type="dxa"/>
+              <w:right w:w="140" w:type="dxa"/>
+            </w:tcMar>
+            <w:vAlign w:val="center"/>
+          </w:tcPr>
+          <w:p>
             <w:r>
               <w:rPr>
                 <w:color w:val="555555"/>
                 <w:sz w:val="18"/>
                 <w:szCs w:val="18"/>
               </w:rPr>
-              <w:t xml:space="preserve"> — opponent mobility must decline over 10 moves.</w:t>
+              <w:t>Orchestrates all layers. Public API entry point. Returns StrategyResult.</w:t>
             </w:r>
           </w:p>
         </w:tc>
       </w:tr>
       <w:tr>
-        <w:tblPrEx>
-          <w:tblCellMar>
-            <w:top w:w="0" w:type="dxa"/>
-            <w:bottom w:w="0" w:type="dxa"/>
-          </w:tblCellMar>
-        </w:tblPrEx>
         <w:tc>
           <w:tcPr>
             <w:tcW w:w="600" w:type="dxa"/>
@@ -14383,7 +12999,7 @@
                 <w:sz w:val="18"/>
                 <w:szCs w:val="18"/>
               </w:rPr>
-              <w:t>4</w:t>
+              <w:t>14</w:t>
             </w:r>
           </w:p>
         </w:tc>
@@ -14411,7 +13027,7 @@
                 <w:sz w:val="18"/>
                 <w:szCs w:val="18"/>
               </w:rPr>
-              <w:t>extractors/pawn_structure.py</w:t>
+              <w:t>database/pgn_indexer.py</w:t>
             </w:r>
           </w:p>
         </w:tc>
@@ -14439,36 +13055,190 @@
                 <w:sz w:val="18"/>
                 <w:szCs w:val="18"/>
               </w:rPr>
-              <w:t xml:space="preserve">Output </w:t>
-            </w:r>
-            <w:proofErr w:type="spellStart"/>
+              <w:t>One-time offline script. Processes 6M PGN games into game_index SQLite table.</w:t>
+            </w:r>
+          </w:p>
+        </w:tc>
+      </w:tr>
+      <w:tr>
+        <w:tc>
+          <w:tcPr>
+            <w:tcW w:w="600" w:type="dxa"/>
+            <w:tcBorders>
+              <w:top w:val="single" w:sz="1" w:space="0" w:color="CCCCCC"/>
+              <w:left w:val="single" w:sz="1" w:space="0" w:color="CCCCCC"/>
+              <w:bottom w:val="single" w:sz="1" w:space="0" w:color="CCCCCC"/>
+              <w:right w:val="single" w:sz="1" w:space="0" w:color="CCCCCC"/>
+            </w:tcBorders>
+            <w:shd w:val="clear" w:color="auto" w:fill="F2F2F2"/>
+            <w:tcMar>
+              <w:top w:w="80" w:type="dxa"/>
+              <w:left w:w="140" w:type="dxa"/>
+              <w:bottom w:w="80" w:type="dxa"/>
+              <w:right w:w="140" w:type="dxa"/>
+            </w:tcMar>
+            <w:vAlign w:val="center"/>
+          </w:tcPr>
+          <w:p>
+            <w:r>
+              <w:rPr>
+                <w:b/>
+                <w:bCs/>
+                <w:color w:val="1A1A2E"/>
+                <w:sz w:val="18"/>
+                <w:szCs w:val="18"/>
+              </w:rPr>
+              <w:t>15</w:t>
+            </w:r>
+          </w:p>
+        </w:tc>
+        <w:tc>
+          <w:tcPr>
+            <w:tcW w:w="2800" w:type="dxa"/>
+            <w:tcBorders>
+              <w:top w:val="single" w:sz="1" w:space="0" w:color="CCCCCC"/>
+              <w:left w:val="single" w:sz="1" w:space="0" w:color="CCCCCC"/>
+              <w:bottom w:val="single" w:sz="1" w:space="0" w:color="CCCCCC"/>
+              <w:right w:val="single" w:sz="1" w:space="0" w:color="CCCCCC"/>
+            </w:tcBorders>
+            <w:tcMar>
+              <w:top w:w="80" w:type="dxa"/>
+              <w:left w:w="140" w:type="dxa"/>
+              <w:bottom w:w="80" w:type="dxa"/>
+              <w:right w:w="140" w:type="dxa"/>
+            </w:tcMar>
+            <w:vAlign w:val="center"/>
+          </w:tcPr>
+          <w:p>
+            <w:r>
+              <w:rPr>
+                <w:color w:val="1A1A2E"/>
+                <w:sz w:val="18"/>
+                <w:szCs w:val="18"/>
+              </w:rPr>
+              <w:t>database/pattern_matcher.py</w:t>
+            </w:r>
+          </w:p>
+        </w:tc>
+        <w:tc>
+          <w:tcPr>
+            <w:tcW w:w="5960" w:type="dxa"/>
+            <w:tcBorders>
+              <w:top w:val="single" w:sz="1" w:space="0" w:color="CCCCCC"/>
+              <w:left w:val="single" w:sz="1" w:space="0" w:color="CCCCCC"/>
+              <w:bottom w:val="single" w:sz="1" w:space="0" w:color="CCCCCC"/>
+              <w:right w:val="single" w:sz="1" w:space="0" w:color="CCCCCC"/>
+            </w:tcBorders>
+            <w:tcMar>
+              <w:top w:w="80" w:type="dxa"/>
+              <w:left w:w="140" w:type="dxa"/>
+              <w:bottom w:w="80" w:type="dxa"/>
+              <w:right w:w="140" w:type="dxa"/>
+            </w:tcMar>
+            <w:vAlign w:val="center"/>
+          </w:tcPr>
+          <w:p>
             <w:r>
               <w:rPr>
                 <w:color w:val="555555"/>
                 <w:sz w:val="18"/>
                 <w:szCs w:val="18"/>
               </w:rPr>
-              <w:t>pawn_fixedness</w:t>
-            </w:r>
-            <w:proofErr w:type="spellEnd"/>
+              <w:t>Runtime query against game_index. Return GMPrecedent list.</w:t>
+            </w:r>
+          </w:p>
+        </w:tc>
+      </w:tr>
+      <w:tr>
+        <w:tc>
+          <w:tcPr>
+            <w:tcW w:w="600" w:type="dxa"/>
+            <w:tcBorders>
+              <w:top w:val="single" w:sz="1" w:space="0" w:color="CCCCCC"/>
+              <w:left w:val="single" w:sz="1" w:space="0" w:color="CCCCCC"/>
+              <w:bottom w:val="single" w:sz="1" w:space="0" w:color="CCCCCC"/>
+              <w:right w:val="single" w:sz="1" w:space="0" w:color="CCCCCC"/>
+            </w:tcBorders>
+            <w:shd w:val="clear" w:color="auto" w:fill="F2F2F2"/>
+            <w:tcMar>
+              <w:top w:w="80" w:type="dxa"/>
+              <w:left w:w="140" w:type="dxa"/>
+              <w:bottom w:w="80" w:type="dxa"/>
+              <w:right w:w="140" w:type="dxa"/>
+            </w:tcMar>
+            <w:vAlign w:val="center"/>
+          </w:tcPr>
+          <w:p>
+            <w:r>
+              <w:rPr>
+                <w:b/>
+                <w:bCs/>
+                <w:color w:val="1A1A2E"/>
+                <w:sz w:val="18"/>
+                <w:szCs w:val="18"/>
+              </w:rPr>
+              <w:t>16</w:t>
+            </w:r>
+          </w:p>
+        </w:tc>
+        <w:tc>
+          <w:tcPr>
+            <w:tcW w:w="2800" w:type="dxa"/>
+            <w:tcBorders>
+              <w:top w:val="single" w:sz="1" w:space="0" w:color="CCCCCC"/>
+              <w:left w:val="single" w:sz="1" w:space="0" w:color="CCCCCC"/>
+              <w:bottom w:val="single" w:sz="1" w:space="0" w:color="CCCCCC"/>
+              <w:right w:val="single" w:sz="1" w:space="0" w:color="CCCCCC"/>
+            </w:tcBorders>
+            <w:tcMar>
+              <w:top w:w="80" w:type="dxa"/>
+              <w:left w:w="140" w:type="dxa"/>
+              <w:bottom w:w="80" w:type="dxa"/>
+              <w:right w:w="140" w:type="dxa"/>
+            </w:tcMar>
+            <w:vAlign w:val="center"/>
+          </w:tcPr>
+          <w:p>
+            <w:r>
+              <w:rPr>
+                <w:color w:val="1A1A2E"/>
+                <w:sz w:val="18"/>
+                <w:szCs w:val="18"/>
+              </w:rPr>
+              <w:t>database/phrase_db.py</w:t>
+            </w:r>
+          </w:p>
+        </w:tc>
+        <w:tc>
+          <w:tcPr>
+            <w:tcW w:w="5960" w:type="dxa"/>
+            <w:tcBorders>
+              <w:top w:val="single" w:sz="1" w:space="0" w:color="CCCCCC"/>
+              <w:left w:val="single" w:sz="1" w:space="0" w:color="CCCCCC"/>
+              <w:bottom w:val="single" w:sz="1" w:space="0" w:color="CCCCCC"/>
+              <w:right w:val="single" w:sz="1" w:space="0" w:color="CCCCCC"/>
+            </w:tcBorders>
+            <w:tcMar>
+              <w:top w:w="80" w:type="dxa"/>
+              <w:left w:w="140" w:type="dxa"/>
+              <w:bottom w:w="80" w:type="dxa"/>
+              <w:right w:w="140" w:type="dxa"/>
+            </w:tcMar>
+            <w:vAlign w:val="center"/>
+          </w:tcPr>
+          <w:p>
             <w:r>
               <w:rPr>
                 <w:color w:val="555555"/>
                 <w:sz w:val="18"/>
                 <w:szCs w:val="18"/>
               </w:rPr>
-              <w:t>, outpost detection, chain stability, pawn hash.</w:t>
+              <w:t>Query phrases and tactics tables. Fill placeholders from MetricSignal data.</w:t>
             </w:r>
           </w:p>
         </w:tc>
       </w:tr>
       <w:tr>
-        <w:tblPrEx>
-          <w:tblCellMar>
-            <w:top w:w="0" w:type="dxa"/>
-            <w:bottom w:w="0" w:type="dxa"/>
-          </w:tblCellMar>
-        </w:tblPrEx>
         <w:tc>
           <w:tcPr>
             <w:tcW w:w="600" w:type="dxa"/>
@@ -14496,7 +13266,7 @@
                 <w:sz w:val="18"/>
                 <w:szCs w:val="18"/>
               </w:rPr>
-              <w:t>5</w:t>
+              <w:t>17</w:t>
             </w:r>
           </w:p>
         </w:tc>
@@ -14524,7 +13294,7 @@
                 <w:sz w:val="18"/>
                 <w:szCs w:val="18"/>
               </w:rPr>
-              <w:t>extractors/material_balance.py</w:t>
+              <w:t>coach/narrator.py</w:t>
             </w:r>
           </w:p>
         </w:tc>
@@ -14552,1494 +13322,96 @@
                 <w:sz w:val="18"/>
                 <w:szCs w:val="18"/>
               </w:rPr>
-              <w:t xml:space="preserve">Track </w:t>
-            </w:r>
-            <w:proofErr w:type="spellStart"/>
+              <w:t>Assemble final CoachOutput. No logic — pure slot filling and sentence joining.</w:t>
+            </w:r>
+          </w:p>
+        </w:tc>
+      </w:tr>
+      <w:tr>
+        <w:tc>
+          <w:tcPr>
+            <w:tcW w:w="600" w:type="dxa"/>
+            <w:tcBorders>
+              <w:top w:val="single" w:sz="1" w:space="0" w:color="CCCCCC"/>
+              <w:left w:val="single" w:sz="1" w:space="0" w:color="CCCCCC"/>
+              <w:bottom w:val="single" w:sz="1" w:space="0" w:color="CCCCCC"/>
+              <w:right w:val="single" w:sz="1" w:space="0" w:color="CCCCCC"/>
+            </w:tcBorders>
+            <w:shd w:val="clear" w:color="auto" w:fill="F2F2F2"/>
+            <w:tcMar>
+              <w:top w:w="80" w:type="dxa"/>
+              <w:left w:w="140" w:type="dxa"/>
+              <w:bottom w:w="80" w:type="dxa"/>
+              <w:right w:w="140" w:type="dxa"/>
+            </w:tcMar>
+            <w:vAlign w:val="center"/>
+          </w:tcPr>
+          <w:p>
+            <w:r>
+              <w:rPr>
+                <w:b/>
+                <w:bCs/>
+                <w:color w:val="1A1A2E"/>
+                <w:sz w:val="18"/>
+                <w:szCs w:val="18"/>
+              </w:rPr>
+              <w:t>18</w:t>
+            </w:r>
+          </w:p>
+        </w:tc>
+        <w:tc>
+          <w:tcPr>
+            <w:tcW w:w="2800" w:type="dxa"/>
+            <w:tcBorders>
+              <w:top w:val="single" w:sz="1" w:space="0" w:color="CCCCCC"/>
+              <w:left w:val="single" w:sz="1" w:space="0" w:color="CCCCCC"/>
+              <w:bottom w:val="single" w:sz="1" w:space="0" w:color="CCCCCC"/>
+              <w:right w:val="single" w:sz="1" w:space="0" w:color="CCCCCC"/>
+            </w:tcBorders>
+            <w:tcMar>
+              <w:top w:w="80" w:type="dxa"/>
+              <w:left w:w="140" w:type="dxa"/>
+              <w:bottom w:w="80" w:type="dxa"/>
+              <w:right w:w="140" w:type="dxa"/>
+            </w:tcMar>
+            <w:vAlign w:val="center"/>
+          </w:tcPr>
+          <w:p>
+            <w:r>
+              <w:rPr>
+                <w:color w:val="1A1A2E"/>
+                <w:sz w:val="18"/>
+                <w:szCs w:val="18"/>
+              </w:rPr>
+              <w:t>coach/plan_recommender.py</w:t>
+            </w:r>
+          </w:p>
+        </w:tc>
+        <w:tc>
+          <w:tcPr>
+            <w:tcW w:w="5960" w:type="dxa"/>
+            <w:tcBorders>
+              <w:top w:val="single" w:sz="1" w:space="0" w:color="CCCCCC"/>
+              <w:left w:val="single" w:sz="1" w:space="0" w:color="CCCCCC"/>
+              <w:bottom w:val="single" w:sz="1" w:space="0" w:color="CCCCCC"/>
+              <w:right w:val="single" w:sz="1" w:space="0" w:color="CCCCCC"/>
+            </w:tcBorders>
+            <w:tcMar>
+              <w:top w:w="80" w:type="dxa"/>
+              <w:left w:w="140" w:type="dxa"/>
+              <w:bottom w:w="80" w:type="dxa"/>
+              <w:right w:w="140" w:type="dxa"/>
+            </w:tcMar>
+            <w:vAlign w:val="center"/>
+          </w:tcPr>
+          <w:p>
             <w:r>
               <w:rPr>
                 <w:color w:val="555555"/>
                 <w:sz w:val="18"/>
                 <w:szCs w:val="18"/>
               </w:rPr>
-              <w:t>eval_deficit</w:t>
-            </w:r>
-            <w:proofErr w:type="spellEnd"/>
-            <w:r>
-              <w:rPr>
-                <w:color w:val="555555"/>
-                <w:sz w:val="18"/>
-                <w:szCs w:val="18"/>
-              </w:rPr>
-              <w:t xml:space="preserve">, </w:t>
-            </w:r>
-            <w:proofErr w:type="spellStart"/>
-            <w:r>
-              <w:rPr>
-                <w:color w:val="555555"/>
-                <w:sz w:val="18"/>
-                <w:szCs w:val="18"/>
-              </w:rPr>
-              <w:t>sacrifice_delta</w:t>
-            </w:r>
-            <w:proofErr w:type="spellEnd"/>
-            <w:r>
-              <w:rPr>
-                <w:color w:val="555555"/>
-                <w:sz w:val="18"/>
-                <w:szCs w:val="18"/>
-              </w:rPr>
-              <w:t>, piece trade ratios.</w:t>
-            </w:r>
-          </w:p>
-        </w:tc>
-      </w:tr>
-      <w:tr>
-        <w:tblPrEx>
-          <w:tblCellMar>
-            <w:top w:w="0" w:type="dxa"/>
-            <w:bottom w:w="0" w:type="dxa"/>
-          </w:tblCellMar>
-        </w:tblPrEx>
-        <w:tc>
-          <w:tcPr>
-            <w:tcW w:w="600" w:type="dxa"/>
-            <w:tcBorders>
-              <w:top w:val="single" w:sz="1" w:space="0" w:color="CCCCCC"/>
-              <w:left w:val="single" w:sz="1" w:space="0" w:color="CCCCCC"/>
-              <w:bottom w:val="single" w:sz="1" w:space="0" w:color="CCCCCC"/>
-              <w:right w:val="single" w:sz="1" w:space="0" w:color="CCCCCC"/>
-            </w:tcBorders>
-            <w:shd w:val="clear" w:color="auto" w:fill="F2F2F2"/>
-            <w:tcMar>
-              <w:top w:w="80" w:type="dxa"/>
-              <w:left w:w="140" w:type="dxa"/>
-              <w:bottom w:w="80" w:type="dxa"/>
-              <w:right w:w="140" w:type="dxa"/>
-            </w:tcMar>
-            <w:vAlign w:val="center"/>
-          </w:tcPr>
-          <w:p>
-            <w:r>
-              <w:rPr>
-                <w:b/>
-                <w:bCs/>
-                <w:color w:val="1A1A2E"/>
-                <w:sz w:val="18"/>
-                <w:szCs w:val="18"/>
-              </w:rPr>
-              <w:t>6</w:t>
-            </w:r>
-          </w:p>
-        </w:tc>
-        <w:tc>
-          <w:tcPr>
-            <w:tcW w:w="2800" w:type="dxa"/>
-            <w:tcBorders>
-              <w:top w:val="single" w:sz="1" w:space="0" w:color="CCCCCC"/>
-              <w:left w:val="single" w:sz="1" w:space="0" w:color="CCCCCC"/>
-              <w:bottom w:val="single" w:sz="1" w:space="0" w:color="CCCCCC"/>
-              <w:right w:val="single" w:sz="1" w:space="0" w:color="CCCCCC"/>
-            </w:tcBorders>
-            <w:tcMar>
-              <w:top w:w="80" w:type="dxa"/>
-              <w:left w:w="140" w:type="dxa"/>
-              <w:bottom w:w="80" w:type="dxa"/>
-              <w:right w:w="140" w:type="dxa"/>
-            </w:tcMar>
-            <w:vAlign w:val="center"/>
-          </w:tcPr>
-          <w:p>
-            <w:r>
-              <w:rPr>
-                <w:color w:val="1A1A2E"/>
-                <w:sz w:val="18"/>
-                <w:szCs w:val="18"/>
-              </w:rPr>
-              <w:t>extractors/tactic_scanner.py</w:t>
-            </w:r>
-          </w:p>
-        </w:tc>
-        <w:tc>
-          <w:tcPr>
-            <w:tcW w:w="5960" w:type="dxa"/>
-            <w:tcBorders>
-              <w:top w:val="single" w:sz="1" w:space="0" w:color="CCCCCC"/>
-              <w:left w:val="single" w:sz="1" w:space="0" w:color="CCCCCC"/>
-              <w:bottom w:val="single" w:sz="1" w:space="0" w:color="CCCCCC"/>
-              <w:right w:val="single" w:sz="1" w:space="0" w:color="CCCCCC"/>
-            </w:tcBorders>
-            <w:tcMar>
-              <w:top w:w="80" w:type="dxa"/>
-              <w:left w:w="140" w:type="dxa"/>
-              <w:bottom w:w="80" w:type="dxa"/>
-              <w:right w:w="140" w:type="dxa"/>
-            </w:tcMar>
-            <w:vAlign w:val="center"/>
-          </w:tcPr>
-          <w:p>
-            <w:r>
-              <w:rPr>
-                <w:color w:val="555555"/>
-                <w:sz w:val="18"/>
-                <w:szCs w:val="18"/>
-              </w:rPr>
-              <w:t xml:space="preserve">Detect pins, forks, skewers, discoveries. Output tactic </w:t>
-            </w:r>
-            <w:proofErr w:type="spellStart"/>
-            <w:r>
-              <w:rPr>
-                <w:color w:val="555555"/>
-                <w:sz w:val="18"/>
-                <w:szCs w:val="18"/>
-              </w:rPr>
-              <w:t>MetricSignals</w:t>
-            </w:r>
-            <w:proofErr w:type="spellEnd"/>
-            <w:r>
-              <w:rPr>
-                <w:color w:val="555555"/>
-                <w:sz w:val="18"/>
-                <w:szCs w:val="18"/>
-              </w:rPr>
-              <w:t xml:space="preserve"> for </w:t>
-            </w:r>
-            <w:proofErr w:type="spellStart"/>
-            <w:r>
-              <w:rPr>
-                <w:color w:val="555555"/>
-                <w:sz w:val="18"/>
-                <w:szCs w:val="18"/>
-              </w:rPr>
-              <w:t>tactic_hints</w:t>
-            </w:r>
-            <w:proofErr w:type="spellEnd"/>
-            <w:r>
-              <w:rPr>
-                <w:color w:val="555555"/>
-                <w:sz w:val="18"/>
-                <w:szCs w:val="18"/>
-              </w:rPr>
-              <w:t xml:space="preserve"> slot.</w:t>
-            </w:r>
-          </w:p>
-        </w:tc>
-      </w:tr>
-      <w:tr>
-        <w:tblPrEx>
-          <w:tblCellMar>
-            <w:top w:w="0" w:type="dxa"/>
-            <w:bottom w:w="0" w:type="dxa"/>
-          </w:tblCellMar>
-        </w:tblPrEx>
-        <w:tc>
-          <w:tcPr>
-            <w:tcW w:w="600" w:type="dxa"/>
-            <w:tcBorders>
-              <w:top w:val="single" w:sz="1" w:space="0" w:color="CCCCCC"/>
-              <w:left w:val="single" w:sz="1" w:space="0" w:color="CCCCCC"/>
-              <w:bottom w:val="single" w:sz="1" w:space="0" w:color="CCCCCC"/>
-              <w:right w:val="single" w:sz="1" w:space="0" w:color="CCCCCC"/>
-            </w:tcBorders>
-            <w:shd w:val="clear" w:color="auto" w:fill="F2F2F2"/>
-            <w:tcMar>
-              <w:top w:w="80" w:type="dxa"/>
-              <w:left w:w="140" w:type="dxa"/>
-              <w:bottom w:w="80" w:type="dxa"/>
-              <w:right w:w="140" w:type="dxa"/>
-            </w:tcMar>
-            <w:vAlign w:val="center"/>
-          </w:tcPr>
-          <w:p>
-            <w:r>
-              <w:rPr>
-                <w:b/>
-                <w:bCs/>
-                <w:color w:val="1A1A2E"/>
-                <w:sz w:val="18"/>
-                <w:szCs w:val="18"/>
-              </w:rPr>
-              <w:t>7</w:t>
-            </w:r>
-          </w:p>
-        </w:tc>
-        <w:tc>
-          <w:tcPr>
-            <w:tcW w:w="2800" w:type="dxa"/>
-            <w:tcBorders>
-              <w:top w:val="single" w:sz="1" w:space="0" w:color="CCCCCC"/>
-              <w:left w:val="single" w:sz="1" w:space="0" w:color="CCCCCC"/>
-              <w:bottom w:val="single" w:sz="1" w:space="0" w:color="CCCCCC"/>
-              <w:right w:val="single" w:sz="1" w:space="0" w:color="CCCCCC"/>
-            </w:tcBorders>
-            <w:tcMar>
-              <w:top w:w="80" w:type="dxa"/>
-              <w:left w:w="140" w:type="dxa"/>
-              <w:bottom w:w="80" w:type="dxa"/>
-              <w:right w:w="140" w:type="dxa"/>
-            </w:tcMar>
-            <w:vAlign w:val="center"/>
-          </w:tcPr>
-          <w:p>
-            <w:r>
-              <w:rPr>
-                <w:color w:val="1A1A2E"/>
-                <w:sz w:val="18"/>
-                <w:szCs w:val="18"/>
-              </w:rPr>
-              <w:t>strategies/blitz_detector.py</w:t>
-            </w:r>
-          </w:p>
-        </w:tc>
-        <w:tc>
-          <w:tcPr>
-            <w:tcW w:w="5960" w:type="dxa"/>
-            <w:tcBorders>
-              <w:top w:val="single" w:sz="1" w:space="0" w:color="CCCCCC"/>
-              <w:left w:val="single" w:sz="1" w:space="0" w:color="CCCCCC"/>
-              <w:bottom w:val="single" w:sz="1" w:space="0" w:color="CCCCCC"/>
-              <w:right w:val="single" w:sz="1" w:space="0" w:color="CCCCCC"/>
-            </w:tcBorders>
-            <w:tcMar>
-              <w:top w:w="80" w:type="dxa"/>
-              <w:left w:w="140" w:type="dxa"/>
-              <w:bottom w:w="80" w:type="dxa"/>
-              <w:right w:w="140" w:type="dxa"/>
-            </w:tcMar>
-            <w:vAlign w:val="center"/>
-          </w:tcPr>
-          <w:p>
-            <w:r>
-              <w:rPr>
-                <w:color w:val="555555"/>
-                <w:sz w:val="18"/>
-                <w:szCs w:val="18"/>
-              </w:rPr>
-              <w:t>Consume extractor signals. Output 0.0–1.0 blitz confidence. Test: Tal games must score &gt; 0.75.</w:t>
-            </w:r>
-          </w:p>
-        </w:tc>
-      </w:tr>
-      <w:tr>
-        <w:tblPrEx>
-          <w:tblCellMar>
-            <w:top w:w="0" w:type="dxa"/>
-            <w:bottom w:w="0" w:type="dxa"/>
-          </w:tblCellMar>
-        </w:tblPrEx>
-        <w:tc>
-          <w:tcPr>
-            <w:tcW w:w="600" w:type="dxa"/>
-            <w:tcBorders>
-              <w:top w:val="single" w:sz="1" w:space="0" w:color="CCCCCC"/>
-              <w:left w:val="single" w:sz="1" w:space="0" w:color="CCCCCC"/>
-              <w:bottom w:val="single" w:sz="1" w:space="0" w:color="CCCCCC"/>
-              <w:right w:val="single" w:sz="1" w:space="0" w:color="CCCCCC"/>
-            </w:tcBorders>
-            <w:shd w:val="clear" w:color="auto" w:fill="F2F2F2"/>
-            <w:tcMar>
-              <w:top w:w="80" w:type="dxa"/>
-              <w:left w:w="140" w:type="dxa"/>
-              <w:bottom w:w="80" w:type="dxa"/>
-              <w:right w:w="140" w:type="dxa"/>
-            </w:tcMar>
-            <w:vAlign w:val="center"/>
-          </w:tcPr>
-          <w:p>
-            <w:r>
-              <w:rPr>
-                <w:b/>
-                <w:bCs/>
-                <w:color w:val="1A1A2E"/>
-                <w:sz w:val="18"/>
-                <w:szCs w:val="18"/>
-              </w:rPr>
-              <w:t>8</w:t>
-            </w:r>
-          </w:p>
-        </w:tc>
-        <w:tc>
-          <w:tcPr>
-            <w:tcW w:w="2800" w:type="dxa"/>
-            <w:tcBorders>
-              <w:top w:val="single" w:sz="1" w:space="0" w:color="CCCCCC"/>
-              <w:left w:val="single" w:sz="1" w:space="0" w:color="CCCCCC"/>
-              <w:bottom w:val="single" w:sz="1" w:space="0" w:color="CCCCCC"/>
-              <w:right w:val="single" w:sz="1" w:space="0" w:color="CCCCCC"/>
-            </w:tcBorders>
-            <w:tcMar>
-              <w:top w:w="80" w:type="dxa"/>
-              <w:left w:w="140" w:type="dxa"/>
-              <w:bottom w:w="80" w:type="dxa"/>
-              <w:right w:w="140" w:type="dxa"/>
-            </w:tcMar>
-            <w:vAlign w:val="center"/>
-          </w:tcPr>
-          <w:p>
-            <w:r>
-              <w:rPr>
-                <w:color w:val="1A1A2E"/>
-                <w:sz w:val="18"/>
-                <w:szCs w:val="18"/>
-              </w:rPr>
-              <w:t>strategies/flank_detector.py</w:t>
-            </w:r>
-          </w:p>
-        </w:tc>
-        <w:tc>
-          <w:tcPr>
-            <w:tcW w:w="5960" w:type="dxa"/>
-            <w:tcBorders>
-              <w:top w:val="single" w:sz="1" w:space="0" w:color="CCCCCC"/>
-              <w:left w:val="single" w:sz="1" w:space="0" w:color="CCCCCC"/>
-              <w:bottom w:val="single" w:sz="1" w:space="0" w:color="CCCCCC"/>
-              <w:right w:val="single" w:sz="1" w:space="0" w:color="CCCCCC"/>
-            </w:tcBorders>
-            <w:tcMar>
-              <w:top w:w="80" w:type="dxa"/>
-              <w:left w:w="140" w:type="dxa"/>
-              <w:bottom w:w="80" w:type="dxa"/>
-              <w:right w:w="140" w:type="dxa"/>
-            </w:tcMar>
-            <w:vAlign w:val="center"/>
-          </w:tcPr>
-          <w:p>
-            <w:r>
-              <w:rPr>
-                <w:color w:val="555555"/>
-                <w:sz w:val="18"/>
-                <w:szCs w:val="18"/>
-              </w:rPr>
-              <w:t>Output flank confidence with trend weighting. Test: Carlsen/Karpov games must score &gt; 0.70.</w:t>
-            </w:r>
-          </w:p>
-        </w:tc>
-      </w:tr>
-      <w:tr>
-        <w:tblPrEx>
-          <w:tblCellMar>
-            <w:top w:w="0" w:type="dxa"/>
-            <w:bottom w:w="0" w:type="dxa"/>
-          </w:tblCellMar>
-        </w:tblPrEx>
-        <w:tc>
-          <w:tcPr>
-            <w:tcW w:w="600" w:type="dxa"/>
-            <w:tcBorders>
-              <w:top w:val="single" w:sz="1" w:space="0" w:color="CCCCCC"/>
-              <w:left w:val="single" w:sz="1" w:space="0" w:color="CCCCCC"/>
-              <w:bottom w:val="single" w:sz="1" w:space="0" w:color="CCCCCC"/>
-              <w:right w:val="single" w:sz="1" w:space="0" w:color="CCCCCC"/>
-            </w:tcBorders>
-            <w:shd w:val="clear" w:color="auto" w:fill="F2F2F2"/>
-            <w:tcMar>
-              <w:top w:w="80" w:type="dxa"/>
-              <w:left w:w="140" w:type="dxa"/>
-              <w:bottom w:w="80" w:type="dxa"/>
-              <w:right w:w="140" w:type="dxa"/>
-            </w:tcMar>
-            <w:vAlign w:val="center"/>
-          </w:tcPr>
-          <w:p>
-            <w:r>
-              <w:rPr>
-                <w:b/>
-                <w:bCs/>
-                <w:color w:val="1A1A2E"/>
-                <w:sz w:val="18"/>
-                <w:szCs w:val="18"/>
-              </w:rPr>
-              <w:t>9</w:t>
-            </w:r>
-          </w:p>
-        </w:tc>
-        <w:tc>
-          <w:tcPr>
-            <w:tcW w:w="2800" w:type="dxa"/>
-            <w:tcBorders>
-              <w:top w:val="single" w:sz="1" w:space="0" w:color="CCCCCC"/>
-              <w:left w:val="single" w:sz="1" w:space="0" w:color="CCCCCC"/>
-              <w:bottom w:val="single" w:sz="1" w:space="0" w:color="CCCCCC"/>
-              <w:right w:val="single" w:sz="1" w:space="0" w:color="CCCCCC"/>
-            </w:tcBorders>
-            <w:tcMar>
-              <w:top w:w="80" w:type="dxa"/>
-              <w:left w:w="140" w:type="dxa"/>
-              <w:bottom w:w="80" w:type="dxa"/>
-              <w:right w:w="140" w:type="dxa"/>
-            </w:tcMar>
-            <w:vAlign w:val="center"/>
-          </w:tcPr>
-          <w:p>
-            <w:r>
-              <w:rPr>
-                <w:color w:val="1A1A2E"/>
-                <w:sz w:val="18"/>
-                <w:szCs w:val="18"/>
-              </w:rPr>
-              <w:t>strategies/fortress_detector.py</w:t>
-            </w:r>
-          </w:p>
-        </w:tc>
-        <w:tc>
-          <w:tcPr>
-            <w:tcW w:w="5960" w:type="dxa"/>
-            <w:tcBorders>
-              <w:top w:val="single" w:sz="1" w:space="0" w:color="CCCCCC"/>
-              <w:left w:val="single" w:sz="1" w:space="0" w:color="CCCCCC"/>
-              <w:bottom w:val="single" w:sz="1" w:space="0" w:color="CCCCCC"/>
-              <w:right w:val="single" w:sz="1" w:space="0" w:color="CCCCCC"/>
-            </w:tcBorders>
-            <w:tcMar>
-              <w:top w:w="80" w:type="dxa"/>
-              <w:left w:w="140" w:type="dxa"/>
-              <w:bottom w:w="80" w:type="dxa"/>
-              <w:right w:w="140" w:type="dxa"/>
-            </w:tcMar>
-            <w:vAlign w:val="center"/>
-          </w:tcPr>
-          <w:p>
-            <w:r>
-              <w:rPr>
-                <w:color w:val="555555"/>
-                <w:sz w:val="18"/>
-                <w:szCs w:val="18"/>
-              </w:rPr>
-              <w:t xml:space="preserve">Requires </w:t>
-            </w:r>
-            <w:proofErr w:type="spellStart"/>
-            <w:r>
-              <w:rPr>
-                <w:color w:val="555555"/>
-                <w:sz w:val="18"/>
-                <w:szCs w:val="18"/>
-              </w:rPr>
-              <w:t>eval_deficit</w:t>
-            </w:r>
-            <w:proofErr w:type="spellEnd"/>
-            <w:r>
-              <w:rPr>
-                <w:color w:val="555555"/>
-                <w:sz w:val="18"/>
-                <w:szCs w:val="18"/>
-              </w:rPr>
-              <w:t>. Output fortress confidence. Test: Drawn Botvinnik games must score &gt; 0.70.</w:t>
-            </w:r>
-          </w:p>
-        </w:tc>
-      </w:tr>
-      <w:tr>
-        <w:tblPrEx>
-          <w:tblCellMar>
-            <w:top w:w="0" w:type="dxa"/>
-            <w:bottom w:w="0" w:type="dxa"/>
-          </w:tblCellMar>
-        </w:tblPrEx>
-        <w:tc>
-          <w:tcPr>
-            <w:tcW w:w="600" w:type="dxa"/>
-            <w:tcBorders>
-              <w:top w:val="single" w:sz="1" w:space="0" w:color="CCCCCC"/>
-              <w:left w:val="single" w:sz="1" w:space="0" w:color="CCCCCC"/>
-              <w:bottom w:val="single" w:sz="1" w:space="0" w:color="CCCCCC"/>
-              <w:right w:val="single" w:sz="1" w:space="0" w:color="CCCCCC"/>
-            </w:tcBorders>
-            <w:shd w:val="clear" w:color="auto" w:fill="F2F2F2"/>
-            <w:tcMar>
-              <w:top w:w="80" w:type="dxa"/>
-              <w:left w:w="140" w:type="dxa"/>
-              <w:bottom w:w="80" w:type="dxa"/>
-              <w:right w:w="140" w:type="dxa"/>
-            </w:tcMar>
-            <w:vAlign w:val="center"/>
-          </w:tcPr>
-          <w:p>
-            <w:r>
-              <w:rPr>
-                <w:b/>
-                <w:bCs/>
-                <w:color w:val="1A1A2E"/>
-                <w:sz w:val="18"/>
-                <w:szCs w:val="18"/>
-              </w:rPr>
-              <w:t>10</w:t>
-            </w:r>
-          </w:p>
-        </w:tc>
-        <w:tc>
-          <w:tcPr>
-            <w:tcW w:w="2800" w:type="dxa"/>
-            <w:tcBorders>
-              <w:top w:val="single" w:sz="1" w:space="0" w:color="CCCCCC"/>
-              <w:left w:val="single" w:sz="1" w:space="0" w:color="CCCCCC"/>
-              <w:bottom w:val="single" w:sz="1" w:space="0" w:color="CCCCCC"/>
-              <w:right w:val="single" w:sz="1" w:space="0" w:color="CCCCCC"/>
-            </w:tcBorders>
-            <w:tcMar>
-              <w:top w:w="80" w:type="dxa"/>
-              <w:left w:w="140" w:type="dxa"/>
-              <w:bottom w:w="80" w:type="dxa"/>
-              <w:right w:w="140" w:type="dxa"/>
-            </w:tcMar>
-            <w:vAlign w:val="center"/>
-          </w:tcPr>
-          <w:p>
-            <w:r>
-              <w:rPr>
-                <w:color w:val="1A1A2E"/>
-                <w:sz w:val="18"/>
-                <w:szCs w:val="18"/>
-              </w:rPr>
-              <w:t>strategies/feint_detector.py</w:t>
-            </w:r>
-          </w:p>
-        </w:tc>
-        <w:tc>
-          <w:tcPr>
-            <w:tcW w:w="5960" w:type="dxa"/>
-            <w:tcBorders>
-              <w:top w:val="single" w:sz="1" w:space="0" w:color="CCCCCC"/>
-              <w:left w:val="single" w:sz="1" w:space="0" w:color="CCCCCC"/>
-              <w:bottom w:val="single" w:sz="1" w:space="0" w:color="CCCCCC"/>
-              <w:right w:val="single" w:sz="1" w:space="0" w:color="CCCCCC"/>
-            </w:tcBorders>
-            <w:tcMar>
-              <w:top w:w="80" w:type="dxa"/>
-              <w:left w:w="140" w:type="dxa"/>
-              <w:bottom w:w="80" w:type="dxa"/>
-              <w:right w:w="140" w:type="dxa"/>
-            </w:tcMar>
-            <w:vAlign w:val="center"/>
-          </w:tcPr>
-          <w:p>
-            <w:r>
-              <w:rPr>
-                <w:color w:val="555555"/>
-                <w:sz w:val="18"/>
-                <w:szCs w:val="18"/>
-              </w:rPr>
-              <w:t>Requires DB confirmation. Test: Petrosian quiet move games — feint must fire without DB fallback &lt; 0.65.</w:t>
-            </w:r>
-          </w:p>
-        </w:tc>
-      </w:tr>
-      <w:tr>
-        <w:tblPrEx>
-          <w:tblCellMar>
-            <w:top w:w="0" w:type="dxa"/>
-            <w:bottom w:w="0" w:type="dxa"/>
-          </w:tblCellMar>
-        </w:tblPrEx>
-        <w:tc>
-          <w:tcPr>
-            <w:tcW w:w="600" w:type="dxa"/>
-            <w:tcBorders>
-              <w:top w:val="single" w:sz="1" w:space="0" w:color="CCCCCC"/>
-              <w:left w:val="single" w:sz="1" w:space="0" w:color="CCCCCC"/>
-              <w:bottom w:val="single" w:sz="1" w:space="0" w:color="CCCCCC"/>
-              <w:right w:val="single" w:sz="1" w:space="0" w:color="CCCCCC"/>
-            </w:tcBorders>
-            <w:shd w:val="clear" w:color="auto" w:fill="F2F2F2"/>
-            <w:tcMar>
-              <w:top w:w="80" w:type="dxa"/>
-              <w:left w:w="140" w:type="dxa"/>
-              <w:bottom w:w="80" w:type="dxa"/>
-              <w:right w:w="140" w:type="dxa"/>
-            </w:tcMar>
-            <w:vAlign w:val="center"/>
-          </w:tcPr>
-          <w:p>
-            <w:r>
-              <w:rPr>
-                <w:b/>
-                <w:bCs/>
-                <w:color w:val="1A1A2E"/>
-                <w:sz w:val="18"/>
-                <w:szCs w:val="18"/>
-              </w:rPr>
-              <w:t>11</w:t>
-            </w:r>
-          </w:p>
-        </w:tc>
-        <w:tc>
-          <w:tcPr>
-            <w:tcW w:w="2800" w:type="dxa"/>
-            <w:tcBorders>
-              <w:top w:val="single" w:sz="1" w:space="0" w:color="CCCCCC"/>
-              <w:left w:val="single" w:sz="1" w:space="0" w:color="CCCCCC"/>
-              <w:bottom w:val="single" w:sz="1" w:space="0" w:color="CCCCCC"/>
-              <w:right w:val="single" w:sz="1" w:space="0" w:color="CCCCCC"/>
-            </w:tcBorders>
-            <w:tcMar>
-              <w:top w:w="80" w:type="dxa"/>
-              <w:left w:w="140" w:type="dxa"/>
-              <w:bottom w:w="80" w:type="dxa"/>
-              <w:right w:w="140" w:type="dxa"/>
-            </w:tcMar>
-            <w:vAlign w:val="center"/>
-          </w:tcPr>
-          <w:p>
-            <w:r>
-              <w:rPr>
-                <w:color w:val="1A1A2E"/>
-                <w:sz w:val="18"/>
-                <w:szCs w:val="18"/>
-              </w:rPr>
-              <w:t>core/phase_filter.py</w:t>
-            </w:r>
-          </w:p>
-        </w:tc>
-        <w:tc>
-          <w:tcPr>
-            <w:tcW w:w="5960" w:type="dxa"/>
-            <w:tcBorders>
-              <w:top w:val="single" w:sz="1" w:space="0" w:color="CCCCCC"/>
-              <w:left w:val="single" w:sz="1" w:space="0" w:color="CCCCCC"/>
-              <w:bottom w:val="single" w:sz="1" w:space="0" w:color="CCCCCC"/>
-              <w:right w:val="single" w:sz="1" w:space="0" w:color="CCCCCC"/>
-            </w:tcBorders>
-            <w:tcMar>
-              <w:top w:w="80" w:type="dxa"/>
-              <w:left w:w="140" w:type="dxa"/>
-              <w:bottom w:w="80" w:type="dxa"/>
-              <w:right w:w="140" w:type="dxa"/>
-            </w:tcMar>
-            <w:vAlign w:val="center"/>
-          </w:tcPr>
-          <w:p>
-            <w:r>
-              <w:rPr>
-                <w:color w:val="555555"/>
-                <w:sz w:val="18"/>
-                <w:szCs w:val="18"/>
-              </w:rPr>
-              <w:t>Classify phase and apply metric weighting. Must correctly classify 20 test positions.</w:t>
-            </w:r>
-          </w:p>
-        </w:tc>
-      </w:tr>
-      <w:tr>
-        <w:tblPrEx>
-          <w:tblCellMar>
-            <w:top w:w="0" w:type="dxa"/>
-            <w:bottom w:w="0" w:type="dxa"/>
-          </w:tblCellMar>
-        </w:tblPrEx>
-        <w:tc>
-          <w:tcPr>
-            <w:tcW w:w="600" w:type="dxa"/>
-            <w:tcBorders>
-              <w:top w:val="single" w:sz="1" w:space="0" w:color="CCCCCC"/>
-              <w:left w:val="single" w:sz="1" w:space="0" w:color="CCCCCC"/>
-              <w:bottom w:val="single" w:sz="1" w:space="0" w:color="CCCCCC"/>
-              <w:right w:val="single" w:sz="1" w:space="0" w:color="CCCCCC"/>
-            </w:tcBorders>
-            <w:shd w:val="clear" w:color="auto" w:fill="F2F2F2"/>
-            <w:tcMar>
-              <w:top w:w="80" w:type="dxa"/>
-              <w:left w:w="140" w:type="dxa"/>
-              <w:bottom w:w="80" w:type="dxa"/>
-              <w:right w:w="140" w:type="dxa"/>
-            </w:tcMar>
-            <w:vAlign w:val="center"/>
-          </w:tcPr>
-          <w:p>
-            <w:r>
-              <w:rPr>
-                <w:b/>
-                <w:bCs/>
-                <w:color w:val="1A1A2E"/>
-                <w:sz w:val="18"/>
-                <w:szCs w:val="18"/>
-              </w:rPr>
-              <w:t>12</w:t>
-            </w:r>
-          </w:p>
-        </w:tc>
-        <w:tc>
-          <w:tcPr>
-            <w:tcW w:w="2800" w:type="dxa"/>
-            <w:tcBorders>
-              <w:top w:val="single" w:sz="1" w:space="0" w:color="CCCCCC"/>
-              <w:left w:val="single" w:sz="1" w:space="0" w:color="CCCCCC"/>
-              <w:bottom w:val="single" w:sz="1" w:space="0" w:color="CCCCCC"/>
-              <w:right w:val="single" w:sz="1" w:space="0" w:color="CCCCCC"/>
-            </w:tcBorders>
-            <w:tcMar>
-              <w:top w:w="80" w:type="dxa"/>
-              <w:left w:w="140" w:type="dxa"/>
-              <w:bottom w:w="80" w:type="dxa"/>
-              <w:right w:w="140" w:type="dxa"/>
-            </w:tcMar>
-            <w:vAlign w:val="center"/>
-          </w:tcPr>
-          <w:p>
-            <w:r>
-              <w:rPr>
-                <w:color w:val="1A1A2E"/>
-                <w:sz w:val="18"/>
-                <w:szCs w:val="18"/>
-              </w:rPr>
-              <w:t>core/conflict_resolver.py</w:t>
-            </w:r>
-          </w:p>
-        </w:tc>
-        <w:tc>
-          <w:tcPr>
-            <w:tcW w:w="5960" w:type="dxa"/>
-            <w:tcBorders>
-              <w:top w:val="single" w:sz="1" w:space="0" w:color="CCCCCC"/>
-              <w:left w:val="single" w:sz="1" w:space="0" w:color="CCCCCC"/>
-              <w:bottom w:val="single" w:sz="1" w:space="0" w:color="CCCCCC"/>
-              <w:right w:val="single" w:sz="1" w:space="0" w:color="CCCCCC"/>
-            </w:tcBorders>
-            <w:tcMar>
-              <w:top w:w="80" w:type="dxa"/>
-              <w:left w:w="140" w:type="dxa"/>
-              <w:bottom w:w="80" w:type="dxa"/>
-              <w:right w:w="140" w:type="dxa"/>
-            </w:tcMar>
-            <w:vAlign w:val="center"/>
-          </w:tcPr>
-          <w:p>
-            <w:r>
-              <w:rPr>
-                <w:color w:val="555555"/>
-                <w:sz w:val="18"/>
-                <w:szCs w:val="18"/>
-              </w:rPr>
-              <w:t xml:space="preserve">Apply cascade rules. Test: blitz=0.71, flank=0.68 with </w:t>
-            </w:r>
-            <w:proofErr w:type="spellStart"/>
-            <w:r>
-              <w:rPr>
-                <w:color w:val="555555"/>
-                <w:sz w:val="18"/>
-                <w:szCs w:val="18"/>
-              </w:rPr>
-              <w:t>king_exposure</w:t>
-            </w:r>
-            <w:proofErr w:type="spellEnd"/>
-            <w:r>
-              <w:rPr>
-                <w:color w:val="555555"/>
-                <w:sz w:val="18"/>
-                <w:szCs w:val="18"/>
-              </w:rPr>
-              <w:t>=0.82 → blitz wins.</w:t>
-            </w:r>
-          </w:p>
-        </w:tc>
-      </w:tr>
-      <w:tr>
-        <w:tblPrEx>
-          <w:tblCellMar>
-            <w:top w:w="0" w:type="dxa"/>
-            <w:bottom w:w="0" w:type="dxa"/>
-          </w:tblCellMar>
-        </w:tblPrEx>
-        <w:tc>
-          <w:tcPr>
-            <w:tcW w:w="600" w:type="dxa"/>
-            <w:tcBorders>
-              <w:top w:val="single" w:sz="1" w:space="0" w:color="CCCCCC"/>
-              <w:left w:val="single" w:sz="1" w:space="0" w:color="CCCCCC"/>
-              <w:bottom w:val="single" w:sz="1" w:space="0" w:color="CCCCCC"/>
-              <w:right w:val="single" w:sz="1" w:space="0" w:color="CCCCCC"/>
-            </w:tcBorders>
-            <w:shd w:val="clear" w:color="auto" w:fill="F2F2F2"/>
-            <w:tcMar>
-              <w:top w:w="80" w:type="dxa"/>
-              <w:left w:w="140" w:type="dxa"/>
-              <w:bottom w:w="80" w:type="dxa"/>
-              <w:right w:w="140" w:type="dxa"/>
-            </w:tcMar>
-            <w:vAlign w:val="center"/>
-          </w:tcPr>
-          <w:p>
-            <w:r>
-              <w:rPr>
-                <w:b/>
-                <w:bCs/>
-                <w:color w:val="1A1A2E"/>
-                <w:sz w:val="18"/>
-                <w:szCs w:val="18"/>
-              </w:rPr>
-              <w:t>13</w:t>
-            </w:r>
-          </w:p>
-        </w:tc>
-        <w:tc>
-          <w:tcPr>
-            <w:tcW w:w="2800" w:type="dxa"/>
-            <w:tcBorders>
-              <w:top w:val="single" w:sz="1" w:space="0" w:color="CCCCCC"/>
-              <w:left w:val="single" w:sz="1" w:space="0" w:color="CCCCCC"/>
-              <w:bottom w:val="single" w:sz="1" w:space="0" w:color="CCCCCC"/>
-              <w:right w:val="single" w:sz="1" w:space="0" w:color="CCCCCC"/>
-            </w:tcBorders>
-            <w:tcMar>
-              <w:top w:w="80" w:type="dxa"/>
-              <w:left w:w="140" w:type="dxa"/>
-              <w:bottom w:w="80" w:type="dxa"/>
-              <w:right w:w="140" w:type="dxa"/>
-            </w:tcMar>
-            <w:vAlign w:val="center"/>
-          </w:tcPr>
-          <w:p>
-            <w:r>
-              <w:rPr>
-                <w:color w:val="1A1A2E"/>
-                <w:sz w:val="18"/>
-                <w:szCs w:val="18"/>
-              </w:rPr>
-              <w:t>core/strategy_engine.py</w:t>
-            </w:r>
-          </w:p>
-        </w:tc>
-        <w:tc>
-          <w:tcPr>
-            <w:tcW w:w="5960" w:type="dxa"/>
-            <w:tcBorders>
-              <w:top w:val="single" w:sz="1" w:space="0" w:color="CCCCCC"/>
-              <w:left w:val="single" w:sz="1" w:space="0" w:color="CCCCCC"/>
-              <w:bottom w:val="single" w:sz="1" w:space="0" w:color="CCCCCC"/>
-              <w:right w:val="single" w:sz="1" w:space="0" w:color="CCCCCC"/>
-            </w:tcBorders>
-            <w:tcMar>
-              <w:top w:w="80" w:type="dxa"/>
-              <w:left w:w="140" w:type="dxa"/>
-              <w:bottom w:w="80" w:type="dxa"/>
-              <w:right w:w="140" w:type="dxa"/>
-            </w:tcMar>
-            <w:vAlign w:val="center"/>
-          </w:tcPr>
-          <w:p>
-            <w:r>
-              <w:rPr>
-                <w:color w:val="555555"/>
-                <w:sz w:val="18"/>
-                <w:szCs w:val="18"/>
-              </w:rPr>
-              <w:t xml:space="preserve">Orchestrates all layers. Public API entry point. Returns </w:t>
-            </w:r>
-            <w:proofErr w:type="spellStart"/>
-            <w:r>
-              <w:rPr>
-                <w:color w:val="555555"/>
-                <w:sz w:val="18"/>
-                <w:szCs w:val="18"/>
-              </w:rPr>
-              <w:t>StrategyResult</w:t>
-            </w:r>
-            <w:proofErr w:type="spellEnd"/>
-            <w:r>
-              <w:rPr>
-                <w:color w:val="555555"/>
-                <w:sz w:val="18"/>
-                <w:szCs w:val="18"/>
-              </w:rPr>
-              <w:t>.</w:t>
-            </w:r>
-          </w:p>
-        </w:tc>
-      </w:tr>
-      <w:tr>
-        <w:tblPrEx>
-          <w:tblCellMar>
-            <w:top w:w="0" w:type="dxa"/>
-            <w:bottom w:w="0" w:type="dxa"/>
-          </w:tblCellMar>
-        </w:tblPrEx>
-        <w:tc>
-          <w:tcPr>
-            <w:tcW w:w="600" w:type="dxa"/>
-            <w:tcBorders>
-              <w:top w:val="single" w:sz="1" w:space="0" w:color="CCCCCC"/>
-              <w:left w:val="single" w:sz="1" w:space="0" w:color="CCCCCC"/>
-              <w:bottom w:val="single" w:sz="1" w:space="0" w:color="CCCCCC"/>
-              <w:right w:val="single" w:sz="1" w:space="0" w:color="CCCCCC"/>
-            </w:tcBorders>
-            <w:shd w:val="clear" w:color="auto" w:fill="F2F2F2"/>
-            <w:tcMar>
-              <w:top w:w="80" w:type="dxa"/>
-              <w:left w:w="140" w:type="dxa"/>
-              <w:bottom w:w="80" w:type="dxa"/>
-              <w:right w:w="140" w:type="dxa"/>
-            </w:tcMar>
-            <w:vAlign w:val="center"/>
-          </w:tcPr>
-          <w:p>
-            <w:r>
-              <w:rPr>
-                <w:b/>
-                <w:bCs/>
-                <w:color w:val="1A1A2E"/>
-                <w:sz w:val="18"/>
-                <w:szCs w:val="18"/>
-              </w:rPr>
-              <w:t>14</w:t>
-            </w:r>
-          </w:p>
-        </w:tc>
-        <w:tc>
-          <w:tcPr>
-            <w:tcW w:w="2800" w:type="dxa"/>
-            <w:tcBorders>
-              <w:top w:val="single" w:sz="1" w:space="0" w:color="CCCCCC"/>
-              <w:left w:val="single" w:sz="1" w:space="0" w:color="CCCCCC"/>
-              <w:bottom w:val="single" w:sz="1" w:space="0" w:color="CCCCCC"/>
-              <w:right w:val="single" w:sz="1" w:space="0" w:color="CCCCCC"/>
-            </w:tcBorders>
-            <w:tcMar>
-              <w:top w:w="80" w:type="dxa"/>
-              <w:left w:w="140" w:type="dxa"/>
-              <w:bottom w:w="80" w:type="dxa"/>
-              <w:right w:w="140" w:type="dxa"/>
-            </w:tcMar>
-            <w:vAlign w:val="center"/>
-          </w:tcPr>
-          <w:p>
-            <w:r>
-              <w:rPr>
-                <w:color w:val="1A1A2E"/>
-                <w:sz w:val="18"/>
-                <w:szCs w:val="18"/>
-              </w:rPr>
-              <w:t>database/pgn_indexer.py</w:t>
-            </w:r>
-          </w:p>
-        </w:tc>
-        <w:tc>
-          <w:tcPr>
-            <w:tcW w:w="5960" w:type="dxa"/>
-            <w:tcBorders>
-              <w:top w:val="single" w:sz="1" w:space="0" w:color="CCCCCC"/>
-              <w:left w:val="single" w:sz="1" w:space="0" w:color="CCCCCC"/>
-              <w:bottom w:val="single" w:sz="1" w:space="0" w:color="CCCCCC"/>
-              <w:right w:val="single" w:sz="1" w:space="0" w:color="CCCCCC"/>
-            </w:tcBorders>
-            <w:tcMar>
-              <w:top w:w="80" w:type="dxa"/>
-              <w:left w:w="140" w:type="dxa"/>
-              <w:bottom w:w="80" w:type="dxa"/>
-              <w:right w:w="140" w:type="dxa"/>
-            </w:tcMar>
-            <w:vAlign w:val="center"/>
-          </w:tcPr>
-          <w:p>
-            <w:r>
-              <w:rPr>
-                <w:color w:val="555555"/>
-                <w:sz w:val="18"/>
-                <w:szCs w:val="18"/>
-              </w:rPr>
-              <w:t xml:space="preserve">One-time offline script. Processes 6M PGN games into </w:t>
-            </w:r>
-            <w:proofErr w:type="spellStart"/>
-            <w:r>
-              <w:rPr>
-                <w:color w:val="555555"/>
-                <w:sz w:val="18"/>
-                <w:szCs w:val="18"/>
-              </w:rPr>
-              <w:t>game_index</w:t>
-            </w:r>
-            <w:proofErr w:type="spellEnd"/>
-            <w:r>
-              <w:rPr>
-                <w:color w:val="555555"/>
-                <w:sz w:val="18"/>
-                <w:szCs w:val="18"/>
-              </w:rPr>
-              <w:t xml:space="preserve"> SQLite table.</w:t>
-            </w:r>
-          </w:p>
-        </w:tc>
-      </w:tr>
-      <w:tr>
-        <w:tblPrEx>
-          <w:tblCellMar>
-            <w:top w:w="0" w:type="dxa"/>
-            <w:bottom w:w="0" w:type="dxa"/>
-          </w:tblCellMar>
-        </w:tblPrEx>
-        <w:tc>
-          <w:tcPr>
-            <w:tcW w:w="600" w:type="dxa"/>
-            <w:tcBorders>
-              <w:top w:val="single" w:sz="1" w:space="0" w:color="CCCCCC"/>
-              <w:left w:val="single" w:sz="1" w:space="0" w:color="CCCCCC"/>
-              <w:bottom w:val="single" w:sz="1" w:space="0" w:color="CCCCCC"/>
-              <w:right w:val="single" w:sz="1" w:space="0" w:color="CCCCCC"/>
-            </w:tcBorders>
-            <w:shd w:val="clear" w:color="auto" w:fill="F2F2F2"/>
-            <w:tcMar>
-              <w:top w:w="80" w:type="dxa"/>
-              <w:left w:w="140" w:type="dxa"/>
-              <w:bottom w:w="80" w:type="dxa"/>
-              <w:right w:w="140" w:type="dxa"/>
-            </w:tcMar>
-            <w:vAlign w:val="center"/>
-          </w:tcPr>
-          <w:p>
-            <w:r>
-              <w:rPr>
-                <w:b/>
-                <w:bCs/>
-                <w:color w:val="1A1A2E"/>
-                <w:sz w:val="18"/>
-                <w:szCs w:val="18"/>
-              </w:rPr>
-              <w:t>15</w:t>
-            </w:r>
-          </w:p>
-        </w:tc>
-        <w:tc>
-          <w:tcPr>
-            <w:tcW w:w="2800" w:type="dxa"/>
-            <w:tcBorders>
-              <w:top w:val="single" w:sz="1" w:space="0" w:color="CCCCCC"/>
-              <w:left w:val="single" w:sz="1" w:space="0" w:color="CCCCCC"/>
-              <w:bottom w:val="single" w:sz="1" w:space="0" w:color="CCCCCC"/>
-              <w:right w:val="single" w:sz="1" w:space="0" w:color="CCCCCC"/>
-            </w:tcBorders>
-            <w:tcMar>
-              <w:top w:w="80" w:type="dxa"/>
-              <w:left w:w="140" w:type="dxa"/>
-              <w:bottom w:w="80" w:type="dxa"/>
-              <w:right w:w="140" w:type="dxa"/>
-            </w:tcMar>
-            <w:vAlign w:val="center"/>
-          </w:tcPr>
-          <w:p>
-            <w:r>
-              <w:rPr>
-                <w:color w:val="1A1A2E"/>
-                <w:sz w:val="18"/>
-                <w:szCs w:val="18"/>
-              </w:rPr>
-              <w:t>database/pattern_matcher.py</w:t>
-            </w:r>
-          </w:p>
-        </w:tc>
-        <w:tc>
-          <w:tcPr>
-            <w:tcW w:w="5960" w:type="dxa"/>
-            <w:tcBorders>
-              <w:top w:val="single" w:sz="1" w:space="0" w:color="CCCCCC"/>
-              <w:left w:val="single" w:sz="1" w:space="0" w:color="CCCCCC"/>
-              <w:bottom w:val="single" w:sz="1" w:space="0" w:color="CCCCCC"/>
-              <w:right w:val="single" w:sz="1" w:space="0" w:color="CCCCCC"/>
-            </w:tcBorders>
-            <w:tcMar>
-              <w:top w:w="80" w:type="dxa"/>
-              <w:left w:w="140" w:type="dxa"/>
-              <w:bottom w:w="80" w:type="dxa"/>
-              <w:right w:w="140" w:type="dxa"/>
-            </w:tcMar>
-            <w:vAlign w:val="center"/>
-          </w:tcPr>
-          <w:p>
-            <w:r>
-              <w:rPr>
-                <w:color w:val="555555"/>
-                <w:sz w:val="18"/>
-                <w:szCs w:val="18"/>
-              </w:rPr>
-              <w:t xml:space="preserve">Runtime query against </w:t>
-            </w:r>
-            <w:proofErr w:type="spellStart"/>
-            <w:r>
-              <w:rPr>
-                <w:color w:val="555555"/>
-                <w:sz w:val="18"/>
-                <w:szCs w:val="18"/>
-              </w:rPr>
-              <w:t>game_index</w:t>
-            </w:r>
-            <w:proofErr w:type="spellEnd"/>
-            <w:r>
-              <w:rPr>
-                <w:color w:val="555555"/>
-                <w:sz w:val="18"/>
-                <w:szCs w:val="18"/>
-              </w:rPr>
-              <w:t xml:space="preserve">. Return </w:t>
-            </w:r>
-            <w:proofErr w:type="spellStart"/>
-            <w:r>
-              <w:rPr>
-                <w:color w:val="555555"/>
-                <w:sz w:val="18"/>
-                <w:szCs w:val="18"/>
-              </w:rPr>
-              <w:t>GMPrecedent</w:t>
-            </w:r>
-            <w:proofErr w:type="spellEnd"/>
-            <w:r>
-              <w:rPr>
-                <w:color w:val="555555"/>
-                <w:sz w:val="18"/>
-                <w:szCs w:val="18"/>
-              </w:rPr>
-              <w:t xml:space="preserve"> list.</w:t>
-            </w:r>
-          </w:p>
-        </w:tc>
-      </w:tr>
-      <w:tr>
-        <w:tblPrEx>
-          <w:tblCellMar>
-            <w:top w:w="0" w:type="dxa"/>
-            <w:bottom w:w="0" w:type="dxa"/>
-          </w:tblCellMar>
-        </w:tblPrEx>
-        <w:tc>
-          <w:tcPr>
-            <w:tcW w:w="600" w:type="dxa"/>
-            <w:tcBorders>
-              <w:top w:val="single" w:sz="1" w:space="0" w:color="CCCCCC"/>
-              <w:left w:val="single" w:sz="1" w:space="0" w:color="CCCCCC"/>
-              <w:bottom w:val="single" w:sz="1" w:space="0" w:color="CCCCCC"/>
-              <w:right w:val="single" w:sz="1" w:space="0" w:color="CCCCCC"/>
-            </w:tcBorders>
-            <w:shd w:val="clear" w:color="auto" w:fill="F2F2F2"/>
-            <w:tcMar>
-              <w:top w:w="80" w:type="dxa"/>
-              <w:left w:w="140" w:type="dxa"/>
-              <w:bottom w:w="80" w:type="dxa"/>
-              <w:right w:w="140" w:type="dxa"/>
-            </w:tcMar>
-            <w:vAlign w:val="center"/>
-          </w:tcPr>
-          <w:p>
-            <w:r>
-              <w:rPr>
-                <w:b/>
-                <w:bCs/>
-                <w:color w:val="1A1A2E"/>
-                <w:sz w:val="18"/>
-                <w:szCs w:val="18"/>
-              </w:rPr>
-              <w:t>16</w:t>
-            </w:r>
-          </w:p>
-        </w:tc>
-        <w:tc>
-          <w:tcPr>
-            <w:tcW w:w="2800" w:type="dxa"/>
-            <w:tcBorders>
-              <w:top w:val="single" w:sz="1" w:space="0" w:color="CCCCCC"/>
-              <w:left w:val="single" w:sz="1" w:space="0" w:color="CCCCCC"/>
-              <w:bottom w:val="single" w:sz="1" w:space="0" w:color="CCCCCC"/>
-              <w:right w:val="single" w:sz="1" w:space="0" w:color="CCCCCC"/>
-            </w:tcBorders>
-            <w:tcMar>
-              <w:top w:w="80" w:type="dxa"/>
-              <w:left w:w="140" w:type="dxa"/>
-              <w:bottom w:w="80" w:type="dxa"/>
-              <w:right w:w="140" w:type="dxa"/>
-            </w:tcMar>
-            <w:vAlign w:val="center"/>
-          </w:tcPr>
-          <w:p>
-            <w:r>
-              <w:rPr>
-                <w:color w:val="1A1A2E"/>
-                <w:sz w:val="18"/>
-                <w:szCs w:val="18"/>
-              </w:rPr>
-              <w:t>database/phrase_db.py</w:t>
-            </w:r>
-          </w:p>
-        </w:tc>
-        <w:tc>
-          <w:tcPr>
-            <w:tcW w:w="5960" w:type="dxa"/>
-            <w:tcBorders>
-              <w:top w:val="single" w:sz="1" w:space="0" w:color="CCCCCC"/>
-              <w:left w:val="single" w:sz="1" w:space="0" w:color="CCCCCC"/>
-              <w:bottom w:val="single" w:sz="1" w:space="0" w:color="CCCCCC"/>
-              <w:right w:val="single" w:sz="1" w:space="0" w:color="CCCCCC"/>
-            </w:tcBorders>
-            <w:tcMar>
-              <w:top w:w="80" w:type="dxa"/>
-              <w:left w:w="140" w:type="dxa"/>
-              <w:bottom w:w="80" w:type="dxa"/>
-              <w:right w:w="140" w:type="dxa"/>
-            </w:tcMar>
-            <w:vAlign w:val="center"/>
-          </w:tcPr>
-          <w:p>
-            <w:r>
-              <w:rPr>
-                <w:color w:val="555555"/>
-                <w:sz w:val="18"/>
-                <w:szCs w:val="18"/>
-              </w:rPr>
-              <w:t xml:space="preserve">Query phrases and tactics tables. Fill placeholders from </w:t>
-            </w:r>
-            <w:proofErr w:type="spellStart"/>
-            <w:r>
-              <w:rPr>
-                <w:color w:val="555555"/>
-                <w:sz w:val="18"/>
-                <w:szCs w:val="18"/>
-              </w:rPr>
-              <w:t>MetricSignal</w:t>
-            </w:r>
-            <w:proofErr w:type="spellEnd"/>
-            <w:r>
-              <w:rPr>
-                <w:color w:val="555555"/>
-                <w:sz w:val="18"/>
-                <w:szCs w:val="18"/>
-              </w:rPr>
-              <w:t xml:space="preserve"> data.</w:t>
-            </w:r>
-          </w:p>
-        </w:tc>
-      </w:tr>
-      <w:tr>
-        <w:tblPrEx>
-          <w:tblCellMar>
-            <w:top w:w="0" w:type="dxa"/>
-            <w:bottom w:w="0" w:type="dxa"/>
-          </w:tblCellMar>
-        </w:tblPrEx>
-        <w:tc>
-          <w:tcPr>
-            <w:tcW w:w="600" w:type="dxa"/>
-            <w:tcBorders>
-              <w:top w:val="single" w:sz="1" w:space="0" w:color="CCCCCC"/>
-              <w:left w:val="single" w:sz="1" w:space="0" w:color="CCCCCC"/>
-              <w:bottom w:val="single" w:sz="1" w:space="0" w:color="CCCCCC"/>
-              <w:right w:val="single" w:sz="1" w:space="0" w:color="CCCCCC"/>
-            </w:tcBorders>
-            <w:shd w:val="clear" w:color="auto" w:fill="F2F2F2"/>
-            <w:tcMar>
-              <w:top w:w="80" w:type="dxa"/>
-              <w:left w:w="140" w:type="dxa"/>
-              <w:bottom w:w="80" w:type="dxa"/>
-              <w:right w:w="140" w:type="dxa"/>
-            </w:tcMar>
-            <w:vAlign w:val="center"/>
-          </w:tcPr>
-          <w:p>
-            <w:r>
-              <w:rPr>
-                <w:b/>
-                <w:bCs/>
-                <w:color w:val="1A1A2E"/>
-                <w:sz w:val="18"/>
-                <w:szCs w:val="18"/>
-              </w:rPr>
-              <w:t>17</w:t>
-            </w:r>
-          </w:p>
-        </w:tc>
-        <w:tc>
-          <w:tcPr>
-            <w:tcW w:w="2800" w:type="dxa"/>
-            <w:tcBorders>
-              <w:top w:val="single" w:sz="1" w:space="0" w:color="CCCCCC"/>
-              <w:left w:val="single" w:sz="1" w:space="0" w:color="CCCCCC"/>
-              <w:bottom w:val="single" w:sz="1" w:space="0" w:color="CCCCCC"/>
-              <w:right w:val="single" w:sz="1" w:space="0" w:color="CCCCCC"/>
-            </w:tcBorders>
-            <w:tcMar>
-              <w:top w:w="80" w:type="dxa"/>
-              <w:left w:w="140" w:type="dxa"/>
-              <w:bottom w:w="80" w:type="dxa"/>
-              <w:right w:w="140" w:type="dxa"/>
-            </w:tcMar>
-            <w:vAlign w:val="center"/>
-          </w:tcPr>
-          <w:p>
-            <w:r>
-              <w:rPr>
-                <w:color w:val="1A1A2E"/>
-                <w:sz w:val="18"/>
-                <w:szCs w:val="18"/>
-              </w:rPr>
-              <w:t>coach/narrator.py</w:t>
-            </w:r>
-          </w:p>
-        </w:tc>
-        <w:tc>
-          <w:tcPr>
-            <w:tcW w:w="5960" w:type="dxa"/>
-            <w:tcBorders>
-              <w:top w:val="single" w:sz="1" w:space="0" w:color="CCCCCC"/>
-              <w:left w:val="single" w:sz="1" w:space="0" w:color="CCCCCC"/>
-              <w:bottom w:val="single" w:sz="1" w:space="0" w:color="CCCCCC"/>
-              <w:right w:val="single" w:sz="1" w:space="0" w:color="CCCCCC"/>
-            </w:tcBorders>
-            <w:tcMar>
-              <w:top w:w="80" w:type="dxa"/>
-              <w:left w:w="140" w:type="dxa"/>
-              <w:bottom w:w="80" w:type="dxa"/>
-              <w:right w:w="140" w:type="dxa"/>
-            </w:tcMar>
-            <w:vAlign w:val="center"/>
-          </w:tcPr>
-          <w:p>
-            <w:r>
-              <w:rPr>
-                <w:color w:val="555555"/>
-                <w:sz w:val="18"/>
-                <w:szCs w:val="18"/>
-              </w:rPr>
-              <w:t xml:space="preserve">Assemble final </w:t>
-            </w:r>
-            <w:proofErr w:type="spellStart"/>
-            <w:r>
-              <w:rPr>
-                <w:color w:val="555555"/>
-                <w:sz w:val="18"/>
-                <w:szCs w:val="18"/>
-              </w:rPr>
-              <w:t>CoachOutput</w:t>
-            </w:r>
-            <w:proofErr w:type="spellEnd"/>
-            <w:r>
-              <w:rPr>
-                <w:color w:val="555555"/>
-                <w:sz w:val="18"/>
-                <w:szCs w:val="18"/>
-              </w:rPr>
-              <w:t>. No logic — pure slot filling and sentence joining.</w:t>
-            </w:r>
-          </w:p>
-        </w:tc>
-      </w:tr>
-      <w:tr>
-        <w:tblPrEx>
-          <w:tblCellMar>
-            <w:top w:w="0" w:type="dxa"/>
-            <w:bottom w:w="0" w:type="dxa"/>
-          </w:tblCellMar>
-        </w:tblPrEx>
-        <w:tc>
-          <w:tcPr>
-            <w:tcW w:w="600" w:type="dxa"/>
-            <w:tcBorders>
-              <w:top w:val="single" w:sz="1" w:space="0" w:color="CCCCCC"/>
-              <w:left w:val="single" w:sz="1" w:space="0" w:color="CCCCCC"/>
-              <w:bottom w:val="single" w:sz="1" w:space="0" w:color="CCCCCC"/>
-              <w:right w:val="single" w:sz="1" w:space="0" w:color="CCCCCC"/>
-            </w:tcBorders>
-            <w:shd w:val="clear" w:color="auto" w:fill="F2F2F2"/>
-            <w:tcMar>
-              <w:top w:w="80" w:type="dxa"/>
-              <w:left w:w="140" w:type="dxa"/>
-              <w:bottom w:w="80" w:type="dxa"/>
-              <w:right w:w="140" w:type="dxa"/>
-            </w:tcMar>
-            <w:vAlign w:val="center"/>
-          </w:tcPr>
-          <w:p>
-            <w:r>
-              <w:rPr>
-                <w:b/>
-                <w:bCs/>
-                <w:color w:val="1A1A2E"/>
-                <w:sz w:val="18"/>
-                <w:szCs w:val="18"/>
-              </w:rPr>
-              <w:t>18</w:t>
-            </w:r>
-          </w:p>
-        </w:tc>
-        <w:tc>
-          <w:tcPr>
-            <w:tcW w:w="2800" w:type="dxa"/>
-            <w:tcBorders>
-              <w:top w:val="single" w:sz="1" w:space="0" w:color="CCCCCC"/>
-              <w:left w:val="single" w:sz="1" w:space="0" w:color="CCCCCC"/>
-              <w:bottom w:val="single" w:sz="1" w:space="0" w:color="CCCCCC"/>
-              <w:right w:val="single" w:sz="1" w:space="0" w:color="CCCCCC"/>
-            </w:tcBorders>
-            <w:tcMar>
-              <w:top w:w="80" w:type="dxa"/>
-              <w:left w:w="140" w:type="dxa"/>
-              <w:bottom w:w="80" w:type="dxa"/>
-              <w:right w:w="140" w:type="dxa"/>
-            </w:tcMar>
-            <w:vAlign w:val="center"/>
-          </w:tcPr>
-          <w:p>
-            <w:r>
-              <w:rPr>
-                <w:color w:val="1A1A2E"/>
-                <w:sz w:val="18"/>
-                <w:szCs w:val="18"/>
-              </w:rPr>
-              <w:t>coach/plan_recommender.py</w:t>
-            </w:r>
-          </w:p>
-        </w:tc>
-        <w:tc>
-          <w:tcPr>
-            <w:tcW w:w="5960" w:type="dxa"/>
-            <w:tcBorders>
-              <w:top w:val="single" w:sz="1" w:space="0" w:color="CCCCCC"/>
-              <w:left w:val="single" w:sz="1" w:space="0" w:color="CCCCCC"/>
-              <w:bottom w:val="single" w:sz="1" w:space="0" w:color="CCCCCC"/>
-              <w:right w:val="single" w:sz="1" w:space="0" w:color="CCCCCC"/>
-            </w:tcBorders>
-            <w:tcMar>
-              <w:top w:w="80" w:type="dxa"/>
-              <w:left w:w="140" w:type="dxa"/>
-              <w:bottom w:w="80" w:type="dxa"/>
-              <w:right w:w="140" w:type="dxa"/>
-            </w:tcMar>
-            <w:vAlign w:val="center"/>
-          </w:tcPr>
-          <w:p>
-            <w:r>
-              <w:rPr>
-                <w:color w:val="555555"/>
-                <w:sz w:val="18"/>
-                <w:szCs w:val="18"/>
-              </w:rPr>
-              <w:t xml:space="preserve">Generate </w:t>
-            </w:r>
-            <w:proofErr w:type="spellStart"/>
-            <w:r>
-              <w:rPr>
-                <w:color w:val="555555"/>
-                <w:sz w:val="18"/>
-                <w:szCs w:val="18"/>
-              </w:rPr>
-              <w:t>move_flags</w:t>
-            </w:r>
-            <w:proofErr w:type="spellEnd"/>
-            <w:r>
-              <w:rPr>
-                <w:color w:val="555555"/>
-                <w:sz w:val="18"/>
-                <w:szCs w:val="18"/>
-              </w:rPr>
-              <w:t xml:space="preserve"> and </w:t>
-            </w:r>
-            <w:proofErr w:type="spellStart"/>
-            <w:r>
-              <w:rPr>
-                <w:color w:val="555555"/>
-                <w:sz w:val="18"/>
-                <w:szCs w:val="18"/>
-              </w:rPr>
-              <w:t>weakness_squares</w:t>
-            </w:r>
-            <w:proofErr w:type="spellEnd"/>
-            <w:r>
-              <w:rPr>
-                <w:color w:val="555555"/>
-                <w:sz w:val="18"/>
-                <w:szCs w:val="18"/>
-              </w:rPr>
-              <w:t xml:space="preserve"> lists for heatmap rendering.</w:t>
+              <w:t>Generate move_flags and weakness_squares lists for heatmap rendering.</w:t>
             </w:r>
           </w:p>
         </w:tc>
@@ -16097,43 +13469,7 @@
           <w:sz w:val="19"/>
           <w:szCs w:val="19"/>
         </w:rPr>
-        <w:t xml:space="preserve">Every coaching sentence is traceable. Any output sentence must be traceable </w:t>
-      </w:r>
-      <w:proofErr w:type="gramStart"/>
-      <w:r>
-        <w:rPr>
-          <w:color w:val="1A1A2E"/>
-          <w:sz w:val="19"/>
-          <w:szCs w:val="19"/>
-        </w:rPr>
-        <w:t>to:</w:t>
-      </w:r>
-      <w:proofErr w:type="gramEnd"/>
-      <w:r>
-        <w:rPr>
-          <w:color w:val="1A1A2E"/>
-          <w:sz w:val="19"/>
-          <w:szCs w:val="19"/>
-        </w:rPr>
-        <w:t xml:space="preserve"> a </w:t>
-      </w:r>
-      <w:proofErr w:type="spellStart"/>
-      <w:r>
-        <w:rPr>
-          <w:color w:val="1A1A2E"/>
-          <w:sz w:val="19"/>
-          <w:szCs w:val="19"/>
-        </w:rPr>
-        <w:t>MetricSignal</w:t>
-      </w:r>
-      <w:proofErr w:type="spellEnd"/>
-      <w:r>
-        <w:rPr>
-          <w:color w:val="1A1A2E"/>
-          <w:sz w:val="19"/>
-          <w:szCs w:val="19"/>
-        </w:rPr>
-        <w:t xml:space="preserve"> score → a phrase DB row → a source citation. If it cannot be traced, it cannot be output.</w:t>
+        <w:t>Every coaching sentence is traceable. Any output sentence must be traceable to: a MetricSignal score → a phrase DB row → a source citation. If it cannot be traced, it cannot be output.</w:t>
       </w:r>
     </w:p>
     <w:p>
@@ -16169,25 +13505,7 @@
           <w:sz w:val="19"/>
           <w:szCs w:val="19"/>
         </w:rPr>
-        <w:t xml:space="preserve">Strategies are scored on trends, not snapshots. Flank and Feint </w:t>
-      </w:r>
-      <w:proofErr w:type="gramStart"/>
-      <w:r>
-        <w:rPr>
-          <w:color w:val="1A1A2E"/>
-          <w:sz w:val="19"/>
-          <w:szCs w:val="19"/>
-        </w:rPr>
-        <w:t>in particular require</w:t>
-      </w:r>
-      <w:proofErr w:type="gramEnd"/>
-      <w:r>
-        <w:rPr>
-          <w:color w:val="1A1A2E"/>
-          <w:sz w:val="19"/>
-          <w:szCs w:val="19"/>
-        </w:rPr>
-        <w:t xml:space="preserve"> N-move history windows. A single position is insufficient.</w:t>
+        <w:t>Strategies are scored on trends, not snapshots. Flank and Feint in particular require N-move history windows. A single position is insufficient.</w:t>
       </w:r>
     </w:p>
     <w:p>
@@ -16205,25 +13523,7 @@
           <w:sz w:val="19"/>
           <w:szCs w:val="19"/>
         </w:rPr>
-        <w:t xml:space="preserve">Phase context is injected before scoring. Every </w:t>
-      </w:r>
-      <w:proofErr w:type="spellStart"/>
-      <w:r>
-        <w:rPr>
-          <w:color w:val="1A1A2E"/>
-          <w:sz w:val="19"/>
-          <w:szCs w:val="19"/>
-        </w:rPr>
-        <w:t>MetricSignal</w:t>
-      </w:r>
-      <w:proofErr w:type="spellEnd"/>
-      <w:r>
-        <w:rPr>
-          <w:color w:val="1A1A2E"/>
-          <w:sz w:val="19"/>
-          <w:szCs w:val="19"/>
-        </w:rPr>
-        <w:t xml:space="preserve"> carries its phase tag. Scorers are not phase-agnostic.</w:t>
+        <w:t>Phase context is injected before scoring. Every MetricSignal carries its phase tag. Scorers are not phase-agnostic.</w:t>
       </w:r>
     </w:p>
     <w:p>
@@ -16241,25 +13541,7 @@
           <w:sz w:val="19"/>
           <w:szCs w:val="19"/>
         </w:rPr>
-        <w:t xml:space="preserve">The widget is a consumer, not a thinker. </w:t>
-      </w:r>
-      <w:proofErr w:type="spellStart"/>
-      <w:r>
-        <w:rPr>
-          <w:color w:val="1A1A2E"/>
-          <w:sz w:val="19"/>
-          <w:szCs w:val="19"/>
-        </w:rPr>
-        <w:t>CoachOutput</w:t>
-      </w:r>
-      <w:proofErr w:type="spellEnd"/>
-      <w:r>
-        <w:rPr>
-          <w:color w:val="1A1A2E"/>
-          <w:sz w:val="19"/>
-          <w:szCs w:val="19"/>
-        </w:rPr>
-        <w:t xml:space="preserve"> is the contract. The widget renders it; it does not interpret it.</w:t>
+        <w:t>The widget is a consumer, not a thinker. CoachOutput is the contract. The widget renders it; it does not interpret it.</w:t>
       </w:r>
     </w:p>
     <w:p>
